--- a/misc/2026/Inscritos - Copa São Bernardo de Badminton 2026_simples.docx
+++ b/misc/2026/Inscritos - Copa São Bernardo de Badminton 2026_simples.docx
@@ -92,7 +92,7 @@
     </w:p>
     <w:tbl>
       <w:tblPr>
-        <w:tblW w:w="8356" w:type="dxa"/>
+        <w:tblW w:w="7860" w:type="dxa"/>
         <w:tblInd w:w="96" w:type="dxa"/>
         <w:tblBorders>
           <w:top w:val="none" w:color="auto" w:sz="0" w:space="0"/>
@@ -103,7 +103,7 @@
           <w:insideV w:val="none" w:color="auto" w:sz="0" w:space="0"/>
         </w:tblBorders>
         <w:shd w:val="clear"/>
-        <w:tblLayout w:type="fixed"/>
+        <w:tblLayout w:type="autofit"/>
         <w:tblCellMar>
           <w:top w:w="0" w:type="dxa"/>
           <w:left w:w="108" w:type="dxa"/>
@@ -112,9 +112,9 @@
         </w:tblCellMar>
       </w:tblPr>
       <w:tblGrid>
-        <w:gridCol w:w="3363"/>
-        <w:gridCol w:w="2146"/>
-        <w:gridCol w:w="1163"/>
+        <w:gridCol w:w="3340"/>
+        <w:gridCol w:w="2007"/>
+        <w:gridCol w:w="1095"/>
         <w:gridCol w:w="1684"/>
       </w:tblGrid>
       <w:tr>
@@ -128,13 +128,19 @@
             <w:insideV w:val="none" w:color="auto" w:sz="0" w:space="0"/>
           </w:tblBorders>
           <w:shd w:val="clear"/>
+          <w:tblCellMar>
+            <w:top w:w="0" w:type="dxa"/>
+            <w:left w:w="108" w:type="dxa"/>
+            <w:bottom w:w="0" w:type="dxa"/>
+            <w:right w:w="108" w:type="dxa"/>
+          </w:tblCellMar>
         </w:tblPrEx>
         <w:trPr>
           <w:trHeight w:val="260" w:hRule="atLeast"/>
         </w:trPr>
         <w:tc>
           <w:tcPr>
-            <w:tcW w:w="3363" w:type="dxa"/>
+            <w:tcW w:w="3324" w:type="dxa"/>
             <w:tcBorders>
               <w:top w:val="single" w:color="4F81BD" w:sz="8" w:space="0"/>
               <w:left w:val="single" w:color="4F81BD" w:sz="8" w:space="0"/>
@@ -143,7 +149,55 @@
             </w:tcBorders>
             <w:shd w:val="clear" w:color="auto" w:fill="4F81BD"/>
             <w:noWrap/>
-            <w:vAlign w:val="center"/>
+            <w:vAlign w:val="bottom"/>
+          </w:tcPr>
+          <w:p>
+            <w:pPr>
+              <w:keepNext w:val="0"/>
+              <w:keepLines w:val="0"/>
+              <w:widowControl/>
+              <w:suppressLineNumbers w:val="0"/>
+              <w:jc w:val="center"/>
+              <w:textAlignment w:val="bottom"/>
+              <w:rPr>
+                <w:rFonts w:hint="default" w:ascii="Arial" w:hAnsi="Arial" w:cs="Arial"/>
+                <w:i w:val="0"/>
+                <w:iCs w:val="0"/>
+                <w:color w:val="FFFFFF"/>
+                <w:sz w:val="20"/>
+                <w:szCs w:val="20"/>
+                <w:u w:val="none"/>
+              </w:rPr>
+            </w:pPr>
+            <w:r>
+              <w:rPr>
+                <w:rFonts w:hint="default" w:ascii="Arial" w:hAnsi="Arial" w:eastAsia="SimSun" w:cs="Arial"/>
+                <w:i w:val="0"/>
+                <w:iCs w:val="0"/>
+                <w:color w:val="FFFFFF"/>
+                <w:kern w:val="0"/>
+                <w:sz w:val="20"/>
+                <w:szCs w:val="20"/>
+                <w:u w:val="none"/>
+                <w:bdr w:val="none" w:color="auto" w:sz="0" w:space="0"/>
+                <w:lang w:val="en-US" w:eastAsia="zh-CN" w:bidi="ar"/>
+              </w:rPr>
+              <w:t>Nome</w:t>
+            </w:r>
+          </w:p>
+        </w:tc>
+        <w:tc>
+          <w:tcPr>
+            <w:tcW w:w="1980" w:type="dxa"/>
+            <w:tcBorders>
+              <w:top w:val="single" w:color="4F81BD" w:sz="8" w:space="0"/>
+              <w:left w:val="dotted" w:color="auto" w:sz="0" w:space="0"/>
+              <w:bottom w:val="single" w:color="4F81BD" w:sz="8" w:space="0"/>
+              <w:right w:val="dotted" w:color="auto" w:sz="0" w:space="0"/>
+            </w:tcBorders>
+            <w:shd w:val="clear" w:color="auto" w:fill="4F81BD"/>
+            <w:noWrap/>
+            <w:vAlign w:val="bottom"/>
           </w:tcPr>
           <w:p>
             <w:pPr>
@@ -176,13 +230,13 @@
                 <w:bdr w:val="none" w:color="auto" w:sz="0" w:space="0"/>
                 <w:lang w:val="en-US" w:eastAsia="zh-CN" w:bidi="ar"/>
               </w:rPr>
-              <w:t>Nome</w:t>
-            </w:r>
-          </w:p>
-        </w:tc>
-        <w:tc>
-          <w:tcPr>
-            <w:tcW w:w="2146" w:type="dxa"/>
+              <w:t>Clube</w:t>
+            </w:r>
+          </w:p>
+        </w:tc>
+        <w:tc>
+          <w:tcPr>
+            <w:tcW w:w="972" w:type="dxa"/>
             <w:tcBorders>
               <w:top w:val="single" w:color="4F81BD" w:sz="8" w:space="0"/>
               <w:left w:val="dotted" w:color="auto" w:sz="0" w:space="0"/>
@@ -191,15 +245,15 @@
             </w:tcBorders>
             <w:shd w:val="clear" w:color="auto" w:fill="4F81BD"/>
             <w:noWrap/>
-            <w:vAlign w:val="center"/>
-          </w:tcPr>
-          <w:p>
-            <w:pPr>
-              <w:keepNext w:val="0"/>
-              <w:keepLines w:val="0"/>
-              <w:widowControl/>
-              <w:suppressLineNumbers w:val="0"/>
-              <w:jc w:val="left"/>
+            <w:vAlign w:val="bottom"/>
+          </w:tcPr>
+          <w:p>
+            <w:pPr>
+              <w:keepNext w:val="0"/>
+              <w:keepLines w:val="0"/>
+              <w:widowControl/>
+              <w:suppressLineNumbers w:val="0"/>
+              <w:jc w:val="center"/>
               <w:textAlignment w:val="bottom"/>
               <w:rPr>
                 <w:rFonts w:hint="default" w:ascii="Arial" w:hAnsi="Arial" w:cs="Arial"/>
@@ -224,70 +278,22 @@
                 <w:bdr w:val="none" w:color="auto" w:sz="0" w:space="0"/>
                 <w:lang w:val="en-US" w:eastAsia="zh-CN" w:bidi="ar"/>
               </w:rPr>
-              <w:t>Clube</w:t>
-            </w:r>
-          </w:p>
-        </w:tc>
-        <w:tc>
-          <w:tcPr>
-            <w:tcW w:w="1163" w:type="dxa"/>
-            <w:tcBorders>
-              <w:top w:val="single" w:color="4F81BD" w:sz="8" w:space="0"/>
-              <w:left w:val="dotted" w:color="auto" w:sz="0" w:space="0"/>
-              <w:bottom w:val="single" w:color="4F81BD" w:sz="8" w:space="0"/>
-              <w:right w:val="dotted" w:color="auto" w:sz="0" w:space="0"/>
+              <w:t>Categoria</w:t>
+            </w:r>
+          </w:p>
+        </w:tc>
+        <w:tc>
+          <w:tcPr>
+            <w:tcW w:w="1572" w:type="dxa"/>
+            <w:tcBorders>
+              <w:top w:val="single" w:color="4F81BD" w:sz="8" w:space="0"/>
+              <w:left w:val="dotted" w:color="auto" w:sz="0" w:space="0"/>
+              <w:bottom w:val="single" w:color="4F81BD" w:sz="8" w:space="0"/>
+              <w:right w:val="single" w:color="4F81BD" w:sz="8" w:space="0"/>
             </w:tcBorders>
             <w:shd w:val="clear" w:color="auto" w:fill="4F81BD"/>
             <w:noWrap/>
-            <w:vAlign w:val="center"/>
-          </w:tcPr>
-          <w:p>
-            <w:pPr>
-              <w:keepNext w:val="0"/>
-              <w:keepLines w:val="0"/>
-              <w:widowControl/>
-              <w:suppressLineNumbers w:val="0"/>
-              <w:jc w:val="left"/>
-              <w:textAlignment w:val="bottom"/>
-              <w:rPr>
-                <w:rFonts w:hint="default" w:ascii="Arial" w:hAnsi="Arial" w:cs="Arial"/>
-                <w:i w:val="0"/>
-                <w:iCs w:val="0"/>
-                <w:color w:val="FFFFFF"/>
-                <w:sz w:val="20"/>
-                <w:szCs w:val="20"/>
-                <w:u w:val="none"/>
-              </w:rPr>
-            </w:pPr>
-            <w:r>
-              <w:rPr>
-                <w:rFonts w:hint="default" w:ascii="Arial" w:hAnsi="Arial" w:eastAsia="SimSun" w:cs="Arial"/>
-                <w:i w:val="0"/>
-                <w:iCs w:val="0"/>
-                <w:color w:val="FFFFFF"/>
-                <w:kern w:val="0"/>
-                <w:sz w:val="20"/>
-                <w:szCs w:val="20"/>
-                <w:u w:val="none"/>
-                <w:bdr w:val="none" w:color="auto" w:sz="0" w:space="0"/>
-                <w:lang w:val="en-US" w:eastAsia="zh-CN" w:bidi="ar"/>
-              </w:rPr>
-              <w:t>Categoria</w:t>
-            </w:r>
-          </w:p>
-        </w:tc>
-        <w:tc>
-          <w:tcPr>
-            <w:tcW w:w="1684" w:type="dxa"/>
-            <w:tcBorders>
-              <w:top w:val="single" w:color="4F81BD" w:sz="8" w:space="0"/>
-              <w:left w:val="dotted" w:color="auto" w:sz="0" w:space="0"/>
-              <w:bottom w:val="single" w:color="4F81BD" w:sz="8" w:space="0"/>
-              <w:right w:val="single" w:color="4F81BD" w:sz="8" w:space="0"/>
-            </w:tcBorders>
-            <w:shd w:val="clear" w:color="auto" w:fill="4F81BD"/>
-            <w:noWrap/>
-            <w:vAlign w:val="center"/>
+            <w:vAlign w:val="bottom"/>
           </w:tcPr>
           <w:p>
             <w:pPr>
@@ -335,6 +341,7 @@
             <w:insideH w:val="none" w:color="auto" w:sz="0" w:space="0"/>
             <w:insideV w:val="none" w:color="auto" w:sz="0" w:space="0"/>
           </w:tblBorders>
+          <w:shd w:val="clear"/>
           <w:tblCellMar>
             <w:top w:w="0" w:type="dxa"/>
             <w:left w:w="108" w:type="dxa"/>
@@ -347,7 +354,7 @@
         </w:trPr>
         <w:tc>
           <w:tcPr>
-            <w:tcW w:w="3363" w:type="dxa"/>
+            <w:tcW w:w="0" w:type="auto"/>
             <w:tcBorders>
               <w:top w:val="single" w:color="4F81BD" w:sz="8" w:space="0"/>
               <w:left w:val="single" w:color="4F81BD" w:sz="8" w:space="0"/>
@@ -356,7 +363,7 @@
             </w:tcBorders>
             <w:shd w:val="clear" w:color="auto" w:fill="E9EDF4"/>
             <w:noWrap/>
-            <w:vAlign w:val="center"/>
+            <w:vAlign w:val="bottom"/>
           </w:tcPr>
           <w:p>
             <w:pPr>
@@ -395,7 +402,7 @@
         </w:tc>
         <w:tc>
           <w:tcPr>
-            <w:tcW w:w="2146" w:type="dxa"/>
+            <w:tcW w:w="0" w:type="auto"/>
             <w:tcBorders>
               <w:top w:val="single" w:color="4F81BD" w:sz="8" w:space="0"/>
               <w:left w:val="dotted" w:color="auto" w:sz="0" w:space="0"/>
@@ -404,7 +411,7 @@
             </w:tcBorders>
             <w:shd w:val="clear" w:color="auto" w:fill="E9EDF4"/>
             <w:noWrap/>
-            <w:vAlign w:val="center"/>
+            <w:vAlign w:val="bottom"/>
           </w:tcPr>
           <w:p>
             <w:pPr>
@@ -443,7 +450,7 @@
         </w:tc>
         <w:tc>
           <w:tcPr>
-            <w:tcW w:w="1163" w:type="dxa"/>
+            <w:tcW w:w="0" w:type="auto"/>
             <w:tcBorders>
               <w:top w:val="single" w:color="4F81BD" w:sz="8" w:space="0"/>
               <w:left w:val="dotted" w:color="auto" w:sz="0" w:space="0"/>
@@ -452,15 +459,15 @@
             </w:tcBorders>
             <w:shd w:val="clear" w:color="auto" w:fill="E9EDF4"/>
             <w:noWrap/>
-            <w:vAlign w:val="center"/>
-          </w:tcPr>
-          <w:p>
-            <w:pPr>
-              <w:keepNext w:val="0"/>
-              <w:keepLines w:val="0"/>
-              <w:widowControl/>
-              <w:suppressLineNumbers w:val="0"/>
-              <w:jc w:val="left"/>
+            <w:vAlign w:val="bottom"/>
+          </w:tcPr>
+          <w:p>
+            <w:pPr>
+              <w:keepNext w:val="0"/>
+              <w:keepLines w:val="0"/>
+              <w:widowControl/>
+              <w:suppressLineNumbers w:val="0"/>
+              <w:jc w:val="center"/>
               <w:textAlignment w:val="bottom"/>
               <w:rPr>
                 <w:rFonts w:hint="default" w:ascii="Arial" w:hAnsi="Arial" w:cs="Arial"/>
@@ -491,7 +498,7 @@
         </w:tc>
         <w:tc>
           <w:tcPr>
-            <w:tcW w:w="1684" w:type="dxa"/>
+            <w:tcW w:w="0" w:type="auto"/>
             <w:tcBorders>
               <w:top w:val="single" w:color="4F81BD" w:sz="8" w:space="0"/>
               <w:left w:val="dotted" w:color="auto" w:sz="0" w:space="0"/>
@@ -500,15 +507,15 @@
             </w:tcBorders>
             <w:shd w:val="clear" w:color="auto" w:fill="E9EDF4"/>
             <w:noWrap/>
-            <w:vAlign w:val="center"/>
-          </w:tcPr>
-          <w:p>
-            <w:pPr>
-              <w:keepNext w:val="0"/>
-              <w:keepLines w:val="0"/>
-              <w:widowControl/>
-              <w:suppressLineNumbers w:val="0"/>
-              <w:jc w:val="left"/>
+            <w:vAlign w:val="bottom"/>
+          </w:tcPr>
+          <w:p>
+            <w:pPr>
+              <w:keepNext w:val="0"/>
+              <w:keepLines w:val="0"/>
+              <w:widowControl/>
+              <w:suppressLineNumbers w:val="0"/>
+              <w:jc w:val="center"/>
               <w:textAlignment w:val="bottom"/>
               <w:rPr>
                 <w:rFonts w:hint="default" w:ascii="Arial" w:hAnsi="Arial" w:cs="Arial"/>
@@ -548,6 +555,7 @@
             <w:insideH w:val="none" w:color="auto" w:sz="0" w:space="0"/>
             <w:insideV w:val="none" w:color="auto" w:sz="0" w:space="0"/>
           </w:tblBorders>
+          <w:shd w:val="clear"/>
           <w:tblCellMar>
             <w:top w:w="0" w:type="dxa"/>
             <w:left w:w="108" w:type="dxa"/>
@@ -560,7 +568,7 @@
         </w:trPr>
         <w:tc>
           <w:tcPr>
-            <w:tcW w:w="3363" w:type="dxa"/>
+            <w:tcW w:w="0" w:type="auto"/>
             <w:tcBorders>
               <w:top w:val="single" w:color="4F81BD" w:sz="8" w:space="0"/>
               <w:left w:val="single" w:color="4F81BD" w:sz="8" w:space="0"/>
@@ -569,7 +577,7 @@
             </w:tcBorders>
             <w:shd w:val="clear" w:color="auto" w:fill="FFFFFF"/>
             <w:noWrap/>
-            <w:vAlign w:val="center"/>
+            <w:vAlign w:val="bottom"/>
           </w:tcPr>
           <w:p>
             <w:pPr>
@@ -608,7 +616,7 @@
         </w:tc>
         <w:tc>
           <w:tcPr>
-            <w:tcW w:w="2146" w:type="dxa"/>
+            <w:tcW w:w="0" w:type="auto"/>
             <w:tcBorders>
               <w:top w:val="single" w:color="4F81BD" w:sz="8" w:space="0"/>
               <w:left w:val="dotted" w:color="auto" w:sz="0" w:space="0"/>
@@ -617,7 +625,7 @@
             </w:tcBorders>
             <w:shd w:val="clear" w:color="auto" w:fill="FFFFFF"/>
             <w:noWrap/>
-            <w:vAlign w:val="center"/>
+            <w:vAlign w:val="bottom"/>
           </w:tcPr>
           <w:p>
             <w:pPr>
@@ -656,7 +664,7 @@
         </w:tc>
         <w:tc>
           <w:tcPr>
-            <w:tcW w:w="1163" w:type="dxa"/>
+            <w:tcW w:w="0" w:type="auto"/>
             <w:tcBorders>
               <w:top w:val="single" w:color="4F81BD" w:sz="8" w:space="0"/>
               <w:left w:val="dotted" w:color="auto" w:sz="0" w:space="0"/>
@@ -665,15 +673,15 @@
             </w:tcBorders>
             <w:shd w:val="clear" w:color="auto" w:fill="FFFFFF"/>
             <w:noWrap/>
-            <w:vAlign w:val="center"/>
-          </w:tcPr>
-          <w:p>
-            <w:pPr>
-              <w:keepNext w:val="0"/>
-              <w:keepLines w:val="0"/>
-              <w:widowControl/>
-              <w:suppressLineNumbers w:val="0"/>
-              <w:jc w:val="left"/>
+            <w:vAlign w:val="bottom"/>
+          </w:tcPr>
+          <w:p>
+            <w:pPr>
+              <w:keepNext w:val="0"/>
+              <w:keepLines w:val="0"/>
+              <w:widowControl/>
+              <w:suppressLineNumbers w:val="0"/>
+              <w:jc w:val="center"/>
               <w:textAlignment w:val="bottom"/>
               <w:rPr>
                 <w:rFonts w:hint="default" w:ascii="Arial" w:hAnsi="Arial" w:cs="Arial"/>
@@ -704,7 +712,7 @@
         </w:tc>
         <w:tc>
           <w:tcPr>
-            <w:tcW w:w="1684" w:type="dxa"/>
+            <w:tcW w:w="0" w:type="auto"/>
             <w:tcBorders>
               <w:top w:val="single" w:color="4F81BD" w:sz="8" w:space="0"/>
               <w:left w:val="dotted" w:color="auto" w:sz="0" w:space="0"/>
@@ -713,15 +721,15 @@
             </w:tcBorders>
             <w:shd w:val="clear" w:color="auto" w:fill="FFFFFF"/>
             <w:noWrap/>
-            <w:vAlign w:val="center"/>
-          </w:tcPr>
-          <w:p>
-            <w:pPr>
-              <w:keepNext w:val="0"/>
-              <w:keepLines w:val="0"/>
-              <w:widowControl/>
-              <w:suppressLineNumbers w:val="0"/>
-              <w:jc w:val="left"/>
+            <w:vAlign w:val="bottom"/>
+          </w:tcPr>
+          <w:p>
+            <w:pPr>
+              <w:keepNext w:val="0"/>
+              <w:keepLines w:val="0"/>
+              <w:widowControl/>
+              <w:suppressLineNumbers w:val="0"/>
+              <w:jc w:val="center"/>
               <w:textAlignment w:val="bottom"/>
               <w:rPr>
                 <w:rFonts w:hint="default" w:ascii="Arial" w:hAnsi="Arial" w:cs="Arial"/>
@@ -761,6 +769,7 @@
             <w:insideH w:val="none" w:color="auto" w:sz="0" w:space="0"/>
             <w:insideV w:val="none" w:color="auto" w:sz="0" w:space="0"/>
           </w:tblBorders>
+          <w:shd w:val="clear"/>
           <w:tblCellMar>
             <w:top w:w="0" w:type="dxa"/>
             <w:left w:w="108" w:type="dxa"/>
@@ -773,7 +782,7 @@
         </w:trPr>
         <w:tc>
           <w:tcPr>
-            <w:tcW w:w="3363" w:type="dxa"/>
+            <w:tcW w:w="0" w:type="auto"/>
             <w:tcBorders>
               <w:top w:val="single" w:color="4F81BD" w:sz="8" w:space="0"/>
               <w:left w:val="single" w:color="4F81BD" w:sz="8" w:space="0"/>
@@ -782,7 +791,7 @@
             </w:tcBorders>
             <w:shd w:val="clear" w:color="auto" w:fill="E9EDF4"/>
             <w:noWrap/>
-            <w:vAlign w:val="center"/>
+            <w:vAlign w:val="bottom"/>
           </w:tcPr>
           <w:p>
             <w:pPr>
@@ -821,7 +830,7 @@
         </w:tc>
         <w:tc>
           <w:tcPr>
-            <w:tcW w:w="2146" w:type="dxa"/>
+            <w:tcW w:w="0" w:type="auto"/>
             <w:tcBorders>
               <w:top w:val="single" w:color="4F81BD" w:sz="8" w:space="0"/>
               <w:left w:val="dotted" w:color="auto" w:sz="0" w:space="0"/>
@@ -830,7 +839,7 @@
             </w:tcBorders>
             <w:shd w:val="clear" w:color="auto" w:fill="E9EDF4"/>
             <w:noWrap/>
-            <w:vAlign w:val="center"/>
+            <w:vAlign w:val="bottom"/>
           </w:tcPr>
           <w:p>
             <w:pPr>
@@ -869,7 +878,7 @@
         </w:tc>
         <w:tc>
           <w:tcPr>
-            <w:tcW w:w="1163" w:type="dxa"/>
+            <w:tcW w:w="0" w:type="auto"/>
             <w:tcBorders>
               <w:top w:val="single" w:color="4F81BD" w:sz="8" w:space="0"/>
               <w:left w:val="dotted" w:color="auto" w:sz="0" w:space="0"/>
@@ -878,15 +887,15 @@
             </w:tcBorders>
             <w:shd w:val="clear" w:color="auto" w:fill="E9EDF4"/>
             <w:noWrap/>
-            <w:vAlign w:val="center"/>
-          </w:tcPr>
-          <w:p>
-            <w:pPr>
-              <w:keepNext w:val="0"/>
-              <w:keepLines w:val="0"/>
-              <w:widowControl/>
-              <w:suppressLineNumbers w:val="0"/>
-              <w:jc w:val="left"/>
+            <w:vAlign w:val="bottom"/>
+          </w:tcPr>
+          <w:p>
+            <w:pPr>
+              <w:keepNext w:val="0"/>
+              <w:keepLines w:val="0"/>
+              <w:widowControl/>
+              <w:suppressLineNumbers w:val="0"/>
+              <w:jc w:val="center"/>
               <w:textAlignment w:val="bottom"/>
               <w:rPr>
                 <w:rFonts w:hint="default" w:ascii="Arial" w:hAnsi="Arial" w:cs="Arial"/>
@@ -917,7 +926,7 @@
         </w:tc>
         <w:tc>
           <w:tcPr>
-            <w:tcW w:w="1684" w:type="dxa"/>
+            <w:tcW w:w="0" w:type="auto"/>
             <w:tcBorders>
               <w:top w:val="single" w:color="4F81BD" w:sz="8" w:space="0"/>
               <w:left w:val="dotted" w:color="auto" w:sz="0" w:space="0"/>
@@ -926,15 +935,15 @@
             </w:tcBorders>
             <w:shd w:val="clear" w:color="auto" w:fill="E9EDF4"/>
             <w:noWrap/>
-            <w:vAlign w:val="center"/>
-          </w:tcPr>
-          <w:p>
-            <w:pPr>
-              <w:keepNext w:val="0"/>
-              <w:keepLines w:val="0"/>
-              <w:widowControl/>
-              <w:suppressLineNumbers w:val="0"/>
-              <w:jc w:val="left"/>
+            <w:vAlign w:val="bottom"/>
+          </w:tcPr>
+          <w:p>
+            <w:pPr>
+              <w:keepNext w:val="0"/>
+              <w:keepLines w:val="0"/>
+              <w:widowControl/>
+              <w:suppressLineNumbers w:val="0"/>
+              <w:jc w:val="center"/>
               <w:textAlignment w:val="bottom"/>
               <w:rPr>
                 <w:rFonts w:hint="default" w:ascii="Arial" w:hAnsi="Arial" w:cs="Arial"/>
@@ -974,6 +983,7 @@
             <w:insideH w:val="none" w:color="auto" w:sz="0" w:space="0"/>
             <w:insideV w:val="none" w:color="auto" w:sz="0" w:space="0"/>
           </w:tblBorders>
+          <w:shd w:val="clear"/>
           <w:tblCellMar>
             <w:top w:w="0" w:type="dxa"/>
             <w:left w:w="108" w:type="dxa"/>
@@ -986,7 +996,7 @@
         </w:trPr>
         <w:tc>
           <w:tcPr>
-            <w:tcW w:w="3363" w:type="dxa"/>
+            <w:tcW w:w="0" w:type="auto"/>
             <w:tcBorders>
               <w:top w:val="single" w:color="4F81BD" w:sz="8" w:space="0"/>
               <w:left w:val="single" w:color="4F81BD" w:sz="8" w:space="0"/>
@@ -995,7 +1005,7 @@
             </w:tcBorders>
             <w:shd w:val="clear" w:color="auto" w:fill="FFFFFF"/>
             <w:noWrap/>
-            <w:vAlign w:val="center"/>
+            <w:vAlign w:val="bottom"/>
           </w:tcPr>
           <w:p>
             <w:pPr>
@@ -1034,7 +1044,7 @@
         </w:tc>
         <w:tc>
           <w:tcPr>
-            <w:tcW w:w="2146" w:type="dxa"/>
+            <w:tcW w:w="0" w:type="auto"/>
             <w:tcBorders>
               <w:top w:val="single" w:color="4F81BD" w:sz="8" w:space="0"/>
               <w:left w:val="dotted" w:color="auto" w:sz="0" w:space="0"/>
@@ -1043,7 +1053,7 @@
             </w:tcBorders>
             <w:shd w:val="clear" w:color="auto" w:fill="FFFFFF"/>
             <w:noWrap/>
-            <w:vAlign w:val="center"/>
+            <w:vAlign w:val="bottom"/>
           </w:tcPr>
           <w:p>
             <w:pPr>
@@ -1082,7 +1092,7 @@
         </w:tc>
         <w:tc>
           <w:tcPr>
-            <w:tcW w:w="1163" w:type="dxa"/>
+            <w:tcW w:w="0" w:type="auto"/>
             <w:tcBorders>
               <w:top w:val="single" w:color="4F81BD" w:sz="8" w:space="0"/>
               <w:left w:val="dotted" w:color="auto" w:sz="0" w:space="0"/>
@@ -1091,15 +1101,15 @@
             </w:tcBorders>
             <w:shd w:val="clear" w:color="auto" w:fill="FFFFFF"/>
             <w:noWrap/>
-            <w:vAlign w:val="center"/>
-          </w:tcPr>
-          <w:p>
-            <w:pPr>
-              <w:keepNext w:val="0"/>
-              <w:keepLines w:val="0"/>
-              <w:widowControl/>
-              <w:suppressLineNumbers w:val="0"/>
-              <w:jc w:val="left"/>
+            <w:vAlign w:val="bottom"/>
+          </w:tcPr>
+          <w:p>
+            <w:pPr>
+              <w:keepNext w:val="0"/>
+              <w:keepLines w:val="0"/>
+              <w:widowControl/>
+              <w:suppressLineNumbers w:val="0"/>
+              <w:jc w:val="center"/>
               <w:textAlignment w:val="bottom"/>
               <w:rPr>
                 <w:rFonts w:hint="default" w:ascii="Arial" w:hAnsi="Arial" w:cs="Arial"/>
@@ -1130,7 +1140,7 @@
         </w:tc>
         <w:tc>
           <w:tcPr>
-            <w:tcW w:w="1684" w:type="dxa"/>
+            <w:tcW w:w="0" w:type="auto"/>
             <w:tcBorders>
               <w:top w:val="single" w:color="4F81BD" w:sz="8" w:space="0"/>
               <w:left w:val="dotted" w:color="auto" w:sz="0" w:space="0"/>
@@ -1139,11 +1149,11 @@
             </w:tcBorders>
             <w:shd w:val="clear" w:color="auto" w:fill="FFFFFF"/>
             <w:noWrap/>
-            <w:vAlign w:val="center"/>
-          </w:tcPr>
-          <w:p>
-            <w:pPr>
-              <w:jc w:val="left"/>
+            <w:vAlign w:val="bottom"/>
+          </w:tcPr>
+          <w:p>
+            <w:pPr>
+              <w:jc w:val="center"/>
               <w:rPr>
                 <w:rFonts w:hint="default" w:ascii="Arial" w:hAnsi="Arial" w:cs="Arial"/>
                 <w:i w:val="0"/>
@@ -1167,6 +1177,7 @@
             <w:insideH w:val="none" w:color="auto" w:sz="0" w:space="0"/>
             <w:insideV w:val="none" w:color="auto" w:sz="0" w:space="0"/>
           </w:tblBorders>
+          <w:shd w:val="clear"/>
           <w:tblCellMar>
             <w:top w:w="0" w:type="dxa"/>
             <w:left w:w="108" w:type="dxa"/>
@@ -1179,7 +1190,7 @@
         </w:trPr>
         <w:tc>
           <w:tcPr>
-            <w:tcW w:w="3363" w:type="dxa"/>
+            <w:tcW w:w="0" w:type="auto"/>
             <w:tcBorders>
               <w:top w:val="single" w:color="4F81BD" w:sz="8" w:space="0"/>
               <w:left w:val="single" w:color="4F81BD" w:sz="8" w:space="0"/>
@@ -1188,7 +1199,7 @@
             </w:tcBorders>
             <w:shd w:val="clear" w:color="auto" w:fill="E9EDF4"/>
             <w:noWrap/>
-            <w:vAlign w:val="center"/>
+            <w:vAlign w:val="bottom"/>
           </w:tcPr>
           <w:p>
             <w:pPr>
@@ -1227,7 +1238,7 @@
         </w:tc>
         <w:tc>
           <w:tcPr>
-            <w:tcW w:w="2146" w:type="dxa"/>
+            <w:tcW w:w="0" w:type="auto"/>
             <w:tcBorders>
               <w:top w:val="single" w:color="4F81BD" w:sz="8" w:space="0"/>
               <w:left w:val="dotted" w:color="auto" w:sz="0" w:space="0"/>
@@ -1236,7 +1247,7 @@
             </w:tcBorders>
             <w:shd w:val="clear" w:color="auto" w:fill="E9EDF4"/>
             <w:noWrap/>
-            <w:vAlign w:val="center"/>
+            <w:vAlign w:val="bottom"/>
           </w:tcPr>
           <w:p>
             <w:pPr>
@@ -1275,7 +1286,7 @@
         </w:tc>
         <w:tc>
           <w:tcPr>
-            <w:tcW w:w="1163" w:type="dxa"/>
+            <w:tcW w:w="0" w:type="auto"/>
             <w:tcBorders>
               <w:top w:val="single" w:color="4F81BD" w:sz="8" w:space="0"/>
               <w:left w:val="dotted" w:color="auto" w:sz="0" w:space="0"/>
@@ -1284,15 +1295,15 @@
             </w:tcBorders>
             <w:shd w:val="clear" w:color="auto" w:fill="E9EDF4"/>
             <w:noWrap/>
-            <w:vAlign w:val="center"/>
-          </w:tcPr>
-          <w:p>
-            <w:pPr>
-              <w:keepNext w:val="0"/>
-              <w:keepLines w:val="0"/>
-              <w:widowControl/>
-              <w:suppressLineNumbers w:val="0"/>
-              <w:jc w:val="left"/>
+            <w:vAlign w:val="bottom"/>
+          </w:tcPr>
+          <w:p>
+            <w:pPr>
+              <w:keepNext w:val="0"/>
+              <w:keepLines w:val="0"/>
+              <w:widowControl/>
+              <w:suppressLineNumbers w:val="0"/>
+              <w:jc w:val="center"/>
               <w:textAlignment w:val="bottom"/>
               <w:rPr>
                 <w:rFonts w:hint="default" w:ascii="Arial" w:hAnsi="Arial" w:cs="Arial"/>
@@ -1323,7 +1334,7 @@
         </w:tc>
         <w:tc>
           <w:tcPr>
-            <w:tcW w:w="1684" w:type="dxa"/>
+            <w:tcW w:w="0" w:type="auto"/>
             <w:tcBorders>
               <w:top w:val="single" w:color="4F81BD" w:sz="8" w:space="0"/>
               <w:left w:val="dotted" w:color="auto" w:sz="0" w:space="0"/>
@@ -1332,11 +1343,11 @@
             </w:tcBorders>
             <w:shd w:val="clear" w:color="auto" w:fill="E9EDF4"/>
             <w:noWrap/>
-            <w:vAlign w:val="center"/>
-          </w:tcPr>
-          <w:p>
-            <w:pPr>
-              <w:jc w:val="left"/>
+            <w:vAlign w:val="bottom"/>
+          </w:tcPr>
+          <w:p>
+            <w:pPr>
+              <w:jc w:val="center"/>
               <w:rPr>
                 <w:rFonts w:hint="default" w:ascii="Arial" w:hAnsi="Arial" w:cs="Arial"/>
                 <w:i w:val="0"/>
@@ -1360,6 +1371,7 @@
             <w:insideH w:val="none" w:color="auto" w:sz="0" w:space="0"/>
             <w:insideV w:val="none" w:color="auto" w:sz="0" w:space="0"/>
           </w:tblBorders>
+          <w:shd w:val="clear"/>
           <w:tblCellMar>
             <w:top w:w="0" w:type="dxa"/>
             <w:left w:w="108" w:type="dxa"/>
@@ -1372,7 +1384,7 @@
         </w:trPr>
         <w:tc>
           <w:tcPr>
-            <w:tcW w:w="3363" w:type="dxa"/>
+            <w:tcW w:w="0" w:type="auto"/>
             <w:tcBorders>
               <w:top w:val="single" w:color="4F81BD" w:sz="8" w:space="0"/>
               <w:left w:val="single" w:color="4F81BD" w:sz="8" w:space="0"/>
@@ -1381,7 +1393,7 @@
             </w:tcBorders>
             <w:shd w:val="clear" w:color="auto" w:fill="FFFFFF"/>
             <w:noWrap/>
-            <w:vAlign w:val="center"/>
+            <w:vAlign w:val="bottom"/>
           </w:tcPr>
           <w:p>
             <w:pPr>
@@ -1420,7 +1432,7 @@
         </w:tc>
         <w:tc>
           <w:tcPr>
-            <w:tcW w:w="2146" w:type="dxa"/>
+            <w:tcW w:w="0" w:type="auto"/>
             <w:tcBorders>
               <w:top w:val="single" w:color="4F81BD" w:sz="8" w:space="0"/>
               <w:left w:val="dotted" w:color="auto" w:sz="0" w:space="0"/>
@@ -1429,7 +1441,7 @@
             </w:tcBorders>
             <w:shd w:val="clear" w:color="auto" w:fill="FFFFFF"/>
             <w:noWrap/>
-            <w:vAlign w:val="center"/>
+            <w:vAlign w:val="bottom"/>
           </w:tcPr>
           <w:p>
             <w:pPr>
@@ -1468,7 +1480,7 @@
         </w:tc>
         <w:tc>
           <w:tcPr>
-            <w:tcW w:w="1163" w:type="dxa"/>
+            <w:tcW w:w="0" w:type="auto"/>
             <w:tcBorders>
               <w:top w:val="single" w:color="4F81BD" w:sz="8" w:space="0"/>
               <w:left w:val="dotted" w:color="auto" w:sz="0" w:space="0"/>
@@ -1477,15 +1489,15 @@
             </w:tcBorders>
             <w:shd w:val="clear" w:color="auto" w:fill="FFFFFF"/>
             <w:noWrap/>
-            <w:vAlign w:val="center"/>
-          </w:tcPr>
-          <w:p>
-            <w:pPr>
-              <w:keepNext w:val="0"/>
-              <w:keepLines w:val="0"/>
-              <w:widowControl/>
-              <w:suppressLineNumbers w:val="0"/>
-              <w:jc w:val="left"/>
+            <w:vAlign w:val="bottom"/>
+          </w:tcPr>
+          <w:p>
+            <w:pPr>
+              <w:keepNext w:val="0"/>
+              <w:keepLines w:val="0"/>
+              <w:widowControl/>
+              <w:suppressLineNumbers w:val="0"/>
+              <w:jc w:val="center"/>
               <w:textAlignment w:val="bottom"/>
               <w:rPr>
                 <w:rFonts w:hint="default" w:ascii="Arial" w:hAnsi="Arial" w:cs="Arial"/>
@@ -1516,7 +1528,7 @@
         </w:tc>
         <w:tc>
           <w:tcPr>
-            <w:tcW w:w="1684" w:type="dxa"/>
+            <w:tcW w:w="0" w:type="auto"/>
             <w:tcBorders>
               <w:top w:val="single" w:color="4F81BD" w:sz="8" w:space="0"/>
               <w:left w:val="dotted" w:color="auto" w:sz="0" w:space="0"/>
@@ -1525,11 +1537,11 @@
             </w:tcBorders>
             <w:shd w:val="clear" w:color="auto" w:fill="FFFFFF"/>
             <w:noWrap/>
-            <w:vAlign w:val="center"/>
-          </w:tcPr>
-          <w:p>
-            <w:pPr>
-              <w:jc w:val="left"/>
+            <w:vAlign w:val="bottom"/>
+          </w:tcPr>
+          <w:p>
+            <w:pPr>
+              <w:jc w:val="center"/>
               <w:rPr>
                 <w:rFonts w:hint="default" w:ascii="Arial" w:hAnsi="Arial" w:cs="Arial"/>
                 <w:i w:val="0"/>
@@ -1553,6 +1565,7 @@
             <w:insideH w:val="none" w:color="auto" w:sz="0" w:space="0"/>
             <w:insideV w:val="none" w:color="auto" w:sz="0" w:space="0"/>
           </w:tblBorders>
+          <w:shd w:val="clear"/>
           <w:tblCellMar>
             <w:top w:w="0" w:type="dxa"/>
             <w:left w:w="108" w:type="dxa"/>
@@ -1565,7 +1578,7 @@
         </w:trPr>
         <w:tc>
           <w:tcPr>
-            <w:tcW w:w="3363" w:type="dxa"/>
+            <w:tcW w:w="0" w:type="auto"/>
             <w:tcBorders>
               <w:top w:val="single" w:color="4F81BD" w:sz="8" w:space="0"/>
               <w:left w:val="single" w:color="4F81BD" w:sz="8" w:space="0"/>
@@ -1574,7 +1587,7 @@
             </w:tcBorders>
             <w:shd w:val="clear" w:color="auto" w:fill="E9EDF4"/>
             <w:noWrap/>
-            <w:vAlign w:val="center"/>
+            <w:vAlign w:val="bottom"/>
           </w:tcPr>
           <w:p>
             <w:pPr>
@@ -1613,7 +1626,7 @@
         </w:tc>
         <w:tc>
           <w:tcPr>
-            <w:tcW w:w="2146" w:type="dxa"/>
+            <w:tcW w:w="0" w:type="auto"/>
             <w:tcBorders>
               <w:top w:val="single" w:color="4F81BD" w:sz="8" w:space="0"/>
               <w:left w:val="dotted" w:color="auto" w:sz="0" w:space="0"/>
@@ -1622,26 +1635,25 @@
             </w:tcBorders>
             <w:shd w:val="clear" w:color="auto" w:fill="E9EDF4"/>
             <w:noWrap/>
-            <w:vAlign w:val="center"/>
-          </w:tcPr>
-          <w:p>
-            <w:pPr>
-              <w:jc w:val="left"/>
-              <w:rPr>
-                <w:rFonts w:hint="default" w:ascii="Arial" w:hAnsi="Arial" w:cs="Arial"/>
-                <w:i w:val="0"/>
-                <w:iCs w:val="0"/>
-                <w:color w:val="000000"/>
-                <w:sz w:val="20"/>
-                <w:szCs w:val="20"/>
-                <w:u w:val="none"/>
-              </w:rPr>
-            </w:pPr>
-          </w:p>
-        </w:tc>
-        <w:tc>
-          <w:tcPr>
-            <w:tcW w:w="1163" w:type="dxa"/>
+            <w:vAlign w:val="bottom"/>
+          </w:tcPr>
+          <w:p>
+            <w:pPr>
+              <w:rPr>
+                <w:rFonts w:hint="default" w:ascii="Arial" w:hAnsi="Arial" w:cs="Arial"/>
+                <w:i w:val="0"/>
+                <w:iCs w:val="0"/>
+                <w:color w:val="000000"/>
+                <w:sz w:val="20"/>
+                <w:szCs w:val="20"/>
+                <w:u w:val="none"/>
+              </w:rPr>
+            </w:pPr>
+          </w:p>
+        </w:tc>
+        <w:tc>
+          <w:tcPr>
+            <w:tcW w:w="0" w:type="auto"/>
             <w:tcBorders>
               <w:top w:val="single" w:color="4F81BD" w:sz="8" w:space="0"/>
               <w:left w:val="dotted" w:color="auto" w:sz="0" w:space="0"/>
@@ -1650,15 +1662,15 @@
             </w:tcBorders>
             <w:shd w:val="clear" w:color="auto" w:fill="E9EDF4"/>
             <w:noWrap/>
-            <w:vAlign w:val="center"/>
-          </w:tcPr>
-          <w:p>
-            <w:pPr>
-              <w:keepNext w:val="0"/>
-              <w:keepLines w:val="0"/>
-              <w:widowControl/>
-              <w:suppressLineNumbers w:val="0"/>
-              <w:jc w:val="left"/>
+            <w:vAlign w:val="bottom"/>
+          </w:tcPr>
+          <w:p>
+            <w:pPr>
+              <w:keepNext w:val="0"/>
+              <w:keepLines w:val="0"/>
+              <w:widowControl/>
+              <w:suppressLineNumbers w:val="0"/>
+              <w:jc w:val="center"/>
               <w:textAlignment w:val="bottom"/>
               <w:rPr>
                 <w:rFonts w:hint="default" w:ascii="Arial" w:hAnsi="Arial" w:cs="Arial"/>
@@ -1689,7 +1701,7 @@
         </w:tc>
         <w:tc>
           <w:tcPr>
-            <w:tcW w:w="1684" w:type="dxa"/>
+            <w:tcW w:w="0" w:type="auto"/>
             <w:tcBorders>
               <w:top w:val="single" w:color="4F81BD" w:sz="8" w:space="0"/>
               <w:left w:val="dotted" w:color="auto" w:sz="0" w:space="0"/>
@@ -1698,11 +1710,11 @@
             </w:tcBorders>
             <w:shd w:val="clear" w:color="auto" w:fill="E9EDF4"/>
             <w:noWrap/>
-            <w:vAlign w:val="center"/>
-          </w:tcPr>
-          <w:p>
-            <w:pPr>
-              <w:jc w:val="left"/>
+            <w:vAlign w:val="bottom"/>
+          </w:tcPr>
+          <w:p>
+            <w:pPr>
+              <w:jc w:val="center"/>
               <w:rPr>
                 <w:rFonts w:hint="default" w:ascii="Arial" w:hAnsi="Arial" w:cs="Arial"/>
                 <w:i w:val="0"/>
@@ -1726,6 +1738,7 @@
             <w:insideH w:val="none" w:color="auto" w:sz="0" w:space="0"/>
             <w:insideV w:val="none" w:color="auto" w:sz="0" w:space="0"/>
           </w:tblBorders>
+          <w:shd w:val="clear"/>
           <w:tblCellMar>
             <w:top w:w="0" w:type="dxa"/>
             <w:left w:w="108" w:type="dxa"/>
@@ -1738,7 +1751,7 @@
         </w:trPr>
         <w:tc>
           <w:tcPr>
-            <w:tcW w:w="3363" w:type="dxa"/>
+            <w:tcW w:w="0" w:type="auto"/>
             <w:tcBorders>
               <w:top w:val="single" w:color="4F81BD" w:sz="8" w:space="0"/>
               <w:left w:val="single" w:color="4F81BD" w:sz="8" w:space="0"/>
@@ -1747,7 +1760,7 @@
             </w:tcBorders>
             <w:shd w:val="clear" w:color="auto" w:fill="FFFFFF"/>
             <w:noWrap/>
-            <w:vAlign w:val="center"/>
+            <w:vAlign w:val="bottom"/>
           </w:tcPr>
           <w:p>
             <w:pPr>
@@ -1786,7 +1799,7 @@
         </w:tc>
         <w:tc>
           <w:tcPr>
-            <w:tcW w:w="2146" w:type="dxa"/>
+            <w:tcW w:w="0" w:type="auto"/>
             <w:tcBorders>
               <w:top w:val="single" w:color="4F81BD" w:sz="8" w:space="0"/>
               <w:left w:val="dotted" w:color="auto" w:sz="0" w:space="0"/>
@@ -1795,7 +1808,7 @@
             </w:tcBorders>
             <w:shd w:val="clear" w:color="auto" w:fill="FFFFFF"/>
             <w:noWrap/>
-            <w:vAlign w:val="center"/>
+            <w:vAlign w:val="bottom"/>
           </w:tcPr>
           <w:p>
             <w:pPr>
@@ -1834,7 +1847,7 @@
         </w:tc>
         <w:tc>
           <w:tcPr>
-            <w:tcW w:w="1163" w:type="dxa"/>
+            <w:tcW w:w="0" w:type="auto"/>
             <w:tcBorders>
               <w:top w:val="single" w:color="4F81BD" w:sz="8" w:space="0"/>
               <w:left w:val="dotted" w:color="auto" w:sz="0" w:space="0"/>
@@ -1843,15 +1856,15 @@
             </w:tcBorders>
             <w:shd w:val="clear" w:color="auto" w:fill="FFFFFF"/>
             <w:noWrap/>
-            <w:vAlign w:val="center"/>
-          </w:tcPr>
-          <w:p>
-            <w:pPr>
-              <w:keepNext w:val="0"/>
-              <w:keepLines w:val="0"/>
-              <w:widowControl/>
-              <w:suppressLineNumbers w:val="0"/>
-              <w:jc w:val="left"/>
+            <w:vAlign w:val="bottom"/>
+          </w:tcPr>
+          <w:p>
+            <w:pPr>
+              <w:keepNext w:val="0"/>
+              <w:keepLines w:val="0"/>
+              <w:widowControl/>
+              <w:suppressLineNumbers w:val="0"/>
+              <w:jc w:val="center"/>
               <w:textAlignment w:val="bottom"/>
               <w:rPr>
                 <w:rFonts w:hint="default" w:ascii="Arial" w:hAnsi="Arial" w:cs="Arial"/>
@@ -1882,7 +1895,7 @@
         </w:tc>
         <w:tc>
           <w:tcPr>
-            <w:tcW w:w="1684" w:type="dxa"/>
+            <w:tcW w:w="0" w:type="auto"/>
             <w:tcBorders>
               <w:top w:val="single" w:color="4F81BD" w:sz="8" w:space="0"/>
               <w:left w:val="dotted" w:color="auto" w:sz="0" w:space="0"/>
@@ -1891,11 +1904,11 @@
             </w:tcBorders>
             <w:shd w:val="clear" w:color="auto" w:fill="FFFFFF"/>
             <w:noWrap/>
-            <w:vAlign w:val="center"/>
-          </w:tcPr>
-          <w:p>
-            <w:pPr>
-              <w:jc w:val="left"/>
+            <w:vAlign w:val="bottom"/>
+          </w:tcPr>
+          <w:p>
+            <w:pPr>
+              <w:jc w:val="center"/>
               <w:rPr>
                 <w:rFonts w:hint="default" w:ascii="Arial" w:hAnsi="Arial" w:cs="Arial"/>
                 <w:i w:val="0"/>
@@ -1919,6 +1932,7 @@
             <w:insideH w:val="none" w:color="auto" w:sz="0" w:space="0"/>
             <w:insideV w:val="none" w:color="auto" w:sz="0" w:space="0"/>
           </w:tblBorders>
+          <w:shd w:val="clear"/>
           <w:tblCellMar>
             <w:top w:w="0" w:type="dxa"/>
             <w:left w:w="108" w:type="dxa"/>
@@ -1931,7 +1945,7 @@
         </w:trPr>
         <w:tc>
           <w:tcPr>
-            <w:tcW w:w="3363" w:type="dxa"/>
+            <w:tcW w:w="0" w:type="auto"/>
             <w:tcBorders>
               <w:top w:val="single" w:color="4F81BD" w:sz="8" w:space="0"/>
               <w:left w:val="single" w:color="4F81BD" w:sz="8" w:space="0"/>
@@ -1940,7 +1954,7 @@
             </w:tcBorders>
             <w:shd w:val="clear" w:color="auto" w:fill="E9EDF4"/>
             <w:noWrap/>
-            <w:vAlign w:val="center"/>
+            <w:vAlign w:val="bottom"/>
           </w:tcPr>
           <w:p>
             <w:pPr>
@@ -1979,7 +1993,7 @@
         </w:tc>
         <w:tc>
           <w:tcPr>
-            <w:tcW w:w="2146" w:type="dxa"/>
+            <w:tcW w:w="0" w:type="auto"/>
             <w:tcBorders>
               <w:top w:val="single" w:color="4F81BD" w:sz="8" w:space="0"/>
               <w:left w:val="dotted" w:color="auto" w:sz="0" w:space="0"/>
@@ -1988,7 +2002,7 @@
             </w:tcBorders>
             <w:shd w:val="clear" w:color="auto" w:fill="E9EDF4"/>
             <w:noWrap/>
-            <w:vAlign w:val="center"/>
+            <w:vAlign w:val="bottom"/>
           </w:tcPr>
           <w:p>
             <w:pPr>
@@ -2027,7 +2041,7 @@
         </w:tc>
         <w:tc>
           <w:tcPr>
-            <w:tcW w:w="1163" w:type="dxa"/>
+            <w:tcW w:w="0" w:type="auto"/>
             <w:tcBorders>
               <w:top w:val="single" w:color="4F81BD" w:sz="8" w:space="0"/>
               <w:left w:val="dotted" w:color="auto" w:sz="0" w:space="0"/>
@@ -2036,15 +2050,15 @@
             </w:tcBorders>
             <w:shd w:val="clear" w:color="auto" w:fill="E9EDF4"/>
             <w:noWrap/>
-            <w:vAlign w:val="center"/>
-          </w:tcPr>
-          <w:p>
-            <w:pPr>
-              <w:keepNext w:val="0"/>
-              <w:keepLines w:val="0"/>
-              <w:widowControl/>
-              <w:suppressLineNumbers w:val="0"/>
-              <w:jc w:val="left"/>
+            <w:vAlign w:val="bottom"/>
+          </w:tcPr>
+          <w:p>
+            <w:pPr>
+              <w:keepNext w:val="0"/>
+              <w:keepLines w:val="0"/>
+              <w:widowControl/>
+              <w:suppressLineNumbers w:val="0"/>
+              <w:jc w:val="center"/>
               <w:textAlignment w:val="bottom"/>
               <w:rPr>
                 <w:rFonts w:hint="default" w:ascii="Arial" w:hAnsi="Arial" w:cs="Arial"/>
@@ -2075,7 +2089,7 @@
         </w:tc>
         <w:tc>
           <w:tcPr>
-            <w:tcW w:w="1684" w:type="dxa"/>
+            <w:tcW w:w="0" w:type="auto"/>
             <w:tcBorders>
               <w:top w:val="single" w:color="4F81BD" w:sz="8" w:space="0"/>
               <w:left w:val="dotted" w:color="auto" w:sz="0" w:space="0"/>
@@ -2084,11 +2098,11 @@
             </w:tcBorders>
             <w:shd w:val="clear" w:color="auto" w:fill="E9EDF4"/>
             <w:noWrap/>
-            <w:vAlign w:val="center"/>
-          </w:tcPr>
-          <w:p>
-            <w:pPr>
-              <w:jc w:val="left"/>
+            <w:vAlign w:val="bottom"/>
+          </w:tcPr>
+          <w:p>
+            <w:pPr>
+              <w:jc w:val="center"/>
               <w:rPr>
                 <w:rFonts w:hint="default" w:ascii="Arial" w:hAnsi="Arial" w:cs="Arial"/>
                 <w:i w:val="0"/>
@@ -2112,6 +2126,7 @@
             <w:insideH w:val="none" w:color="auto" w:sz="0" w:space="0"/>
             <w:insideV w:val="none" w:color="auto" w:sz="0" w:space="0"/>
           </w:tblBorders>
+          <w:shd w:val="clear"/>
           <w:tblCellMar>
             <w:top w:w="0" w:type="dxa"/>
             <w:left w:w="108" w:type="dxa"/>
@@ -2124,7 +2139,7 @@
         </w:trPr>
         <w:tc>
           <w:tcPr>
-            <w:tcW w:w="3363" w:type="dxa"/>
+            <w:tcW w:w="0" w:type="auto"/>
             <w:tcBorders>
               <w:top w:val="single" w:color="4F81BD" w:sz="8" w:space="0"/>
               <w:left w:val="single" w:color="4F81BD" w:sz="8" w:space="0"/>
@@ -2133,7 +2148,7 @@
             </w:tcBorders>
             <w:shd w:val="clear" w:color="auto" w:fill="FFFFFF"/>
             <w:noWrap/>
-            <w:vAlign w:val="center"/>
+            <w:vAlign w:val="bottom"/>
           </w:tcPr>
           <w:p>
             <w:pPr>
@@ -2172,7 +2187,7 @@
         </w:tc>
         <w:tc>
           <w:tcPr>
-            <w:tcW w:w="2146" w:type="dxa"/>
+            <w:tcW w:w="0" w:type="auto"/>
             <w:tcBorders>
               <w:top w:val="single" w:color="4F81BD" w:sz="8" w:space="0"/>
               <w:left w:val="dotted" w:color="auto" w:sz="0" w:space="0"/>
@@ -2181,7 +2196,7 @@
             </w:tcBorders>
             <w:shd w:val="clear" w:color="auto" w:fill="FFFFFF"/>
             <w:noWrap/>
-            <w:vAlign w:val="center"/>
+            <w:vAlign w:val="bottom"/>
           </w:tcPr>
           <w:p>
             <w:pPr>
@@ -2220,7 +2235,7 @@
         </w:tc>
         <w:tc>
           <w:tcPr>
-            <w:tcW w:w="1163" w:type="dxa"/>
+            <w:tcW w:w="0" w:type="auto"/>
             <w:tcBorders>
               <w:top w:val="single" w:color="4F81BD" w:sz="8" w:space="0"/>
               <w:left w:val="dotted" w:color="auto" w:sz="0" w:space="0"/>
@@ -2229,15 +2244,15 @@
             </w:tcBorders>
             <w:shd w:val="clear" w:color="auto" w:fill="FFFFFF"/>
             <w:noWrap/>
-            <w:vAlign w:val="center"/>
-          </w:tcPr>
-          <w:p>
-            <w:pPr>
-              <w:keepNext w:val="0"/>
-              <w:keepLines w:val="0"/>
-              <w:widowControl/>
-              <w:suppressLineNumbers w:val="0"/>
-              <w:jc w:val="left"/>
+            <w:vAlign w:val="bottom"/>
+          </w:tcPr>
+          <w:p>
+            <w:pPr>
+              <w:keepNext w:val="0"/>
+              <w:keepLines w:val="0"/>
+              <w:widowControl/>
+              <w:suppressLineNumbers w:val="0"/>
+              <w:jc w:val="center"/>
               <w:textAlignment w:val="bottom"/>
               <w:rPr>
                 <w:rFonts w:hint="default" w:ascii="Arial" w:hAnsi="Arial" w:cs="Arial"/>
@@ -2268,7 +2283,7 @@
         </w:tc>
         <w:tc>
           <w:tcPr>
-            <w:tcW w:w="1684" w:type="dxa"/>
+            <w:tcW w:w="0" w:type="auto"/>
             <w:tcBorders>
               <w:top w:val="single" w:color="4F81BD" w:sz="8" w:space="0"/>
               <w:left w:val="dotted" w:color="auto" w:sz="0" w:space="0"/>
@@ -2277,11 +2292,11 @@
             </w:tcBorders>
             <w:shd w:val="clear" w:color="auto" w:fill="FFFFFF"/>
             <w:noWrap/>
-            <w:vAlign w:val="center"/>
-          </w:tcPr>
-          <w:p>
-            <w:pPr>
-              <w:jc w:val="left"/>
+            <w:vAlign w:val="bottom"/>
+          </w:tcPr>
+          <w:p>
+            <w:pPr>
+              <w:jc w:val="center"/>
               <w:rPr>
                 <w:rFonts w:hint="default" w:ascii="Arial" w:hAnsi="Arial" w:cs="Arial"/>
                 <w:i w:val="0"/>
@@ -2305,6 +2320,7 @@
             <w:insideH w:val="none" w:color="auto" w:sz="0" w:space="0"/>
             <w:insideV w:val="none" w:color="auto" w:sz="0" w:space="0"/>
           </w:tblBorders>
+          <w:shd w:val="clear"/>
           <w:tblCellMar>
             <w:top w:w="0" w:type="dxa"/>
             <w:left w:w="108" w:type="dxa"/>
@@ -2317,7 +2333,7 @@
         </w:trPr>
         <w:tc>
           <w:tcPr>
-            <w:tcW w:w="3363" w:type="dxa"/>
+            <w:tcW w:w="0" w:type="auto"/>
             <w:tcBorders>
               <w:top w:val="single" w:color="4F81BD" w:sz="8" w:space="0"/>
               <w:left w:val="single" w:color="4F81BD" w:sz="8" w:space="0"/>
@@ -2326,7 +2342,7 @@
             </w:tcBorders>
             <w:shd w:val="clear" w:color="auto" w:fill="E9EDF4"/>
             <w:noWrap/>
-            <w:vAlign w:val="center"/>
+            <w:vAlign w:val="bottom"/>
           </w:tcPr>
           <w:p>
             <w:pPr>
@@ -2365,7 +2381,7 @@
         </w:tc>
         <w:tc>
           <w:tcPr>
-            <w:tcW w:w="2146" w:type="dxa"/>
+            <w:tcW w:w="0" w:type="auto"/>
             <w:tcBorders>
               <w:top w:val="single" w:color="4F81BD" w:sz="8" w:space="0"/>
               <w:left w:val="dotted" w:color="auto" w:sz="0" w:space="0"/>
@@ -2374,7 +2390,7 @@
             </w:tcBorders>
             <w:shd w:val="clear" w:color="auto" w:fill="E9EDF4"/>
             <w:noWrap/>
-            <w:vAlign w:val="center"/>
+            <w:vAlign w:val="bottom"/>
           </w:tcPr>
           <w:p>
             <w:pPr>
@@ -2413,7 +2429,7 @@
         </w:tc>
         <w:tc>
           <w:tcPr>
-            <w:tcW w:w="1163" w:type="dxa"/>
+            <w:tcW w:w="0" w:type="auto"/>
             <w:tcBorders>
               <w:top w:val="single" w:color="4F81BD" w:sz="8" w:space="0"/>
               <w:left w:val="dotted" w:color="auto" w:sz="0" w:space="0"/>
@@ -2422,15 +2438,15 @@
             </w:tcBorders>
             <w:shd w:val="clear" w:color="auto" w:fill="E9EDF4"/>
             <w:noWrap/>
-            <w:vAlign w:val="center"/>
-          </w:tcPr>
-          <w:p>
-            <w:pPr>
-              <w:keepNext w:val="0"/>
-              <w:keepLines w:val="0"/>
-              <w:widowControl/>
-              <w:suppressLineNumbers w:val="0"/>
-              <w:jc w:val="left"/>
+            <w:vAlign w:val="bottom"/>
+          </w:tcPr>
+          <w:p>
+            <w:pPr>
+              <w:keepNext w:val="0"/>
+              <w:keepLines w:val="0"/>
+              <w:widowControl/>
+              <w:suppressLineNumbers w:val="0"/>
+              <w:jc w:val="center"/>
               <w:textAlignment w:val="bottom"/>
               <w:rPr>
                 <w:rFonts w:hint="default" w:ascii="Arial" w:hAnsi="Arial" w:cs="Arial"/>
@@ -2461,7 +2477,7 @@
         </w:tc>
         <w:tc>
           <w:tcPr>
-            <w:tcW w:w="1684" w:type="dxa"/>
+            <w:tcW w:w="0" w:type="auto"/>
             <w:tcBorders>
               <w:top w:val="single" w:color="4F81BD" w:sz="8" w:space="0"/>
               <w:left w:val="dotted" w:color="auto" w:sz="0" w:space="0"/>
@@ -2470,11 +2486,11 @@
             </w:tcBorders>
             <w:shd w:val="clear" w:color="auto" w:fill="E9EDF4"/>
             <w:noWrap/>
-            <w:vAlign w:val="center"/>
-          </w:tcPr>
-          <w:p>
-            <w:pPr>
-              <w:jc w:val="left"/>
+            <w:vAlign w:val="bottom"/>
+          </w:tcPr>
+          <w:p>
+            <w:pPr>
+              <w:jc w:val="center"/>
               <w:rPr>
                 <w:rFonts w:hint="default" w:ascii="Arial" w:hAnsi="Arial" w:cs="Arial"/>
                 <w:i w:val="0"/>
@@ -2498,6 +2514,7 @@
             <w:insideH w:val="none" w:color="auto" w:sz="0" w:space="0"/>
             <w:insideV w:val="none" w:color="auto" w:sz="0" w:space="0"/>
           </w:tblBorders>
+          <w:shd w:val="clear"/>
           <w:tblCellMar>
             <w:top w:w="0" w:type="dxa"/>
             <w:left w:w="108" w:type="dxa"/>
@@ -2510,7 +2527,7 @@
         </w:trPr>
         <w:tc>
           <w:tcPr>
-            <w:tcW w:w="3363" w:type="dxa"/>
+            <w:tcW w:w="0" w:type="auto"/>
             <w:tcBorders>
               <w:top w:val="single" w:color="4F81BD" w:sz="8" w:space="0"/>
               <w:left w:val="single" w:color="4F81BD" w:sz="8" w:space="0"/>
@@ -2519,7 +2536,7 @@
             </w:tcBorders>
             <w:shd w:val="clear" w:color="auto" w:fill="FFFFFF"/>
             <w:noWrap/>
-            <w:vAlign w:val="center"/>
+            <w:vAlign w:val="bottom"/>
           </w:tcPr>
           <w:p>
             <w:pPr>
@@ -2558,7 +2575,7 @@
         </w:tc>
         <w:tc>
           <w:tcPr>
-            <w:tcW w:w="2146" w:type="dxa"/>
+            <w:tcW w:w="0" w:type="auto"/>
             <w:tcBorders>
               <w:top w:val="single" w:color="4F81BD" w:sz="8" w:space="0"/>
               <w:left w:val="dotted" w:color="auto" w:sz="0" w:space="0"/>
@@ -2567,7 +2584,7 @@
             </w:tcBorders>
             <w:shd w:val="clear" w:color="auto" w:fill="FFFFFF"/>
             <w:noWrap/>
-            <w:vAlign w:val="center"/>
+            <w:vAlign w:val="bottom"/>
           </w:tcPr>
           <w:p>
             <w:pPr>
@@ -2606,7 +2623,7 @@
         </w:tc>
         <w:tc>
           <w:tcPr>
-            <w:tcW w:w="1163" w:type="dxa"/>
+            <w:tcW w:w="0" w:type="auto"/>
             <w:tcBorders>
               <w:top w:val="single" w:color="4F81BD" w:sz="8" w:space="0"/>
               <w:left w:val="dotted" w:color="auto" w:sz="0" w:space="0"/>
@@ -2615,15 +2632,15 @@
             </w:tcBorders>
             <w:shd w:val="clear" w:color="auto" w:fill="FFFFFF"/>
             <w:noWrap/>
-            <w:vAlign w:val="center"/>
-          </w:tcPr>
-          <w:p>
-            <w:pPr>
-              <w:keepNext w:val="0"/>
-              <w:keepLines w:val="0"/>
-              <w:widowControl/>
-              <w:suppressLineNumbers w:val="0"/>
-              <w:jc w:val="left"/>
+            <w:vAlign w:val="bottom"/>
+          </w:tcPr>
+          <w:p>
+            <w:pPr>
+              <w:keepNext w:val="0"/>
+              <w:keepLines w:val="0"/>
+              <w:widowControl/>
+              <w:suppressLineNumbers w:val="0"/>
+              <w:jc w:val="center"/>
               <w:textAlignment w:val="bottom"/>
               <w:rPr>
                 <w:rFonts w:hint="default" w:ascii="Arial" w:hAnsi="Arial" w:cs="Arial"/>
@@ -2654,7 +2671,7 @@
         </w:tc>
         <w:tc>
           <w:tcPr>
-            <w:tcW w:w="1684" w:type="dxa"/>
+            <w:tcW w:w="0" w:type="auto"/>
             <w:tcBorders>
               <w:top w:val="single" w:color="4F81BD" w:sz="8" w:space="0"/>
               <w:left w:val="dotted" w:color="auto" w:sz="0" w:space="0"/>
@@ -2663,11 +2680,11 @@
             </w:tcBorders>
             <w:shd w:val="clear" w:color="auto" w:fill="FFFFFF"/>
             <w:noWrap/>
-            <w:vAlign w:val="center"/>
-          </w:tcPr>
-          <w:p>
-            <w:pPr>
-              <w:jc w:val="left"/>
+            <w:vAlign w:val="bottom"/>
+          </w:tcPr>
+          <w:p>
+            <w:pPr>
+              <w:jc w:val="center"/>
               <w:rPr>
                 <w:rFonts w:hint="default" w:ascii="Arial" w:hAnsi="Arial" w:cs="Arial"/>
                 <w:i w:val="0"/>
@@ -2691,6 +2708,7 @@
             <w:insideH w:val="none" w:color="auto" w:sz="0" w:space="0"/>
             <w:insideV w:val="none" w:color="auto" w:sz="0" w:space="0"/>
           </w:tblBorders>
+          <w:shd w:val="clear"/>
           <w:tblCellMar>
             <w:top w:w="0" w:type="dxa"/>
             <w:left w:w="108" w:type="dxa"/>
@@ -2703,7 +2721,7 @@
         </w:trPr>
         <w:tc>
           <w:tcPr>
-            <w:tcW w:w="3363" w:type="dxa"/>
+            <w:tcW w:w="0" w:type="auto"/>
             <w:tcBorders>
               <w:top w:val="single" w:color="4F81BD" w:sz="8" w:space="0"/>
               <w:left w:val="single" w:color="4F81BD" w:sz="8" w:space="0"/>
@@ -2712,7 +2730,7 @@
             </w:tcBorders>
             <w:shd w:val="clear" w:color="auto" w:fill="E9EDF4"/>
             <w:noWrap/>
-            <w:vAlign w:val="center"/>
+            <w:vAlign w:val="bottom"/>
           </w:tcPr>
           <w:p>
             <w:pPr>
@@ -2751,7 +2769,7 @@
         </w:tc>
         <w:tc>
           <w:tcPr>
-            <w:tcW w:w="2146" w:type="dxa"/>
+            <w:tcW w:w="0" w:type="auto"/>
             <w:tcBorders>
               <w:top w:val="single" w:color="4F81BD" w:sz="8" w:space="0"/>
               <w:left w:val="dotted" w:color="auto" w:sz="0" w:space="0"/>
@@ -2760,7 +2778,7 @@
             </w:tcBorders>
             <w:shd w:val="clear" w:color="auto" w:fill="E9EDF4"/>
             <w:noWrap/>
-            <w:vAlign w:val="center"/>
+            <w:vAlign w:val="bottom"/>
           </w:tcPr>
           <w:p>
             <w:pPr>
@@ -2799,7 +2817,7 @@
         </w:tc>
         <w:tc>
           <w:tcPr>
-            <w:tcW w:w="1163" w:type="dxa"/>
+            <w:tcW w:w="0" w:type="auto"/>
             <w:tcBorders>
               <w:top w:val="single" w:color="4F81BD" w:sz="8" w:space="0"/>
               <w:left w:val="dotted" w:color="auto" w:sz="0" w:space="0"/>
@@ -2808,15 +2826,15 @@
             </w:tcBorders>
             <w:shd w:val="clear" w:color="auto" w:fill="E9EDF4"/>
             <w:noWrap/>
-            <w:vAlign w:val="center"/>
-          </w:tcPr>
-          <w:p>
-            <w:pPr>
-              <w:keepNext w:val="0"/>
-              <w:keepLines w:val="0"/>
-              <w:widowControl/>
-              <w:suppressLineNumbers w:val="0"/>
-              <w:jc w:val="left"/>
+            <w:vAlign w:val="bottom"/>
+          </w:tcPr>
+          <w:p>
+            <w:pPr>
+              <w:keepNext w:val="0"/>
+              <w:keepLines w:val="0"/>
+              <w:widowControl/>
+              <w:suppressLineNumbers w:val="0"/>
+              <w:jc w:val="center"/>
               <w:textAlignment w:val="bottom"/>
               <w:rPr>
                 <w:rFonts w:hint="default" w:ascii="Arial" w:hAnsi="Arial" w:cs="Arial"/>
@@ -2847,7 +2865,7 @@
         </w:tc>
         <w:tc>
           <w:tcPr>
-            <w:tcW w:w="1684" w:type="dxa"/>
+            <w:tcW w:w="0" w:type="auto"/>
             <w:tcBorders>
               <w:top w:val="single" w:color="4F81BD" w:sz="8" w:space="0"/>
               <w:left w:val="dotted" w:color="auto" w:sz="0" w:space="0"/>
@@ -2856,11 +2874,11 @@
             </w:tcBorders>
             <w:shd w:val="clear" w:color="auto" w:fill="E9EDF4"/>
             <w:noWrap/>
-            <w:vAlign w:val="center"/>
-          </w:tcPr>
-          <w:p>
-            <w:pPr>
-              <w:jc w:val="left"/>
+            <w:vAlign w:val="bottom"/>
+          </w:tcPr>
+          <w:p>
+            <w:pPr>
+              <w:jc w:val="center"/>
               <w:rPr>
                 <w:rFonts w:hint="default" w:ascii="Arial" w:hAnsi="Arial" w:cs="Arial"/>
                 <w:i w:val="0"/>
@@ -2884,6 +2902,7 @@
             <w:insideH w:val="none" w:color="auto" w:sz="0" w:space="0"/>
             <w:insideV w:val="none" w:color="auto" w:sz="0" w:space="0"/>
           </w:tblBorders>
+          <w:shd w:val="clear"/>
           <w:tblCellMar>
             <w:top w:w="0" w:type="dxa"/>
             <w:left w:w="108" w:type="dxa"/>
@@ -2896,7 +2915,7 @@
         </w:trPr>
         <w:tc>
           <w:tcPr>
-            <w:tcW w:w="3363" w:type="dxa"/>
+            <w:tcW w:w="0" w:type="auto"/>
             <w:tcBorders>
               <w:top w:val="single" w:color="4F81BD" w:sz="8" w:space="0"/>
               <w:left w:val="single" w:color="4F81BD" w:sz="8" w:space="0"/>
@@ -2905,7 +2924,7 @@
             </w:tcBorders>
             <w:shd w:val="clear" w:color="auto" w:fill="FFFFFF"/>
             <w:noWrap/>
-            <w:vAlign w:val="center"/>
+            <w:vAlign w:val="bottom"/>
           </w:tcPr>
           <w:p>
             <w:pPr>
@@ -2938,13 +2957,13 @@
                 <w:bdr w:val="none" w:color="auto" w:sz="0" w:space="0"/>
                 <w:lang w:val="en-US" w:eastAsia="zh-CN" w:bidi="ar"/>
               </w:rPr>
-              <w:t>Ihtsham Ahmad Moman</w:t>
-            </w:r>
-          </w:p>
-        </w:tc>
-        <w:tc>
-          <w:tcPr>
-            <w:tcW w:w="2146" w:type="dxa"/>
+              <w:t>Rafael Valentim Tavares</w:t>
+            </w:r>
+          </w:p>
+        </w:tc>
+        <w:tc>
+          <w:tcPr>
+            <w:tcW w:w="0" w:type="auto"/>
             <w:tcBorders>
               <w:top w:val="single" w:color="4F81BD" w:sz="8" w:space="0"/>
               <w:left w:val="dotted" w:color="auto" w:sz="0" w:space="0"/>
@@ -2953,26 +2972,46 @@
             </w:tcBorders>
             <w:shd w:val="clear" w:color="auto" w:fill="FFFFFF"/>
             <w:noWrap/>
-            <w:vAlign w:val="center"/>
-          </w:tcPr>
-          <w:p>
-            <w:pPr>
+            <w:vAlign w:val="bottom"/>
+          </w:tcPr>
+          <w:p>
+            <w:pPr>
+              <w:keepNext w:val="0"/>
+              <w:keepLines w:val="0"/>
+              <w:widowControl/>
+              <w:suppressLineNumbers w:val="0"/>
               <w:jc w:val="left"/>
-              <w:rPr>
-                <w:rFonts w:hint="default" w:ascii="Arial" w:hAnsi="Arial" w:cs="Arial"/>
-                <w:i w:val="0"/>
-                <w:iCs w:val="0"/>
-                <w:color w:val="000000"/>
-                <w:sz w:val="20"/>
-                <w:szCs w:val="20"/>
-                <w:u w:val="none"/>
-              </w:rPr>
-            </w:pPr>
-          </w:p>
-        </w:tc>
-        <w:tc>
-          <w:tcPr>
-            <w:tcW w:w="1163" w:type="dxa"/>
+              <w:textAlignment w:val="bottom"/>
+              <w:rPr>
+                <w:rFonts w:hint="default" w:ascii="Arial" w:hAnsi="Arial" w:cs="Arial"/>
+                <w:i w:val="0"/>
+                <w:iCs w:val="0"/>
+                <w:color w:val="000000"/>
+                <w:sz w:val="20"/>
+                <w:szCs w:val="20"/>
+                <w:u w:val="none"/>
+              </w:rPr>
+            </w:pPr>
+            <w:r>
+              <w:rPr>
+                <w:rFonts w:hint="default" w:ascii="Arial" w:hAnsi="Arial" w:eastAsia="SimSun" w:cs="Arial"/>
+                <w:i w:val="0"/>
+                <w:iCs w:val="0"/>
+                <w:color w:val="000000"/>
+                <w:kern w:val="0"/>
+                <w:sz w:val="20"/>
+                <w:szCs w:val="20"/>
+                <w:u w:val="none"/>
+                <w:bdr w:val="none" w:color="auto" w:sz="0" w:space="0"/>
+                <w:lang w:val="en-US" w:eastAsia="zh-CN" w:bidi="ar"/>
+              </w:rPr>
+              <w:t xml:space="preserve">SBB </w:t>
+            </w:r>
+          </w:p>
+        </w:tc>
+        <w:tc>
+          <w:tcPr>
+            <w:tcW w:w="0" w:type="auto"/>
             <w:tcBorders>
               <w:top w:val="single" w:color="4F81BD" w:sz="8" w:space="0"/>
               <w:left w:val="dotted" w:color="auto" w:sz="0" w:space="0"/>
@@ -2981,46 +3020,46 @@
             </w:tcBorders>
             <w:shd w:val="clear" w:color="auto" w:fill="FFFFFF"/>
             <w:noWrap/>
-            <w:vAlign w:val="center"/>
-          </w:tcPr>
-          <w:p>
-            <w:pPr>
-              <w:keepNext w:val="0"/>
-              <w:keepLines w:val="0"/>
-              <w:widowControl/>
-              <w:suppressLineNumbers w:val="0"/>
-              <w:jc w:val="left"/>
-              <w:textAlignment w:val="bottom"/>
-              <w:rPr>
-                <w:rFonts w:hint="default" w:ascii="Arial" w:hAnsi="Arial" w:cs="Arial"/>
-                <w:i w:val="0"/>
-                <w:iCs w:val="0"/>
-                <w:color w:val="000000"/>
-                <w:sz w:val="20"/>
-                <w:szCs w:val="20"/>
-                <w:u w:val="none"/>
-              </w:rPr>
-            </w:pPr>
-            <w:r>
-              <w:rPr>
-                <w:rFonts w:hint="default" w:ascii="Arial" w:hAnsi="Arial" w:eastAsia="SimSun" w:cs="Arial"/>
-                <w:i w:val="0"/>
-                <w:iCs w:val="0"/>
-                <w:color w:val="000000"/>
-                <w:kern w:val="0"/>
-                <w:sz w:val="20"/>
-                <w:szCs w:val="20"/>
-                <w:u w:val="none"/>
-                <w:bdr w:val="none" w:color="auto" w:sz="0" w:space="0"/>
-                <w:lang w:val="en-US" w:eastAsia="zh-CN" w:bidi="ar"/>
-              </w:rPr>
-              <w:t>SMSB</w:t>
-            </w:r>
-          </w:p>
-        </w:tc>
-        <w:tc>
-          <w:tcPr>
-            <w:tcW w:w="1684" w:type="dxa"/>
+            <w:vAlign w:val="bottom"/>
+          </w:tcPr>
+          <w:p>
+            <w:pPr>
+              <w:keepNext w:val="0"/>
+              <w:keepLines w:val="0"/>
+              <w:widowControl/>
+              <w:suppressLineNumbers w:val="0"/>
+              <w:jc w:val="center"/>
+              <w:textAlignment w:val="bottom"/>
+              <w:rPr>
+                <w:rFonts w:hint="default" w:ascii="Arial" w:hAnsi="Arial" w:cs="Arial"/>
+                <w:i w:val="0"/>
+                <w:iCs w:val="0"/>
+                <w:color w:val="000000"/>
+                <w:sz w:val="20"/>
+                <w:szCs w:val="20"/>
+                <w:u w:val="none"/>
+              </w:rPr>
+            </w:pPr>
+            <w:r>
+              <w:rPr>
+                <w:rFonts w:hint="default" w:ascii="Arial" w:hAnsi="Arial" w:eastAsia="SimSun" w:cs="Arial"/>
+                <w:i w:val="0"/>
+                <w:iCs w:val="0"/>
+                <w:color w:val="000000"/>
+                <w:kern w:val="0"/>
+                <w:sz w:val="20"/>
+                <w:szCs w:val="20"/>
+                <w:u w:val="none"/>
+                <w:bdr w:val="none" w:color="auto" w:sz="0" w:space="0"/>
+                <w:lang w:val="en-US" w:eastAsia="zh-CN" w:bidi="ar"/>
+              </w:rPr>
+              <w:t>SMSC</w:t>
+            </w:r>
+          </w:p>
+        </w:tc>
+        <w:tc>
+          <w:tcPr>
+            <w:tcW w:w="0" w:type="auto"/>
             <w:tcBorders>
               <w:top w:val="single" w:color="4F81BD" w:sz="8" w:space="0"/>
               <w:left w:val="dotted" w:color="auto" w:sz="0" w:space="0"/>
@@ -3029,11 +3068,11 @@
             </w:tcBorders>
             <w:shd w:val="clear" w:color="auto" w:fill="FFFFFF"/>
             <w:noWrap/>
-            <w:vAlign w:val="center"/>
-          </w:tcPr>
-          <w:p>
-            <w:pPr>
-              <w:jc w:val="left"/>
+            <w:vAlign w:val="bottom"/>
+          </w:tcPr>
+          <w:p>
+            <w:pPr>
+              <w:jc w:val="center"/>
               <w:rPr>
                 <w:rFonts w:hint="default" w:ascii="Arial" w:hAnsi="Arial" w:cs="Arial"/>
                 <w:i w:val="0"/>
@@ -3057,6 +3096,7 @@
             <w:insideH w:val="none" w:color="auto" w:sz="0" w:space="0"/>
             <w:insideV w:val="none" w:color="auto" w:sz="0" w:space="0"/>
           </w:tblBorders>
+          <w:shd w:val="clear"/>
           <w:tblCellMar>
             <w:top w:w="0" w:type="dxa"/>
             <w:left w:w="108" w:type="dxa"/>
@@ -3069,7 +3109,7 @@
         </w:trPr>
         <w:tc>
           <w:tcPr>
-            <w:tcW w:w="3363" w:type="dxa"/>
+            <w:tcW w:w="0" w:type="auto"/>
             <w:tcBorders>
               <w:top w:val="single" w:color="4F81BD" w:sz="8" w:space="0"/>
               <w:left w:val="single" w:color="4F81BD" w:sz="8" w:space="0"/>
@@ -3078,7 +3118,7 @@
             </w:tcBorders>
             <w:shd w:val="clear" w:color="auto" w:fill="E9EDF4"/>
             <w:noWrap/>
-            <w:vAlign w:val="center"/>
+            <w:vAlign w:val="bottom"/>
           </w:tcPr>
           <w:p>
             <w:pPr>
@@ -3111,13 +3151,13 @@
                 <w:bdr w:val="none" w:color="auto" w:sz="0" w:space="0"/>
                 <w:lang w:val="en-US" w:eastAsia="zh-CN" w:bidi="ar"/>
               </w:rPr>
-              <w:t>Abu Salman</w:t>
-            </w:r>
-          </w:p>
-        </w:tc>
-        <w:tc>
-          <w:tcPr>
-            <w:tcW w:w="2146" w:type="dxa"/>
+              <w:t xml:space="preserve">A Sheng </w:t>
+            </w:r>
+          </w:p>
+        </w:tc>
+        <w:tc>
+          <w:tcPr>
+            <w:tcW w:w="0" w:type="auto"/>
             <w:tcBorders>
               <w:top w:val="single" w:color="4F81BD" w:sz="8" w:space="0"/>
               <w:left w:val="dotted" w:color="auto" w:sz="0" w:space="0"/>
@@ -3126,26 +3166,46 @@
             </w:tcBorders>
             <w:shd w:val="clear" w:color="auto" w:fill="E9EDF4"/>
             <w:noWrap/>
-            <w:vAlign w:val="center"/>
-          </w:tcPr>
-          <w:p>
-            <w:pPr>
+            <w:vAlign w:val="bottom"/>
+          </w:tcPr>
+          <w:p>
+            <w:pPr>
+              <w:keepNext w:val="0"/>
+              <w:keepLines w:val="0"/>
+              <w:widowControl/>
+              <w:suppressLineNumbers w:val="0"/>
               <w:jc w:val="left"/>
-              <w:rPr>
-                <w:rFonts w:hint="default" w:ascii="Arial" w:hAnsi="Arial" w:cs="Arial"/>
-                <w:i w:val="0"/>
-                <w:iCs w:val="0"/>
-                <w:color w:val="000000"/>
-                <w:sz w:val="20"/>
-                <w:szCs w:val="20"/>
-                <w:u w:val="none"/>
-              </w:rPr>
-            </w:pPr>
-          </w:p>
-        </w:tc>
-        <w:tc>
-          <w:tcPr>
-            <w:tcW w:w="1163" w:type="dxa"/>
+              <w:textAlignment w:val="bottom"/>
+              <w:rPr>
+                <w:rFonts w:hint="default" w:ascii="Arial" w:hAnsi="Arial" w:cs="Arial"/>
+                <w:i w:val="0"/>
+                <w:iCs w:val="0"/>
+                <w:color w:val="000000"/>
+                <w:sz w:val="20"/>
+                <w:szCs w:val="20"/>
+                <w:u w:val="none"/>
+              </w:rPr>
+            </w:pPr>
+            <w:r>
+              <w:rPr>
+                <w:rFonts w:hint="default" w:ascii="Arial" w:hAnsi="Arial" w:eastAsia="SimSun" w:cs="Arial"/>
+                <w:i w:val="0"/>
+                <w:iCs w:val="0"/>
+                <w:color w:val="000000"/>
+                <w:kern w:val="0"/>
+                <w:sz w:val="20"/>
+                <w:szCs w:val="20"/>
+                <w:u w:val="none"/>
+                <w:bdr w:val="none" w:color="auto" w:sz="0" w:space="0"/>
+                <w:lang w:val="en-US" w:eastAsia="zh-CN" w:bidi="ar"/>
+              </w:rPr>
+              <w:t>ACBB</w:t>
+            </w:r>
+          </w:p>
+        </w:tc>
+        <w:tc>
+          <w:tcPr>
+            <w:tcW w:w="0" w:type="auto"/>
             <w:tcBorders>
               <w:top w:val="single" w:color="4F81BD" w:sz="8" w:space="0"/>
               <w:left w:val="dotted" w:color="auto" w:sz="0" w:space="0"/>
@@ -3154,46 +3214,46 @@
             </w:tcBorders>
             <w:shd w:val="clear" w:color="auto" w:fill="E9EDF4"/>
             <w:noWrap/>
-            <w:vAlign w:val="center"/>
-          </w:tcPr>
-          <w:p>
-            <w:pPr>
-              <w:keepNext w:val="0"/>
-              <w:keepLines w:val="0"/>
-              <w:widowControl/>
-              <w:suppressLineNumbers w:val="0"/>
-              <w:jc w:val="left"/>
-              <w:textAlignment w:val="bottom"/>
-              <w:rPr>
-                <w:rFonts w:hint="default" w:ascii="Arial" w:hAnsi="Arial" w:cs="Arial"/>
-                <w:i w:val="0"/>
-                <w:iCs w:val="0"/>
-                <w:color w:val="000000"/>
-                <w:sz w:val="20"/>
-                <w:szCs w:val="20"/>
-                <w:u w:val="none"/>
-              </w:rPr>
-            </w:pPr>
-            <w:r>
-              <w:rPr>
-                <w:rFonts w:hint="default" w:ascii="Arial" w:hAnsi="Arial" w:eastAsia="SimSun" w:cs="Arial"/>
-                <w:i w:val="0"/>
-                <w:iCs w:val="0"/>
-                <w:color w:val="000000"/>
-                <w:kern w:val="0"/>
-                <w:sz w:val="20"/>
-                <w:szCs w:val="20"/>
-                <w:u w:val="none"/>
-                <w:bdr w:val="none" w:color="auto" w:sz="0" w:space="0"/>
-                <w:lang w:val="en-US" w:eastAsia="zh-CN" w:bidi="ar"/>
-              </w:rPr>
-              <w:t>SMSB</w:t>
-            </w:r>
-          </w:p>
-        </w:tc>
-        <w:tc>
-          <w:tcPr>
-            <w:tcW w:w="1684" w:type="dxa"/>
+            <w:vAlign w:val="bottom"/>
+          </w:tcPr>
+          <w:p>
+            <w:pPr>
+              <w:keepNext w:val="0"/>
+              <w:keepLines w:val="0"/>
+              <w:widowControl/>
+              <w:suppressLineNumbers w:val="0"/>
+              <w:jc w:val="center"/>
+              <w:textAlignment w:val="bottom"/>
+              <w:rPr>
+                <w:rFonts w:hint="default" w:ascii="Arial" w:hAnsi="Arial" w:cs="Arial"/>
+                <w:i w:val="0"/>
+                <w:iCs w:val="0"/>
+                <w:color w:val="000000"/>
+                <w:sz w:val="20"/>
+                <w:szCs w:val="20"/>
+                <w:u w:val="none"/>
+              </w:rPr>
+            </w:pPr>
+            <w:r>
+              <w:rPr>
+                <w:rFonts w:hint="default" w:ascii="Arial" w:hAnsi="Arial" w:eastAsia="SimSun" w:cs="Arial"/>
+                <w:i w:val="0"/>
+                <w:iCs w:val="0"/>
+                <w:color w:val="000000"/>
+                <w:kern w:val="0"/>
+                <w:sz w:val="20"/>
+                <w:szCs w:val="20"/>
+                <w:u w:val="none"/>
+                <w:bdr w:val="none" w:color="auto" w:sz="0" w:space="0"/>
+                <w:lang w:val="en-US" w:eastAsia="zh-CN" w:bidi="ar"/>
+              </w:rPr>
+              <w:t>SMSC</w:t>
+            </w:r>
+          </w:p>
+        </w:tc>
+        <w:tc>
+          <w:tcPr>
+            <w:tcW w:w="0" w:type="auto"/>
             <w:tcBorders>
               <w:top w:val="single" w:color="4F81BD" w:sz="8" w:space="0"/>
               <w:left w:val="dotted" w:color="auto" w:sz="0" w:space="0"/>
@@ -3202,11 +3262,11 @@
             </w:tcBorders>
             <w:shd w:val="clear" w:color="auto" w:fill="E9EDF4"/>
             <w:noWrap/>
-            <w:vAlign w:val="center"/>
-          </w:tcPr>
-          <w:p>
-            <w:pPr>
-              <w:jc w:val="left"/>
+            <w:vAlign w:val="bottom"/>
+          </w:tcPr>
+          <w:p>
+            <w:pPr>
+              <w:jc w:val="center"/>
               <w:rPr>
                 <w:rFonts w:hint="default" w:ascii="Arial" w:hAnsi="Arial" w:cs="Arial"/>
                 <w:i w:val="0"/>
@@ -3230,6 +3290,7 @@
             <w:insideH w:val="none" w:color="auto" w:sz="0" w:space="0"/>
             <w:insideV w:val="none" w:color="auto" w:sz="0" w:space="0"/>
           </w:tblBorders>
+          <w:shd w:val="clear"/>
           <w:tblCellMar>
             <w:top w:w="0" w:type="dxa"/>
             <w:left w:w="108" w:type="dxa"/>
@@ -3242,7 +3303,7 @@
         </w:trPr>
         <w:tc>
           <w:tcPr>
-            <w:tcW w:w="3363" w:type="dxa"/>
+            <w:tcW w:w="0" w:type="auto"/>
             <w:tcBorders>
               <w:top w:val="single" w:color="4F81BD" w:sz="8" w:space="0"/>
               <w:left w:val="single" w:color="4F81BD" w:sz="8" w:space="0"/>
@@ -3251,7 +3312,7 @@
             </w:tcBorders>
             <w:shd w:val="clear" w:color="auto" w:fill="FFFFFF"/>
             <w:noWrap/>
-            <w:vAlign w:val="center"/>
+            <w:vAlign w:val="bottom"/>
           </w:tcPr>
           <w:p>
             <w:pPr>
@@ -3284,13 +3345,13 @@
                 <w:bdr w:val="none" w:color="auto" w:sz="0" w:space="0"/>
                 <w:lang w:val="en-US" w:eastAsia="zh-CN" w:bidi="ar"/>
               </w:rPr>
-              <w:t>Rafael Valentim Tavares</w:t>
-            </w:r>
-          </w:p>
-        </w:tc>
-        <w:tc>
-          <w:tcPr>
-            <w:tcW w:w="2146" w:type="dxa"/>
+              <w:t>Ricardo Zhang</w:t>
+            </w:r>
+          </w:p>
+        </w:tc>
+        <w:tc>
+          <w:tcPr>
+            <w:tcW w:w="0" w:type="auto"/>
             <w:tcBorders>
               <w:top w:val="single" w:color="4F81BD" w:sz="8" w:space="0"/>
               <w:left w:val="dotted" w:color="auto" w:sz="0" w:space="0"/>
@@ -3299,7 +3360,7 @@
             </w:tcBorders>
             <w:shd w:val="clear" w:color="auto" w:fill="FFFFFF"/>
             <w:noWrap/>
-            <w:vAlign w:val="center"/>
+            <w:vAlign w:val="bottom"/>
           </w:tcPr>
           <w:p>
             <w:pPr>
@@ -3332,13 +3393,13 @@
                 <w:bdr w:val="none" w:color="auto" w:sz="0" w:space="0"/>
                 <w:lang w:val="en-US" w:eastAsia="zh-CN" w:bidi="ar"/>
               </w:rPr>
-              <w:t xml:space="preserve">SBB </w:t>
-            </w:r>
-          </w:p>
-        </w:tc>
-        <w:tc>
-          <w:tcPr>
-            <w:tcW w:w="1163" w:type="dxa"/>
+              <w:t>ACBB</w:t>
+            </w:r>
+          </w:p>
+        </w:tc>
+        <w:tc>
+          <w:tcPr>
+            <w:tcW w:w="0" w:type="auto"/>
             <w:tcBorders>
               <w:top w:val="single" w:color="4F81BD" w:sz="8" w:space="0"/>
               <w:left w:val="dotted" w:color="auto" w:sz="0" w:space="0"/>
@@ -3347,15 +3408,15 @@
             </w:tcBorders>
             <w:shd w:val="clear" w:color="auto" w:fill="FFFFFF"/>
             <w:noWrap/>
-            <w:vAlign w:val="center"/>
-          </w:tcPr>
-          <w:p>
-            <w:pPr>
-              <w:keepNext w:val="0"/>
-              <w:keepLines w:val="0"/>
-              <w:widowControl/>
-              <w:suppressLineNumbers w:val="0"/>
-              <w:jc w:val="left"/>
+            <w:vAlign w:val="bottom"/>
+          </w:tcPr>
+          <w:p>
+            <w:pPr>
+              <w:keepNext w:val="0"/>
+              <w:keepLines w:val="0"/>
+              <w:widowControl/>
+              <w:suppressLineNumbers w:val="0"/>
+              <w:jc w:val="center"/>
               <w:textAlignment w:val="bottom"/>
               <w:rPr>
                 <w:rFonts w:hint="default" w:ascii="Arial" w:hAnsi="Arial" w:cs="Arial"/>
@@ -3386,7 +3447,7 @@
         </w:tc>
         <w:tc>
           <w:tcPr>
-            <w:tcW w:w="1684" w:type="dxa"/>
+            <w:tcW w:w="0" w:type="auto"/>
             <w:tcBorders>
               <w:top w:val="single" w:color="4F81BD" w:sz="8" w:space="0"/>
               <w:left w:val="dotted" w:color="auto" w:sz="0" w:space="0"/>
@@ -3395,11 +3456,11 @@
             </w:tcBorders>
             <w:shd w:val="clear" w:color="auto" w:fill="FFFFFF"/>
             <w:noWrap/>
-            <w:vAlign w:val="center"/>
-          </w:tcPr>
-          <w:p>
-            <w:pPr>
-              <w:jc w:val="left"/>
+            <w:vAlign w:val="bottom"/>
+          </w:tcPr>
+          <w:p>
+            <w:pPr>
+              <w:jc w:val="center"/>
               <w:rPr>
                 <w:rFonts w:hint="default" w:ascii="Arial" w:hAnsi="Arial" w:cs="Arial"/>
                 <w:i w:val="0"/>
@@ -3423,6 +3484,7 @@
             <w:insideH w:val="none" w:color="auto" w:sz="0" w:space="0"/>
             <w:insideV w:val="none" w:color="auto" w:sz="0" w:space="0"/>
           </w:tblBorders>
+          <w:shd w:val="clear"/>
           <w:tblCellMar>
             <w:top w:w="0" w:type="dxa"/>
             <w:left w:w="108" w:type="dxa"/>
@@ -3435,7 +3497,7 @@
         </w:trPr>
         <w:tc>
           <w:tcPr>
-            <w:tcW w:w="3363" w:type="dxa"/>
+            <w:tcW w:w="0" w:type="auto"/>
             <w:tcBorders>
               <w:top w:val="single" w:color="4F81BD" w:sz="8" w:space="0"/>
               <w:left w:val="single" w:color="4F81BD" w:sz="8" w:space="0"/>
@@ -3444,7 +3506,7 @@
             </w:tcBorders>
             <w:shd w:val="clear" w:color="auto" w:fill="E9EDF4"/>
             <w:noWrap/>
-            <w:vAlign w:val="center"/>
+            <w:vAlign w:val="bottom"/>
           </w:tcPr>
           <w:p>
             <w:pPr>
@@ -3477,13 +3539,13 @@
                 <w:bdr w:val="none" w:color="auto" w:sz="0" w:space="0"/>
                 <w:lang w:val="en-US" w:eastAsia="zh-CN" w:bidi="ar"/>
               </w:rPr>
-              <w:t xml:space="preserve">A Sheng </w:t>
-            </w:r>
-          </w:p>
-        </w:tc>
-        <w:tc>
-          <w:tcPr>
-            <w:tcW w:w="2146" w:type="dxa"/>
+              <w:t>Madi</w:t>
+            </w:r>
+          </w:p>
+        </w:tc>
+        <w:tc>
+          <w:tcPr>
+            <w:tcW w:w="0" w:type="auto"/>
             <w:tcBorders>
               <w:top w:val="single" w:color="4F81BD" w:sz="8" w:space="0"/>
               <w:left w:val="dotted" w:color="auto" w:sz="0" w:space="0"/>
@@ -3492,7 +3554,7 @@
             </w:tcBorders>
             <w:shd w:val="clear" w:color="auto" w:fill="E9EDF4"/>
             <w:noWrap/>
-            <w:vAlign w:val="center"/>
+            <w:vAlign w:val="bottom"/>
           </w:tcPr>
           <w:p>
             <w:pPr>
@@ -3531,7 +3593,7 @@
         </w:tc>
         <w:tc>
           <w:tcPr>
-            <w:tcW w:w="1163" w:type="dxa"/>
+            <w:tcW w:w="0" w:type="auto"/>
             <w:tcBorders>
               <w:top w:val="single" w:color="4F81BD" w:sz="8" w:space="0"/>
               <w:left w:val="dotted" w:color="auto" w:sz="0" w:space="0"/>
@@ -3540,15 +3602,15 @@
             </w:tcBorders>
             <w:shd w:val="clear" w:color="auto" w:fill="E9EDF4"/>
             <w:noWrap/>
-            <w:vAlign w:val="center"/>
-          </w:tcPr>
-          <w:p>
-            <w:pPr>
-              <w:keepNext w:val="0"/>
-              <w:keepLines w:val="0"/>
-              <w:widowControl/>
-              <w:suppressLineNumbers w:val="0"/>
-              <w:jc w:val="left"/>
+            <w:vAlign w:val="bottom"/>
+          </w:tcPr>
+          <w:p>
+            <w:pPr>
+              <w:keepNext w:val="0"/>
+              <w:keepLines w:val="0"/>
+              <w:widowControl/>
+              <w:suppressLineNumbers w:val="0"/>
+              <w:jc w:val="center"/>
               <w:textAlignment w:val="bottom"/>
               <w:rPr>
                 <w:rFonts w:hint="default" w:ascii="Arial" w:hAnsi="Arial" w:cs="Arial"/>
@@ -3579,7 +3641,7 @@
         </w:tc>
         <w:tc>
           <w:tcPr>
-            <w:tcW w:w="1684" w:type="dxa"/>
+            <w:tcW w:w="0" w:type="auto"/>
             <w:tcBorders>
               <w:top w:val="single" w:color="4F81BD" w:sz="8" w:space="0"/>
               <w:left w:val="dotted" w:color="auto" w:sz="0" w:space="0"/>
@@ -3588,11 +3650,11 @@
             </w:tcBorders>
             <w:shd w:val="clear" w:color="auto" w:fill="E9EDF4"/>
             <w:noWrap/>
-            <w:vAlign w:val="center"/>
-          </w:tcPr>
-          <w:p>
-            <w:pPr>
-              <w:jc w:val="left"/>
+            <w:vAlign w:val="bottom"/>
+          </w:tcPr>
+          <w:p>
+            <w:pPr>
+              <w:jc w:val="center"/>
               <w:rPr>
                 <w:rFonts w:hint="default" w:ascii="Arial" w:hAnsi="Arial" w:cs="Arial"/>
                 <w:i w:val="0"/>
@@ -3616,6 +3678,7 @@
             <w:insideH w:val="none" w:color="auto" w:sz="0" w:space="0"/>
             <w:insideV w:val="none" w:color="auto" w:sz="0" w:space="0"/>
           </w:tblBorders>
+          <w:shd w:val="clear"/>
           <w:tblCellMar>
             <w:top w:w="0" w:type="dxa"/>
             <w:left w:w="108" w:type="dxa"/>
@@ -3628,7 +3691,7 @@
         </w:trPr>
         <w:tc>
           <w:tcPr>
-            <w:tcW w:w="3363" w:type="dxa"/>
+            <w:tcW w:w="0" w:type="auto"/>
             <w:tcBorders>
               <w:top w:val="single" w:color="4F81BD" w:sz="8" w:space="0"/>
               <w:left w:val="single" w:color="4F81BD" w:sz="8" w:space="0"/>
@@ -3637,7 +3700,7 @@
             </w:tcBorders>
             <w:shd w:val="clear" w:color="auto" w:fill="FFFFFF"/>
             <w:noWrap/>
-            <w:vAlign w:val="center"/>
+            <w:vAlign w:val="bottom"/>
           </w:tcPr>
           <w:p>
             <w:pPr>
@@ -3670,13 +3733,13 @@
                 <w:bdr w:val="none" w:color="auto" w:sz="0" w:space="0"/>
                 <w:lang w:val="en-US" w:eastAsia="zh-CN" w:bidi="ar"/>
               </w:rPr>
-              <w:t>Ricardo Zhang</w:t>
-            </w:r>
-          </w:p>
-        </w:tc>
-        <w:tc>
-          <w:tcPr>
-            <w:tcW w:w="2146" w:type="dxa"/>
+              <w:t xml:space="preserve">Yang Min Lu </w:t>
+            </w:r>
+          </w:p>
+        </w:tc>
+        <w:tc>
+          <w:tcPr>
+            <w:tcW w:w="0" w:type="auto"/>
             <w:tcBorders>
               <w:top w:val="single" w:color="4F81BD" w:sz="8" w:space="0"/>
               <w:left w:val="dotted" w:color="auto" w:sz="0" w:space="0"/>
@@ -3685,7 +3748,7 @@
             </w:tcBorders>
             <w:shd w:val="clear" w:color="auto" w:fill="FFFFFF"/>
             <w:noWrap/>
-            <w:vAlign w:val="center"/>
+            <w:vAlign w:val="bottom"/>
           </w:tcPr>
           <w:p>
             <w:pPr>
@@ -3724,7 +3787,7 @@
         </w:tc>
         <w:tc>
           <w:tcPr>
-            <w:tcW w:w="1163" w:type="dxa"/>
+            <w:tcW w:w="0" w:type="auto"/>
             <w:tcBorders>
               <w:top w:val="single" w:color="4F81BD" w:sz="8" w:space="0"/>
               <w:left w:val="dotted" w:color="auto" w:sz="0" w:space="0"/>
@@ -3733,15 +3796,15 @@
             </w:tcBorders>
             <w:shd w:val="clear" w:color="auto" w:fill="FFFFFF"/>
             <w:noWrap/>
-            <w:vAlign w:val="center"/>
-          </w:tcPr>
-          <w:p>
-            <w:pPr>
-              <w:keepNext w:val="0"/>
-              <w:keepLines w:val="0"/>
-              <w:widowControl/>
-              <w:suppressLineNumbers w:val="0"/>
-              <w:jc w:val="left"/>
+            <w:vAlign w:val="bottom"/>
+          </w:tcPr>
+          <w:p>
+            <w:pPr>
+              <w:keepNext w:val="0"/>
+              <w:keepLines w:val="0"/>
+              <w:widowControl/>
+              <w:suppressLineNumbers w:val="0"/>
+              <w:jc w:val="center"/>
               <w:textAlignment w:val="bottom"/>
               <w:rPr>
                 <w:rFonts w:hint="default" w:ascii="Arial" w:hAnsi="Arial" w:cs="Arial"/>
@@ -3772,7 +3835,7 @@
         </w:tc>
         <w:tc>
           <w:tcPr>
-            <w:tcW w:w="1684" w:type="dxa"/>
+            <w:tcW w:w="0" w:type="auto"/>
             <w:tcBorders>
               <w:top w:val="single" w:color="4F81BD" w:sz="8" w:space="0"/>
               <w:left w:val="dotted" w:color="auto" w:sz="0" w:space="0"/>
@@ -3781,11 +3844,11 @@
             </w:tcBorders>
             <w:shd w:val="clear" w:color="auto" w:fill="FFFFFF"/>
             <w:noWrap/>
-            <w:vAlign w:val="center"/>
-          </w:tcPr>
-          <w:p>
-            <w:pPr>
-              <w:jc w:val="left"/>
+            <w:vAlign w:val="bottom"/>
+          </w:tcPr>
+          <w:p>
+            <w:pPr>
+              <w:jc w:val="center"/>
               <w:rPr>
                 <w:rFonts w:hint="default" w:ascii="Arial" w:hAnsi="Arial" w:cs="Arial"/>
                 <w:i w:val="0"/>
@@ -3809,6 +3872,7 @@
             <w:insideH w:val="none" w:color="auto" w:sz="0" w:space="0"/>
             <w:insideV w:val="none" w:color="auto" w:sz="0" w:space="0"/>
           </w:tblBorders>
+          <w:shd w:val="clear"/>
           <w:tblCellMar>
             <w:top w:w="0" w:type="dxa"/>
             <w:left w:w="108" w:type="dxa"/>
@@ -3821,7 +3885,7 @@
         </w:trPr>
         <w:tc>
           <w:tcPr>
-            <w:tcW w:w="3363" w:type="dxa"/>
+            <w:tcW w:w="0" w:type="auto"/>
             <w:tcBorders>
               <w:top w:val="single" w:color="4F81BD" w:sz="8" w:space="0"/>
               <w:left w:val="single" w:color="4F81BD" w:sz="8" w:space="0"/>
@@ -3830,7 +3894,7 @@
             </w:tcBorders>
             <w:shd w:val="clear" w:color="auto" w:fill="E9EDF4"/>
             <w:noWrap/>
-            <w:vAlign w:val="center"/>
+            <w:vAlign w:val="bottom"/>
           </w:tcPr>
           <w:p>
             <w:pPr>
@@ -3863,13 +3927,13 @@
                 <w:bdr w:val="none" w:color="auto" w:sz="0" w:space="0"/>
                 <w:lang w:val="en-US" w:eastAsia="zh-CN" w:bidi="ar"/>
               </w:rPr>
-              <w:t>Madi</w:t>
-            </w:r>
-          </w:p>
-        </w:tc>
-        <w:tc>
-          <w:tcPr>
-            <w:tcW w:w="2146" w:type="dxa"/>
+              <w:t>Daniel Benestante Hauk</w:t>
+            </w:r>
+          </w:p>
+        </w:tc>
+        <w:tc>
+          <w:tcPr>
+            <w:tcW w:w="0" w:type="auto"/>
             <w:tcBorders>
               <w:top w:val="single" w:color="4F81BD" w:sz="8" w:space="0"/>
               <w:left w:val="dotted" w:color="auto" w:sz="0" w:space="0"/>
@@ -3878,7 +3942,7 @@
             </w:tcBorders>
             <w:shd w:val="clear" w:color="auto" w:fill="E9EDF4"/>
             <w:noWrap/>
-            <w:vAlign w:val="center"/>
+            <w:vAlign w:val="bottom"/>
           </w:tcPr>
           <w:p>
             <w:pPr>
@@ -3911,13 +3975,13 @@
                 <w:bdr w:val="none" w:color="auto" w:sz="0" w:space="0"/>
                 <w:lang w:val="en-US" w:eastAsia="zh-CN" w:bidi="ar"/>
               </w:rPr>
-              <w:t>ACBB</w:t>
-            </w:r>
-          </w:p>
-        </w:tc>
-        <w:tc>
-          <w:tcPr>
-            <w:tcW w:w="1163" w:type="dxa"/>
+              <w:t>SBB</w:t>
+            </w:r>
+          </w:p>
+        </w:tc>
+        <w:tc>
+          <w:tcPr>
+            <w:tcW w:w="0" w:type="auto"/>
             <w:tcBorders>
               <w:top w:val="single" w:color="4F81BD" w:sz="8" w:space="0"/>
               <w:left w:val="dotted" w:color="auto" w:sz="0" w:space="0"/>
@@ -3926,46 +3990,46 @@
             </w:tcBorders>
             <w:shd w:val="clear" w:color="auto" w:fill="E9EDF4"/>
             <w:noWrap/>
-            <w:vAlign w:val="center"/>
-          </w:tcPr>
-          <w:p>
-            <w:pPr>
-              <w:keepNext w:val="0"/>
-              <w:keepLines w:val="0"/>
-              <w:widowControl/>
-              <w:suppressLineNumbers w:val="0"/>
-              <w:jc w:val="left"/>
-              <w:textAlignment w:val="bottom"/>
-              <w:rPr>
-                <w:rFonts w:hint="default" w:ascii="Arial" w:hAnsi="Arial" w:cs="Arial"/>
-                <w:i w:val="0"/>
-                <w:iCs w:val="0"/>
-                <w:color w:val="000000"/>
-                <w:sz w:val="20"/>
-                <w:szCs w:val="20"/>
-                <w:u w:val="none"/>
-              </w:rPr>
-            </w:pPr>
-            <w:r>
-              <w:rPr>
-                <w:rFonts w:hint="default" w:ascii="Arial" w:hAnsi="Arial" w:eastAsia="SimSun" w:cs="Arial"/>
-                <w:i w:val="0"/>
-                <w:iCs w:val="0"/>
-                <w:color w:val="000000"/>
-                <w:kern w:val="0"/>
-                <w:sz w:val="20"/>
-                <w:szCs w:val="20"/>
-                <w:u w:val="none"/>
-                <w:bdr w:val="none" w:color="auto" w:sz="0" w:space="0"/>
-                <w:lang w:val="en-US" w:eastAsia="zh-CN" w:bidi="ar"/>
-              </w:rPr>
-              <w:t>SMSC</w:t>
-            </w:r>
-          </w:p>
-        </w:tc>
-        <w:tc>
-          <w:tcPr>
-            <w:tcW w:w="1684" w:type="dxa"/>
+            <w:vAlign w:val="bottom"/>
+          </w:tcPr>
+          <w:p>
+            <w:pPr>
+              <w:keepNext w:val="0"/>
+              <w:keepLines w:val="0"/>
+              <w:widowControl/>
+              <w:suppressLineNumbers w:val="0"/>
+              <w:jc w:val="center"/>
+              <w:textAlignment w:val="bottom"/>
+              <w:rPr>
+                <w:rFonts w:hint="default" w:ascii="Arial" w:hAnsi="Arial" w:cs="Arial"/>
+                <w:i w:val="0"/>
+                <w:iCs w:val="0"/>
+                <w:color w:val="000000"/>
+                <w:sz w:val="20"/>
+                <w:szCs w:val="20"/>
+                <w:u w:val="none"/>
+              </w:rPr>
+            </w:pPr>
+            <w:r>
+              <w:rPr>
+                <w:rFonts w:hint="default" w:ascii="Arial" w:hAnsi="Arial" w:eastAsia="SimSun" w:cs="Arial"/>
+                <w:i w:val="0"/>
+                <w:iCs w:val="0"/>
+                <w:color w:val="000000"/>
+                <w:kern w:val="0"/>
+                <w:sz w:val="20"/>
+                <w:szCs w:val="20"/>
+                <w:u w:val="none"/>
+                <w:bdr w:val="none" w:color="auto" w:sz="0" w:space="0"/>
+                <w:lang w:val="en-US" w:eastAsia="zh-CN" w:bidi="ar"/>
+              </w:rPr>
+              <w:t>SMVB</w:t>
+            </w:r>
+          </w:p>
+        </w:tc>
+        <w:tc>
+          <w:tcPr>
+            <w:tcW w:w="0" w:type="auto"/>
             <w:tcBorders>
               <w:top w:val="single" w:color="4F81BD" w:sz="8" w:space="0"/>
               <w:left w:val="dotted" w:color="auto" w:sz="0" w:space="0"/>
@@ -3974,11 +4038,11 @@
             </w:tcBorders>
             <w:shd w:val="clear" w:color="auto" w:fill="E9EDF4"/>
             <w:noWrap/>
-            <w:vAlign w:val="center"/>
-          </w:tcPr>
-          <w:p>
-            <w:pPr>
-              <w:jc w:val="left"/>
+            <w:vAlign w:val="bottom"/>
+          </w:tcPr>
+          <w:p>
+            <w:pPr>
+              <w:jc w:val="center"/>
               <w:rPr>
                 <w:rFonts w:hint="default" w:ascii="Arial" w:hAnsi="Arial" w:cs="Arial"/>
                 <w:i w:val="0"/>
@@ -4002,6 +4066,7 @@
             <w:insideH w:val="none" w:color="auto" w:sz="0" w:space="0"/>
             <w:insideV w:val="none" w:color="auto" w:sz="0" w:space="0"/>
           </w:tblBorders>
+          <w:shd w:val="clear"/>
           <w:tblCellMar>
             <w:top w:w="0" w:type="dxa"/>
             <w:left w:w="108" w:type="dxa"/>
@@ -4014,7 +4079,7 @@
         </w:trPr>
         <w:tc>
           <w:tcPr>
-            <w:tcW w:w="3363" w:type="dxa"/>
+            <w:tcW w:w="0" w:type="auto"/>
             <w:tcBorders>
               <w:top w:val="single" w:color="4F81BD" w:sz="8" w:space="0"/>
               <w:left w:val="single" w:color="4F81BD" w:sz="8" w:space="0"/>
@@ -4023,7 +4088,7 @@
             </w:tcBorders>
             <w:shd w:val="clear" w:color="auto" w:fill="FFFFFF"/>
             <w:noWrap/>
-            <w:vAlign w:val="center"/>
+            <w:vAlign w:val="bottom"/>
           </w:tcPr>
           <w:p>
             <w:pPr>
@@ -4056,13 +4121,13 @@
                 <w:bdr w:val="none" w:color="auto" w:sz="0" w:space="0"/>
                 <w:lang w:val="en-US" w:eastAsia="zh-CN" w:bidi="ar"/>
               </w:rPr>
-              <w:t xml:space="preserve">Yang Min Lu </w:t>
-            </w:r>
-          </w:p>
-        </w:tc>
-        <w:tc>
-          <w:tcPr>
-            <w:tcW w:w="2146" w:type="dxa"/>
+              <w:t>Thiago Abreu Sirio</w:t>
+            </w:r>
+          </w:p>
+        </w:tc>
+        <w:tc>
+          <w:tcPr>
+            <w:tcW w:w="0" w:type="auto"/>
             <w:tcBorders>
               <w:top w:val="single" w:color="4F81BD" w:sz="8" w:space="0"/>
               <w:left w:val="dotted" w:color="auto" w:sz="0" w:space="0"/>
@@ -4071,46 +4136,25 @@
             </w:tcBorders>
             <w:shd w:val="clear" w:color="auto" w:fill="FFFFFF"/>
             <w:noWrap/>
-            <w:vAlign w:val="center"/>
-          </w:tcPr>
-          <w:p>
-            <w:pPr>
-              <w:keepNext w:val="0"/>
-              <w:keepLines w:val="0"/>
-              <w:widowControl/>
-              <w:suppressLineNumbers w:val="0"/>
-              <w:jc w:val="left"/>
-              <w:textAlignment w:val="bottom"/>
-              <w:rPr>
-                <w:rFonts w:hint="default" w:ascii="Arial" w:hAnsi="Arial" w:cs="Arial"/>
-                <w:i w:val="0"/>
-                <w:iCs w:val="0"/>
-                <w:color w:val="000000"/>
-                <w:sz w:val="20"/>
-                <w:szCs w:val="20"/>
-                <w:u w:val="none"/>
-              </w:rPr>
-            </w:pPr>
-            <w:r>
-              <w:rPr>
-                <w:rFonts w:hint="default" w:ascii="Arial" w:hAnsi="Arial" w:eastAsia="SimSun" w:cs="Arial"/>
-                <w:i w:val="0"/>
-                <w:iCs w:val="0"/>
-                <w:color w:val="000000"/>
-                <w:kern w:val="0"/>
-                <w:sz w:val="20"/>
-                <w:szCs w:val="20"/>
-                <w:u w:val="none"/>
-                <w:bdr w:val="none" w:color="auto" w:sz="0" w:space="0"/>
-                <w:lang w:val="en-US" w:eastAsia="zh-CN" w:bidi="ar"/>
-              </w:rPr>
-              <w:t>ACBB</w:t>
-            </w:r>
-          </w:p>
-        </w:tc>
-        <w:tc>
-          <w:tcPr>
-            <w:tcW w:w="1163" w:type="dxa"/>
+            <w:vAlign w:val="bottom"/>
+          </w:tcPr>
+          <w:p>
+            <w:pPr>
+              <w:rPr>
+                <w:rFonts w:hint="default" w:ascii="Arial" w:hAnsi="Arial" w:cs="Arial"/>
+                <w:i w:val="0"/>
+                <w:iCs w:val="0"/>
+                <w:color w:val="000000"/>
+                <w:sz w:val="20"/>
+                <w:szCs w:val="20"/>
+                <w:u w:val="none"/>
+              </w:rPr>
+            </w:pPr>
+          </w:p>
+        </w:tc>
+        <w:tc>
+          <w:tcPr>
+            <w:tcW w:w="0" w:type="auto"/>
             <w:tcBorders>
               <w:top w:val="single" w:color="4F81BD" w:sz="8" w:space="0"/>
               <w:left w:val="dotted" w:color="auto" w:sz="0" w:space="0"/>
@@ -4119,46 +4163,46 @@
             </w:tcBorders>
             <w:shd w:val="clear" w:color="auto" w:fill="FFFFFF"/>
             <w:noWrap/>
-            <w:vAlign w:val="center"/>
-          </w:tcPr>
-          <w:p>
-            <w:pPr>
-              <w:keepNext w:val="0"/>
-              <w:keepLines w:val="0"/>
-              <w:widowControl/>
-              <w:suppressLineNumbers w:val="0"/>
-              <w:jc w:val="left"/>
-              <w:textAlignment w:val="bottom"/>
-              <w:rPr>
-                <w:rFonts w:hint="default" w:ascii="Arial" w:hAnsi="Arial" w:cs="Arial"/>
-                <w:i w:val="0"/>
-                <w:iCs w:val="0"/>
-                <w:color w:val="000000"/>
-                <w:sz w:val="20"/>
-                <w:szCs w:val="20"/>
-                <w:u w:val="none"/>
-              </w:rPr>
-            </w:pPr>
-            <w:r>
-              <w:rPr>
-                <w:rFonts w:hint="default" w:ascii="Arial" w:hAnsi="Arial" w:eastAsia="SimSun" w:cs="Arial"/>
-                <w:i w:val="0"/>
-                <w:iCs w:val="0"/>
-                <w:color w:val="000000"/>
-                <w:kern w:val="0"/>
-                <w:sz w:val="20"/>
-                <w:szCs w:val="20"/>
-                <w:u w:val="none"/>
-                <w:bdr w:val="none" w:color="auto" w:sz="0" w:space="0"/>
-                <w:lang w:val="en-US" w:eastAsia="zh-CN" w:bidi="ar"/>
-              </w:rPr>
-              <w:t>SMSC</w:t>
-            </w:r>
-          </w:p>
-        </w:tc>
-        <w:tc>
-          <w:tcPr>
-            <w:tcW w:w="1684" w:type="dxa"/>
+            <w:vAlign w:val="bottom"/>
+          </w:tcPr>
+          <w:p>
+            <w:pPr>
+              <w:keepNext w:val="0"/>
+              <w:keepLines w:val="0"/>
+              <w:widowControl/>
+              <w:suppressLineNumbers w:val="0"/>
+              <w:jc w:val="center"/>
+              <w:textAlignment w:val="bottom"/>
+              <w:rPr>
+                <w:rFonts w:hint="default" w:ascii="Arial" w:hAnsi="Arial" w:cs="Arial"/>
+                <w:i w:val="0"/>
+                <w:iCs w:val="0"/>
+                <w:color w:val="000000"/>
+                <w:sz w:val="20"/>
+                <w:szCs w:val="20"/>
+                <w:u w:val="none"/>
+              </w:rPr>
+            </w:pPr>
+            <w:r>
+              <w:rPr>
+                <w:rFonts w:hint="default" w:ascii="Arial" w:hAnsi="Arial" w:eastAsia="SimSun" w:cs="Arial"/>
+                <w:i w:val="0"/>
+                <w:iCs w:val="0"/>
+                <w:color w:val="000000"/>
+                <w:kern w:val="0"/>
+                <w:sz w:val="20"/>
+                <w:szCs w:val="20"/>
+                <w:u w:val="none"/>
+                <w:bdr w:val="none" w:color="auto" w:sz="0" w:space="0"/>
+                <w:lang w:val="en-US" w:eastAsia="zh-CN" w:bidi="ar"/>
+              </w:rPr>
+              <w:t>SMVB</w:t>
+            </w:r>
+          </w:p>
+        </w:tc>
+        <w:tc>
+          <w:tcPr>
+            <w:tcW w:w="0" w:type="auto"/>
             <w:tcBorders>
               <w:top w:val="single" w:color="4F81BD" w:sz="8" w:space="0"/>
               <w:left w:val="dotted" w:color="auto" w:sz="0" w:space="0"/>
@@ -4167,11 +4211,11 @@
             </w:tcBorders>
             <w:shd w:val="clear" w:color="auto" w:fill="FFFFFF"/>
             <w:noWrap/>
-            <w:vAlign w:val="center"/>
-          </w:tcPr>
-          <w:p>
-            <w:pPr>
-              <w:jc w:val="left"/>
+            <w:vAlign w:val="bottom"/>
+          </w:tcPr>
+          <w:p>
+            <w:pPr>
+              <w:jc w:val="center"/>
               <w:rPr>
                 <w:rFonts w:hint="default" w:ascii="Arial" w:hAnsi="Arial" w:cs="Arial"/>
                 <w:i w:val="0"/>
@@ -4195,6 +4239,7 @@
             <w:insideH w:val="none" w:color="auto" w:sz="0" w:space="0"/>
             <w:insideV w:val="none" w:color="auto" w:sz="0" w:space="0"/>
           </w:tblBorders>
+          <w:shd w:val="clear"/>
           <w:tblCellMar>
             <w:top w:w="0" w:type="dxa"/>
             <w:left w:w="108" w:type="dxa"/>
@@ -4207,7 +4252,7 @@
         </w:trPr>
         <w:tc>
           <w:tcPr>
-            <w:tcW w:w="3363" w:type="dxa"/>
+            <w:tcW w:w="0" w:type="auto"/>
             <w:tcBorders>
               <w:top w:val="single" w:color="4F81BD" w:sz="8" w:space="0"/>
               <w:left w:val="single" w:color="4F81BD" w:sz="8" w:space="0"/>
@@ -4216,7 +4261,7 @@
             </w:tcBorders>
             <w:shd w:val="clear" w:color="auto" w:fill="E9EDF4"/>
             <w:noWrap/>
-            <w:vAlign w:val="center"/>
+            <w:vAlign w:val="bottom"/>
           </w:tcPr>
           <w:p>
             <w:pPr>
@@ -4249,13 +4294,13 @@
                 <w:bdr w:val="none" w:color="auto" w:sz="0" w:space="0"/>
                 <w:lang w:val="en-US" w:eastAsia="zh-CN" w:bidi="ar"/>
               </w:rPr>
-              <w:t>Daniel Benestante Hauk</w:t>
-            </w:r>
-          </w:p>
-        </w:tc>
-        <w:tc>
-          <w:tcPr>
-            <w:tcW w:w="2146" w:type="dxa"/>
+              <w:t xml:space="preserve">Ivanil Ribeiro Teixeira </w:t>
+            </w:r>
+          </w:p>
+        </w:tc>
+        <w:tc>
+          <w:tcPr>
+            <w:tcW w:w="0" w:type="auto"/>
             <w:tcBorders>
               <w:top w:val="single" w:color="4F81BD" w:sz="8" w:space="0"/>
               <w:left w:val="dotted" w:color="auto" w:sz="0" w:space="0"/>
@@ -4264,7 +4309,7 @@
             </w:tcBorders>
             <w:shd w:val="clear" w:color="auto" w:fill="E9EDF4"/>
             <w:noWrap/>
-            <w:vAlign w:val="center"/>
+            <w:vAlign w:val="bottom"/>
           </w:tcPr>
           <w:p>
             <w:pPr>
@@ -4297,13 +4342,13 @@
                 <w:bdr w:val="none" w:color="auto" w:sz="0" w:space="0"/>
                 <w:lang w:val="en-US" w:eastAsia="zh-CN" w:bidi="ar"/>
               </w:rPr>
-              <w:t>SBB</w:t>
-            </w:r>
-          </w:p>
-        </w:tc>
-        <w:tc>
-          <w:tcPr>
-            <w:tcW w:w="1163" w:type="dxa"/>
+              <w:t>AASC</w:t>
+            </w:r>
+          </w:p>
+        </w:tc>
+        <w:tc>
+          <w:tcPr>
+            <w:tcW w:w="0" w:type="auto"/>
             <w:tcBorders>
               <w:top w:val="single" w:color="4F81BD" w:sz="8" w:space="0"/>
               <w:left w:val="dotted" w:color="auto" w:sz="0" w:space="0"/>
@@ -4312,15 +4357,15 @@
             </w:tcBorders>
             <w:shd w:val="clear" w:color="auto" w:fill="E9EDF4"/>
             <w:noWrap/>
-            <w:vAlign w:val="center"/>
-          </w:tcPr>
-          <w:p>
-            <w:pPr>
-              <w:keepNext w:val="0"/>
-              <w:keepLines w:val="0"/>
-              <w:widowControl/>
-              <w:suppressLineNumbers w:val="0"/>
-              <w:jc w:val="left"/>
+            <w:vAlign w:val="bottom"/>
+          </w:tcPr>
+          <w:p>
+            <w:pPr>
+              <w:keepNext w:val="0"/>
+              <w:keepLines w:val="0"/>
+              <w:widowControl/>
+              <w:suppressLineNumbers w:val="0"/>
+              <w:jc w:val="center"/>
               <w:textAlignment w:val="bottom"/>
               <w:rPr>
                 <w:rFonts w:hint="default" w:ascii="Arial" w:hAnsi="Arial" w:cs="Arial"/>
@@ -4351,7 +4396,7 @@
         </w:tc>
         <w:tc>
           <w:tcPr>
-            <w:tcW w:w="1684" w:type="dxa"/>
+            <w:tcW w:w="0" w:type="auto"/>
             <w:tcBorders>
               <w:top w:val="single" w:color="4F81BD" w:sz="8" w:space="0"/>
               <w:left w:val="dotted" w:color="auto" w:sz="0" w:space="0"/>
@@ -4360,11 +4405,11 @@
             </w:tcBorders>
             <w:shd w:val="clear" w:color="auto" w:fill="E9EDF4"/>
             <w:noWrap/>
-            <w:vAlign w:val="center"/>
-          </w:tcPr>
-          <w:p>
-            <w:pPr>
-              <w:jc w:val="left"/>
+            <w:vAlign w:val="bottom"/>
+          </w:tcPr>
+          <w:p>
+            <w:pPr>
+              <w:jc w:val="center"/>
               <w:rPr>
                 <w:rFonts w:hint="default" w:ascii="Arial" w:hAnsi="Arial" w:cs="Arial"/>
                 <w:i w:val="0"/>
@@ -4388,6 +4433,7 @@
             <w:insideH w:val="none" w:color="auto" w:sz="0" w:space="0"/>
             <w:insideV w:val="none" w:color="auto" w:sz="0" w:space="0"/>
           </w:tblBorders>
+          <w:shd w:val="clear"/>
           <w:tblCellMar>
             <w:top w:w="0" w:type="dxa"/>
             <w:left w:w="108" w:type="dxa"/>
@@ -4400,7 +4446,7 @@
         </w:trPr>
         <w:tc>
           <w:tcPr>
-            <w:tcW w:w="3363" w:type="dxa"/>
+            <w:tcW w:w="0" w:type="auto"/>
             <w:tcBorders>
               <w:top w:val="single" w:color="4F81BD" w:sz="8" w:space="0"/>
               <w:left w:val="single" w:color="4F81BD" w:sz="8" w:space="0"/>
@@ -4409,7 +4455,7 @@
             </w:tcBorders>
             <w:shd w:val="clear" w:color="auto" w:fill="FFFFFF"/>
             <w:noWrap/>
-            <w:vAlign w:val="center"/>
+            <w:vAlign w:val="bottom"/>
           </w:tcPr>
           <w:p>
             <w:pPr>
@@ -4442,13 +4488,13 @@
                 <w:bdr w:val="none" w:color="auto" w:sz="0" w:space="0"/>
                 <w:lang w:val="en-US" w:eastAsia="zh-CN" w:bidi="ar"/>
               </w:rPr>
-              <w:t>Thiago Abreu Sirio</w:t>
-            </w:r>
-          </w:p>
-        </w:tc>
-        <w:tc>
-          <w:tcPr>
-            <w:tcW w:w="2146" w:type="dxa"/>
+              <w:t>Ricardo Castro Alamino</w:t>
+            </w:r>
+          </w:p>
+        </w:tc>
+        <w:tc>
+          <w:tcPr>
+            <w:tcW w:w="0" w:type="auto"/>
             <w:tcBorders>
               <w:top w:val="single" w:color="4F81BD" w:sz="8" w:space="0"/>
               <w:left w:val="dotted" w:color="auto" w:sz="0" w:space="0"/>
@@ -4457,26 +4503,46 @@
             </w:tcBorders>
             <w:shd w:val="clear" w:color="auto" w:fill="FFFFFF"/>
             <w:noWrap/>
-            <w:vAlign w:val="center"/>
-          </w:tcPr>
-          <w:p>
-            <w:pPr>
+            <w:vAlign w:val="bottom"/>
+          </w:tcPr>
+          <w:p>
+            <w:pPr>
+              <w:keepNext w:val="0"/>
+              <w:keepLines w:val="0"/>
+              <w:widowControl/>
+              <w:suppressLineNumbers w:val="0"/>
               <w:jc w:val="left"/>
-              <w:rPr>
-                <w:rFonts w:hint="default" w:ascii="Arial" w:hAnsi="Arial" w:cs="Arial"/>
-                <w:i w:val="0"/>
-                <w:iCs w:val="0"/>
-                <w:color w:val="000000"/>
-                <w:sz w:val="20"/>
-                <w:szCs w:val="20"/>
-                <w:u w:val="none"/>
-              </w:rPr>
-            </w:pPr>
-          </w:p>
-        </w:tc>
-        <w:tc>
-          <w:tcPr>
-            <w:tcW w:w="1163" w:type="dxa"/>
+              <w:textAlignment w:val="bottom"/>
+              <w:rPr>
+                <w:rFonts w:hint="default" w:ascii="Arial" w:hAnsi="Arial" w:cs="Arial"/>
+                <w:i w:val="0"/>
+                <w:iCs w:val="0"/>
+                <w:color w:val="000000"/>
+                <w:sz w:val="20"/>
+                <w:szCs w:val="20"/>
+                <w:u w:val="none"/>
+              </w:rPr>
+            </w:pPr>
+            <w:r>
+              <w:rPr>
+                <w:rFonts w:hint="default" w:ascii="Arial" w:hAnsi="Arial" w:eastAsia="SimSun" w:cs="Arial"/>
+                <w:i w:val="0"/>
+                <w:iCs w:val="0"/>
+                <w:color w:val="000000"/>
+                <w:kern w:val="0"/>
+                <w:sz w:val="20"/>
+                <w:szCs w:val="20"/>
+                <w:u w:val="none"/>
+                <w:bdr w:val="none" w:color="auto" w:sz="0" w:space="0"/>
+                <w:lang w:val="en-US" w:eastAsia="zh-CN" w:bidi="ar"/>
+              </w:rPr>
+              <w:t>BZN</w:t>
+            </w:r>
+          </w:p>
+        </w:tc>
+        <w:tc>
+          <w:tcPr>
+            <w:tcW w:w="0" w:type="auto"/>
             <w:tcBorders>
               <w:top w:val="single" w:color="4F81BD" w:sz="8" w:space="0"/>
               <w:left w:val="dotted" w:color="auto" w:sz="0" w:space="0"/>
@@ -4485,15 +4551,15 @@
             </w:tcBorders>
             <w:shd w:val="clear" w:color="auto" w:fill="FFFFFF"/>
             <w:noWrap/>
-            <w:vAlign w:val="center"/>
-          </w:tcPr>
-          <w:p>
-            <w:pPr>
-              <w:keepNext w:val="0"/>
-              <w:keepLines w:val="0"/>
-              <w:widowControl/>
-              <w:suppressLineNumbers w:val="0"/>
-              <w:jc w:val="left"/>
+            <w:vAlign w:val="bottom"/>
+          </w:tcPr>
+          <w:p>
+            <w:pPr>
+              <w:keepNext w:val="0"/>
+              <w:keepLines w:val="0"/>
+              <w:widowControl/>
+              <w:suppressLineNumbers w:val="0"/>
+              <w:jc w:val="center"/>
               <w:textAlignment w:val="bottom"/>
               <w:rPr>
                 <w:rFonts w:hint="default" w:ascii="Arial" w:hAnsi="Arial" w:cs="Arial"/>
@@ -4524,7 +4590,7 @@
         </w:tc>
         <w:tc>
           <w:tcPr>
-            <w:tcW w:w="1684" w:type="dxa"/>
+            <w:tcW w:w="0" w:type="auto"/>
             <w:tcBorders>
               <w:top w:val="single" w:color="4F81BD" w:sz="8" w:space="0"/>
               <w:left w:val="dotted" w:color="auto" w:sz="0" w:space="0"/>
@@ -4533,11 +4599,11 @@
             </w:tcBorders>
             <w:shd w:val="clear" w:color="auto" w:fill="FFFFFF"/>
             <w:noWrap/>
-            <w:vAlign w:val="center"/>
-          </w:tcPr>
-          <w:p>
-            <w:pPr>
-              <w:jc w:val="left"/>
+            <w:vAlign w:val="bottom"/>
+          </w:tcPr>
+          <w:p>
+            <w:pPr>
+              <w:jc w:val="center"/>
               <w:rPr>
                 <w:rFonts w:hint="default" w:ascii="Arial" w:hAnsi="Arial" w:cs="Arial"/>
                 <w:i w:val="0"/>
@@ -4561,6 +4627,7 @@
             <w:insideH w:val="none" w:color="auto" w:sz="0" w:space="0"/>
             <w:insideV w:val="none" w:color="auto" w:sz="0" w:space="0"/>
           </w:tblBorders>
+          <w:shd w:val="clear"/>
           <w:tblCellMar>
             <w:top w:w="0" w:type="dxa"/>
             <w:left w:w="108" w:type="dxa"/>
@@ -4573,7 +4640,7 @@
         </w:trPr>
         <w:tc>
           <w:tcPr>
-            <w:tcW w:w="3363" w:type="dxa"/>
+            <w:tcW w:w="0" w:type="auto"/>
             <w:tcBorders>
               <w:top w:val="single" w:color="4F81BD" w:sz="8" w:space="0"/>
               <w:left w:val="single" w:color="4F81BD" w:sz="8" w:space="0"/>
@@ -4582,7 +4649,7 @@
             </w:tcBorders>
             <w:shd w:val="clear" w:color="auto" w:fill="E9EDF4"/>
             <w:noWrap/>
-            <w:vAlign w:val="center"/>
+            <w:vAlign w:val="bottom"/>
           </w:tcPr>
           <w:p>
             <w:pPr>
@@ -4615,13 +4682,13 @@
                 <w:bdr w:val="none" w:color="auto" w:sz="0" w:space="0"/>
                 <w:lang w:val="en-US" w:eastAsia="zh-CN" w:bidi="ar"/>
               </w:rPr>
-              <w:t xml:space="preserve">Ivanil Ribeiro Teixeira </w:t>
-            </w:r>
-          </w:p>
-        </w:tc>
-        <w:tc>
-          <w:tcPr>
-            <w:tcW w:w="2146" w:type="dxa"/>
+              <w:t>Anna Carolina</w:t>
+            </w:r>
+          </w:p>
+        </w:tc>
+        <w:tc>
+          <w:tcPr>
+            <w:tcW w:w="0" w:type="auto"/>
             <w:tcBorders>
               <w:top w:val="single" w:color="4F81BD" w:sz="8" w:space="0"/>
               <w:left w:val="dotted" w:color="auto" w:sz="0" w:space="0"/>
@@ -4630,7 +4697,7 @@
             </w:tcBorders>
             <w:shd w:val="clear" w:color="auto" w:fill="E9EDF4"/>
             <w:noWrap/>
-            <w:vAlign w:val="center"/>
+            <w:vAlign w:val="bottom"/>
           </w:tcPr>
           <w:p>
             <w:pPr>
@@ -4663,13 +4730,13 @@
                 <w:bdr w:val="none" w:color="auto" w:sz="0" w:space="0"/>
                 <w:lang w:val="en-US" w:eastAsia="zh-CN" w:bidi="ar"/>
               </w:rPr>
-              <w:t>AASC</w:t>
-            </w:r>
-          </w:p>
-        </w:tc>
-        <w:tc>
-          <w:tcPr>
-            <w:tcW w:w="1163" w:type="dxa"/>
+              <w:t>SBB</w:t>
+            </w:r>
+          </w:p>
+        </w:tc>
+        <w:tc>
+          <w:tcPr>
+            <w:tcW w:w="0" w:type="auto"/>
             <w:tcBorders>
               <w:top w:val="single" w:color="4F81BD" w:sz="8" w:space="0"/>
               <w:left w:val="dotted" w:color="auto" w:sz="0" w:space="0"/>
@@ -4678,46 +4745,46 @@
             </w:tcBorders>
             <w:shd w:val="clear" w:color="auto" w:fill="E9EDF4"/>
             <w:noWrap/>
-            <w:vAlign w:val="center"/>
-          </w:tcPr>
-          <w:p>
-            <w:pPr>
-              <w:keepNext w:val="0"/>
-              <w:keepLines w:val="0"/>
-              <w:widowControl/>
-              <w:suppressLineNumbers w:val="0"/>
-              <w:jc w:val="left"/>
-              <w:textAlignment w:val="bottom"/>
-              <w:rPr>
-                <w:rFonts w:hint="default" w:ascii="Arial" w:hAnsi="Arial" w:cs="Arial"/>
-                <w:i w:val="0"/>
-                <w:iCs w:val="0"/>
-                <w:color w:val="000000"/>
-                <w:sz w:val="20"/>
-                <w:szCs w:val="20"/>
-                <w:u w:val="none"/>
-              </w:rPr>
-            </w:pPr>
-            <w:r>
-              <w:rPr>
-                <w:rFonts w:hint="default" w:ascii="Arial" w:hAnsi="Arial" w:eastAsia="SimSun" w:cs="Arial"/>
-                <w:i w:val="0"/>
-                <w:iCs w:val="0"/>
-                <w:color w:val="000000"/>
-                <w:kern w:val="0"/>
-                <w:sz w:val="20"/>
-                <w:szCs w:val="20"/>
-                <w:u w:val="none"/>
-                <w:bdr w:val="none" w:color="auto" w:sz="0" w:space="0"/>
-                <w:lang w:val="en-US" w:eastAsia="zh-CN" w:bidi="ar"/>
-              </w:rPr>
-              <w:t>SMVB</w:t>
-            </w:r>
-          </w:p>
-        </w:tc>
-        <w:tc>
-          <w:tcPr>
-            <w:tcW w:w="1684" w:type="dxa"/>
+            <w:vAlign w:val="bottom"/>
+          </w:tcPr>
+          <w:p>
+            <w:pPr>
+              <w:keepNext w:val="0"/>
+              <w:keepLines w:val="0"/>
+              <w:widowControl/>
+              <w:suppressLineNumbers w:val="0"/>
+              <w:jc w:val="center"/>
+              <w:textAlignment w:val="bottom"/>
+              <w:rPr>
+                <w:rFonts w:hint="default" w:ascii="Arial" w:hAnsi="Arial" w:cs="Arial"/>
+                <w:i w:val="0"/>
+                <w:iCs w:val="0"/>
+                <w:color w:val="000000"/>
+                <w:sz w:val="20"/>
+                <w:szCs w:val="20"/>
+                <w:u w:val="none"/>
+              </w:rPr>
+            </w:pPr>
+            <w:r>
+              <w:rPr>
+                <w:rFonts w:hint="default" w:ascii="Arial" w:hAnsi="Arial" w:eastAsia="SimSun" w:cs="Arial"/>
+                <w:i w:val="0"/>
+                <w:iCs w:val="0"/>
+                <w:color w:val="000000"/>
+                <w:kern w:val="0"/>
+                <w:sz w:val="20"/>
+                <w:szCs w:val="20"/>
+                <w:u w:val="none"/>
+                <w:bdr w:val="none" w:color="auto" w:sz="0" w:space="0"/>
+                <w:lang w:val="en-US" w:eastAsia="zh-CN" w:bidi="ar"/>
+              </w:rPr>
+              <w:t>SFA</w:t>
+            </w:r>
+          </w:p>
+        </w:tc>
+        <w:tc>
+          <w:tcPr>
+            <w:tcW w:w="0" w:type="auto"/>
             <w:tcBorders>
               <w:top w:val="single" w:color="4F81BD" w:sz="8" w:space="0"/>
               <w:left w:val="dotted" w:color="auto" w:sz="0" w:space="0"/>
@@ -4726,21 +4793,41 @@
             </w:tcBorders>
             <w:shd w:val="clear" w:color="auto" w:fill="E9EDF4"/>
             <w:noWrap/>
-            <w:vAlign w:val="center"/>
-          </w:tcPr>
-          <w:p>
-            <w:pPr>
-              <w:jc w:val="left"/>
-              <w:rPr>
-                <w:rFonts w:hint="default" w:ascii="Arial" w:hAnsi="Arial" w:cs="Arial"/>
-                <w:i w:val="0"/>
-                <w:iCs w:val="0"/>
-                <w:color w:val="000000"/>
-                <w:sz w:val="20"/>
-                <w:szCs w:val="20"/>
-                <w:u w:val="none"/>
-              </w:rPr>
-            </w:pPr>
+            <w:vAlign w:val="bottom"/>
+          </w:tcPr>
+          <w:p>
+            <w:pPr>
+              <w:keepNext w:val="0"/>
+              <w:keepLines w:val="0"/>
+              <w:widowControl/>
+              <w:suppressLineNumbers w:val="0"/>
+              <w:jc w:val="center"/>
+              <w:textAlignment w:val="bottom"/>
+              <w:rPr>
+                <w:rFonts w:hint="default" w:ascii="Arial" w:hAnsi="Arial" w:cs="Arial"/>
+                <w:i w:val="0"/>
+                <w:iCs w:val="0"/>
+                <w:color w:val="000000"/>
+                <w:sz w:val="20"/>
+                <w:szCs w:val="20"/>
+                <w:u w:val="none"/>
+              </w:rPr>
+            </w:pPr>
+            <w:r>
+              <w:rPr>
+                <w:rFonts w:hint="default" w:ascii="Arial" w:hAnsi="Arial" w:eastAsia="SimSun" w:cs="Arial"/>
+                <w:i w:val="0"/>
+                <w:iCs w:val="0"/>
+                <w:color w:val="000000"/>
+                <w:kern w:val="0"/>
+                <w:sz w:val="20"/>
+                <w:szCs w:val="20"/>
+                <w:u w:val="none"/>
+                <w:bdr w:val="none" w:color="auto" w:sz="0" w:space="0"/>
+                <w:lang w:val="en-US" w:eastAsia="zh-CN" w:bidi="ar"/>
+              </w:rPr>
+              <w:t>SFA</w:t>
+            </w:r>
           </w:p>
         </w:tc>
       </w:tr>
@@ -4754,6 +4841,7 @@
             <w:insideH w:val="none" w:color="auto" w:sz="0" w:space="0"/>
             <w:insideV w:val="none" w:color="auto" w:sz="0" w:space="0"/>
           </w:tblBorders>
+          <w:shd w:val="clear"/>
           <w:tblCellMar>
             <w:top w:w="0" w:type="dxa"/>
             <w:left w:w="108" w:type="dxa"/>
@@ -4766,7 +4854,7 @@
         </w:trPr>
         <w:tc>
           <w:tcPr>
-            <w:tcW w:w="3363" w:type="dxa"/>
+            <w:tcW w:w="0" w:type="auto"/>
             <w:tcBorders>
               <w:top w:val="single" w:color="4F81BD" w:sz="8" w:space="0"/>
               <w:left w:val="single" w:color="4F81BD" w:sz="8" w:space="0"/>
@@ -4775,7 +4863,7 @@
             </w:tcBorders>
             <w:shd w:val="clear" w:color="auto" w:fill="FFFFFF"/>
             <w:noWrap/>
-            <w:vAlign w:val="center"/>
+            <w:vAlign w:val="bottom"/>
           </w:tcPr>
           <w:p>
             <w:pPr>
@@ -4808,13 +4896,13 @@
                 <w:bdr w:val="none" w:color="auto" w:sz="0" w:space="0"/>
                 <w:lang w:val="en-US" w:eastAsia="zh-CN" w:bidi="ar"/>
               </w:rPr>
-              <w:t>Ricardo Castro Alamino</w:t>
-            </w:r>
-          </w:p>
-        </w:tc>
-        <w:tc>
-          <w:tcPr>
-            <w:tcW w:w="2146" w:type="dxa"/>
+              <w:t>Mariana Rezende</w:t>
+            </w:r>
+          </w:p>
+        </w:tc>
+        <w:tc>
+          <w:tcPr>
+            <w:tcW w:w="0" w:type="auto"/>
             <w:tcBorders>
               <w:top w:val="single" w:color="4F81BD" w:sz="8" w:space="0"/>
               <w:left w:val="dotted" w:color="auto" w:sz="0" w:space="0"/>
@@ -4823,7 +4911,7 @@
             </w:tcBorders>
             <w:shd w:val="clear" w:color="auto" w:fill="FFFFFF"/>
             <w:noWrap/>
-            <w:vAlign w:val="center"/>
+            <w:vAlign w:val="bottom"/>
           </w:tcPr>
           <w:p>
             <w:pPr>
@@ -4856,13 +4944,13 @@
                 <w:bdr w:val="none" w:color="auto" w:sz="0" w:space="0"/>
                 <w:lang w:val="en-US" w:eastAsia="zh-CN" w:bidi="ar"/>
               </w:rPr>
-              <w:t>BZN</w:t>
-            </w:r>
-          </w:p>
-        </w:tc>
-        <w:tc>
-          <w:tcPr>
-            <w:tcW w:w="1163" w:type="dxa"/>
+              <w:t>Nippon</w:t>
+            </w:r>
+          </w:p>
+        </w:tc>
+        <w:tc>
+          <w:tcPr>
+            <w:tcW w:w="0" w:type="auto"/>
             <w:tcBorders>
               <w:top w:val="single" w:color="4F81BD" w:sz="8" w:space="0"/>
               <w:left w:val="dotted" w:color="auto" w:sz="0" w:space="0"/>
@@ -4871,46 +4959,46 @@
             </w:tcBorders>
             <w:shd w:val="clear" w:color="auto" w:fill="FFFFFF"/>
             <w:noWrap/>
-            <w:vAlign w:val="center"/>
-          </w:tcPr>
-          <w:p>
-            <w:pPr>
-              <w:keepNext w:val="0"/>
-              <w:keepLines w:val="0"/>
-              <w:widowControl/>
-              <w:suppressLineNumbers w:val="0"/>
-              <w:jc w:val="left"/>
-              <w:textAlignment w:val="bottom"/>
-              <w:rPr>
-                <w:rFonts w:hint="default" w:ascii="Arial" w:hAnsi="Arial" w:cs="Arial"/>
-                <w:i w:val="0"/>
-                <w:iCs w:val="0"/>
-                <w:color w:val="000000"/>
-                <w:sz w:val="20"/>
-                <w:szCs w:val="20"/>
-                <w:u w:val="none"/>
-              </w:rPr>
-            </w:pPr>
-            <w:r>
-              <w:rPr>
-                <w:rFonts w:hint="default" w:ascii="Arial" w:hAnsi="Arial" w:eastAsia="SimSun" w:cs="Arial"/>
-                <w:i w:val="0"/>
-                <w:iCs w:val="0"/>
-                <w:color w:val="000000"/>
-                <w:kern w:val="0"/>
-                <w:sz w:val="20"/>
-                <w:szCs w:val="20"/>
-                <w:u w:val="none"/>
-                <w:bdr w:val="none" w:color="auto" w:sz="0" w:space="0"/>
-                <w:lang w:val="en-US" w:eastAsia="zh-CN" w:bidi="ar"/>
-              </w:rPr>
-              <w:t>SMVB</w:t>
-            </w:r>
-          </w:p>
-        </w:tc>
-        <w:tc>
-          <w:tcPr>
-            <w:tcW w:w="1684" w:type="dxa"/>
+            <w:vAlign w:val="bottom"/>
+          </w:tcPr>
+          <w:p>
+            <w:pPr>
+              <w:keepNext w:val="0"/>
+              <w:keepLines w:val="0"/>
+              <w:widowControl/>
+              <w:suppressLineNumbers w:val="0"/>
+              <w:jc w:val="center"/>
+              <w:textAlignment w:val="bottom"/>
+              <w:rPr>
+                <w:rFonts w:hint="default" w:ascii="Arial" w:hAnsi="Arial" w:cs="Arial"/>
+                <w:i w:val="0"/>
+                <w:iCs w:val="0"/>
+                <w:color w:val="000000"/>
+                <w:sz w:val="20"/>
+                <w:szCs w:val="20"/>
+                <w:u w:val="none"/>
+              </w:rPr>
+            </w:pPr>
+            <w:r>
+              <w:rPr>
+                <w:rFonts w:hint="default" w:ascii="Arial" w:hAnsi="Arial" w:eastAsia="SimSun" w:cs="Arial"/>
+                <w:i w:val="0"/>
+                <w:iCs w:val="0"/>
+                <w:color w:val="000000"/>
+                <w:kern w:val="0"/>
+                <w:sz w:val="20"/>
+                <w:szCs w:val="20"/>
+                <w:u w:val="none"/>
+                <w:bdr w:val="none" w:color="auto" w:sz="0" w:space="0"/>
+                <w:lang w:val="en-US" w:eastAsia="zh-CN" w:bidi="ar"/>
+              </w:rPr>
+              <w:t>SFB</w:t>
+            </w:r>
+          </w:p>
+        </w:tc>
+        <w:tc>
+          <w:tcPr>
+            <w:tcW w:w="0" w:type="auto"/>
             <w:tcBorders>
               <w:top w:val="single" w:color="4F81BD" w:sz="8" w:space="0"/>
               <w:left w:val="dotted" w:color="auto" w:sz="0" w:space="0"/>
@@ -4919,21 +5007,41 @@
             </w:tcBorders>
             <w:shd w:val="clear" w:color="auto" w:fill="FFFFFF"/>
             <w:noWrap/>
-            <w:vAlign w:val="center"/>
-          </w:tcPr>
-          <w:p>
-            <w:pPr>
-              <w:jc w:val="left"/>
-              <w:rPr>
-                <w:rFonts w:hint="default" w:ascii="Arial" w:hAnsi="Arial" w:cs="Arial"/>
-                <w:i w:val="0"/>
-                <w:iCs w:val="0"/>
-                <w:color w:val="000000"/>
-                <w:sz w:val="20"/>
-                <w:szCs w:val="20"/>
-                <w:u w:val="none"/>
-              </w:rPr>
-            </w:pPr>
+            <w:vAlign w:val="bottom"/>
+          </w:tcPr>
+          <w:p>
+            <w:pPr>
+              <w:keepNext w:val="0"/>
+              <w:keepLines w:val="0"/>
+              <w:widowControl/>
+              <w:suppressLineNumbers w:val="0"/>
+              <w:jc w:val="center"/>
+              <w:textAlignment w:val="bottom"/>
+              <w:rPr>
+                <w:rFonts w:hint="default" w:ascii="Arial" w:hAnsi="Arial" w:cs="Arial"/>
+                <w:i w:val="0"/>
+                <w:iCs w:val="0"/>
+                <w:color w:val="000000"/>
+                <w:sz w:val="20"/>
+                <w:szCs w:val="20"/>
+                <w:u w:val="none"/>
+              </w:rPr>
+            </w:pPr>
+            <w:r>
+              <w:rPr>
+                <w:rFonts w:hint="default" w:ascii="Arial" w:hAnsi="Arial" w:eastAsia="SimSun" w:cs="Arial"/>
+                <w:i w:val="0"/>
+                <w:iCs w:val="0"/>
+                <w:color w:val="000000"/>
+                <w:kern w:val="0"/>
+                <w:sz w:val="20"/>
+                <w:szCs w:val="20"/>
+                <w:u w:val="none"/>
+                <w:bdr w:val="none" w:color="auto" w:sz="0" w:space="0"/>
+                <w:lang w:val="en-US" w:eastAsia="zh-CN" w:bidi="ar"/>
+              </w:rPr>
+              <w:t>SFA</w:t>
+            </w:r>
           </w:p>
         </w:tc>
       </w:tr>
@@ -4947,6 +5055,7 @@
             <w:insideH w:val="none" w:color="auto" w:sz="0" w:space="0"/>
             <w:insideV w:val="none" w:color="auto" w:sz="0" w:space="0"/>
           </w:tblBorders>
+          <w:shd w:val="clear"/>
           <w:tblCellMar>
             <w:top w:w="0" w:type="dxa"/>
             <w:left w:w="108" w:type="dxa"/>
@@ -4959,7 +5068,7 @@
         </w:trPr>
         <w:tc>
           <w:tcPr>
-            <w:tcW w:w="3363" w:type="dxa"/>
+            <w:tcW w:w="0" w:type="auto"/>
             <w:tcBorders>
               <w:top w:val="single" w:color="4F81BD" w:sz="8" w:space="0"/>
               <w:left w:val="single" w:color="4F81BD" w:sz="8" w:space="0"/>
@@ -4968,7 +5077,7 @@
             </w:tcBorders>
             <w:shd w:val="clear" w:color="auto" w:fill="E9EDF4"/>
             <w:noWrap/>
-            <w:vAlign w:val="center"/>
+            <w:vAlign w:val="bottom"/>
           </w:tcPr>
           <w:p>
             <w:pPr>
@@ -5001,13 +5110,13 @@
                 <w:bdr w:val="none" w:color="auto" w:sz="0" w:space="0"/>
                 <w:lang w:val="en-US" w:eastAsia="zh-CN" w:bidi="ar"/>
               </w:rPr>
-              <w:t>Anna Carolina</w:t>
-            </w:r>
-          </w:p>
-        </w:tc>
-        <w:tc>
-          <w:tcPr>
-            <w:tcW w:w="2146" w:type="dxa"/>
+              <w:t xml:space="preserve">Letícia Shen </w:t>
+            </w:r>
+          </w:p>
+        </w:tc>
+        <w:tc>
+          <w:tcPr>
+            <w:tcW w:w="0" w:type="auto"/>
             <w:tcBorders>
               <w:top w:val="single" w:color="4F81BD" w:sz="8" w:space="0"/>
               <w:left w:val="dotted" w:color="auto" w:sz="0" w:space="0"/>
@@ -5016,7 +5125,7 @@
             </w:tcBorders>
             <w:shd w:val="clear" w:color="auto" w:fill="E9EDF4"/>
             <w:noWrap/>
-            <w:vAlign w:val="center"/>
+            <w:vAlign w:val="bottom"/>
           </w:tcPr>
           <w:p>
             <w:pPr>
@@ -5049,13 +5158,13 @@
                 <w:bdr w:val="none" w:color="auto" w:sz="0" w:space="0"/>
                 <w:lang w:val="en-US" w:eastAsia="zh-CN" w:bidi="ar"/>
               </w:rPr>
-              <w:t>SBB</w:t>
-            </w:r>
-          </w:p>
-        </w:tc>
-        <w:tc>
-          <w:tcPr>
-            <w:tcW w:w="1163" w:type="dxa"/>
+              <w:t>ACBB</w:t>
+            </w:r>
+          </w:p>
+        </w:tc>
+        <w:tc>
+          <w:tcPr>
+            <w:tcW w:w="0" w:type="auto"/>
             <w:tcBorders>
               <w:top w:val="single" w:color="4F81BD" w:sz="8" w:space="0"/>
               <w:left w:val="dotted" w:color="auto" w:sz="0" w:space="0"/>
@@ -5064,46 +5173,46 @@
             </w:tcBorders>
             <w:shd w:val="clear" w:color="auto" w:fill="E9EDF4"/>
             <w:noWrap/>
-            <w:vAlign w:val="center"/>
-          </w:tcPr>
-          <w:p>
-            <w:pPr>
-              <w:keepNext w:val="0"/>
-              <w:keepLines w:val="0"/>
-              <w:widowControl/>
-              <w:suppressLineNumbers w:val="0"/>
-              <w:jc w:val="left"/>
-              <w:textAlignment w:val="bottom"/>
-              <w:rPr>
-                <w:rFonts w:hint="default" w:ascii="Arial" w:hAnsi="Arial" w:cs="Arial"/>
-                <w:i w:val="0"/>
-                <w:iCs w:val="0"/>
-                <w:color w:val="000000"/>
-                <w:sz w:val="20"/>
-                <w:szCs w:val="20"/>
-                <w:u w:val="none"/>
-              </w:rPr>
-            </w:pPr>
-            <w:r>
-              <w:rPr>
-                <w:rFonts w:hint="default" w:ascii="Arial" w:hAnsi="Arial" w:eastAsia="SimSun" w:cs="Arial"/>
-                <w:i w:val="0"/>
-                <w:iCs w:val="0"/>
-                <w:color w:val="000000"/>
-                <w:kern w:val="0"/>
-                <w:sz w:val="20"/>
-                <w:szCs w:val="20"/>
-                <w:u w:val="none"/>
-                <w:bdr w:val="none" w:color="auto" w:sz="0" w:space="0"/>
-                <w:lang w:val="en-US" w:eastAsia="zh-CN" w:bidi="ar"/>
-              </w:rPr>
-              <w:t>SFA</w:t>
-            </w:r>
-          </w:p>
-        </w:tc>
-        <w:tc>
-          <w:tcPr>
-            <w:tcW w:w="1684" w:type="dxa"/>
+            <w:vAlign w:val="bottom"/>
+          </w:tcPr>
+          <w:p>
+            <w:pPr>
+              <w:keepNext w:val="0"/>
+              <w:keepLines w:val="0"/>
+              <w:widowControl/>
+              <w:suppressLineNumbers w:val="0"/>
+              <w:jc w:val="center"/>
+              <w:textAlignment w:val="bottom"/>
+              <w:rPr>
+                <w:rFonts w:hint="default" w:ascii="Arial" w:hAnsi="Arial" w:cs="Arial"/>
+                <w:i w:val="0"/>
+                <w:iCs w:val="0"/>
+                <w:color w:val="000000"/>
+                <w:sz w:val="20"/>
+                <w:szCs w:val="20"/>
+                <w:u w:val="none"/>
+              </w:rPr>
+            </w:pPr>
+            <w:r>
+              <w:rPr>
+                <w:rFonts w:hint="default" w:ascii="Arial" w:hAnsi="Arial" w:eastAsia="SimSun" w:cs="Arial"/>
+                <w:i w:val="0"/>
+                <w:iCs w:val="0"/>
+                <w:color w:val="000000"/>
+                <w:kern w:val="0"/>
+                <w:sz w:val="20"/>
+                <w:szCs w:val="20"/>
+                <w:u w:val="none"/>
+                <w:bdr w:val="none" w:color="auto" w:sz="0" w:space="0"/>
+                <w:lang w:val="en-US" w:eastAsia="zh-CN" w:bidi="ar"/>
+              </w:rPr>
+              <w:t>SFC</w:t>
+            </w:r>
+          </w:p>
+        </w:tc>
+        <w:tc>
+          <w:tcPr>
+            <w:tcW w:w="0" w:type="auto"/>
             <w:tcBorders>
               <w:top w:val="single" w:color="4F81BD" w:sz="8" w:space="0"/>
               <w:left w:val="dotted" w:color="auto" w:sz="0" w:space="0"/>
@@ -5112,15 +5221,15 @@
             </w:tcBorders>
             <w:shd w:val="clear" w:color="auto" w:fill="E9EDF4"/>
             <w:noWrap/>
-            <w:vAlign w:val="center"/>
-          </w:tcPr>
-          <w:p>
-            <w:pPr>
-              <w:keepNext w:val="0"/>
-              <w:keepLines w:val="0"/>
-              <w:widowControl/>
-              <w:suppressLineNumbers w:val="0"/>
-              <w:jc w:val="left"/>
+            <w:vAlign w:val="bottom"/>
+          </w:tcPr>
+          <w:p>
+            <w:pPr>
+              <w:keepNext w:val="0"/>
+              <w:keepLines w:val="0"/>
+              <w:widowControl/>
+              <w:suppressLineNumbers w:val="0"/>
+              <w:jc w:val="center"/>
               <w:textAlignment w:val="bottom"/>
               <w:rPr>
                 <w:rFonts w:hint="default" w:ascii="Arial" w:hAnsi="Arial" w:cs="Arial"/>
@@ -5160,6 +5269,7 @@
             <w:insideH w:val="none" w:color="auto" w:sz="0" w:space="0"/>
             <w:insideV w:val="none" w:color="auto" w:sz="0" w:space="0"/>
           </w:tblBorders>
+          <w:shd w:val="clear"/>
           <w:tblCellMar>
             <w:top w:w="0" w:type="dxa"/>
             <w:left w:w="108" w:type="dxa"/>
@@ -5172,7 +5282,7 @@
         </w:trPr>
         <w:tc>
           <w:tcPr>
-            <w:tcW w:w="3363" w:type="dxa"/>
+            <w:tcW w:w="0" w:type="auto"/>
             <w:tcBorders>
               <w:top w:val="single" w:color="4F81BD" w:sz="8" w:space="0"/>
               <w:left w:val="single" w:color="4F81BD" w:sz="8" w:space="0"/>
@@ -5181,7 +5291,7 @@
             </w:tcBorders>
             <w:shd w:val="clear" w:color="auto" w:fill="FFFFFF"/>
             <w:noWrap/>
-            <w:vAlign w:val="center"/>
+            <w:vAlign w:val="bottom"/>
           </w:tcPr>
           <w:p>
             <w:pPr>
@@ -5214,13 +5324,13 @@
                 <w:bdr w:val="none" w:color="auto" w:sz="0" w:space="0"/>
                 <w:lang w:val="en-US" w:eastAsia="zh-CN" w:bidi="ar"/>
               </w:rPr>
-              <w:t>Mariana Rezende</w:t>
-            </w:r>
-          </w:p>
-        </w:tc>
-        <w:tc>
-          <w:tcPr>
-            <w:tcW w:w="2146" w:type="dxa"/>
+              <w:t>Marcela Yuka Ouraji</w:t>
+            </w:r>
+          </w:p>
+        </w:tc>
+        <w:tc>
+          <w:tcPr>
+            <w:tcW w:w="0" w:type="auto"/>
             <w:tcBorders>
               <w:top w:val="single" w:color="4F81BD" w:sz="8" w:space="0"/>
               <w:left w:val="dotted" w:color="auto" w:sz="0" w:space="0"/>
@@ -5229,7 +5339,7 @@
             </w:tcBorders>
             <w:shd w:val="clear" w:color="auto" w:fill="FFFFFF"/>
             <w:noWrap/>
-            <w:vAlign w:val="center"/>
+            <w:vAlign w:val="bottom"/>
           </w:tcPr>
           <w:p>
             <w:pPr>
@@ -5262,13 +5372,13 @@
                 <w:bdr w:val="none" w:color="auto" w:sz="0" w:space="0"/>
                 <w:lang w:val="en-US" w:eastAsia="zh-CN" w:bidi="ar"/>
               </w:rPr>
-              <w:t>Nippon</w:t>
-            </w:r>
-          </w:p>
-        </w:tc>
-        <w:tc>
-          <w:tcPr>
-            <w:tcW w:w="1163" w:type="dxa"/>
+              <w:t>AP Paranapanema</w:t>
+            </w:r>
+          </w:p>
+        </w:tc>
+        <w:tc>
+          <w:tcPr>
+            <w:tcW w:w="0" w:type="auto"/>
             <w:tcBorders>
               <w:top w:val="single" w:color="4F81BD" w:sz="8" w:space="0"/>
               <w:left w:val="dotted" w:color="auto" w:sz="0" w:space="0"/>
@@ -5277,46 +5387,46 @@
             </w:tcBorders>
             <w:shd w:val="clear" w:color="auto" w:fill="FFFFFF"/>
             <w:noWrap/>
-            <w:vAlign w:val="center"/>
-          </w:tcPr>
-          <w:p>
-            <w:pPr>
-              <w:keepNext w:val="0"/>
-              <w:keepLines w:val="0"/>
-              <w:widowControl/>
-              <w:suppressLineNumbers w:val="0"/>
-              <w:jc w:val="left"/>
-              <w:textAlignment w:val="bottom"/>
-              <w:rPr>
-                <w:rFonts w:hint="default" w:ascii="Arial" w:hAnsi="Arial" w:cs="Arial"/>
-                <w:i w:val="0"/>
-                <w:iCs w:val="0"/>
-                <w:color w:val="000000"/>
-                <w:sz w:val="20"/>
-                <w:szCs w:val="20"/>
-                <w:u w:val="none"/>
-              </w:rPr>
-            </w:pPr>
-            <w:r>
-              <w:rPr>
-                <w:rFonts w:hint="default" w:ascii="Arial" w:hAnsi="Arial" w:eastAsia="SimSun" w:cs="Arial"/>
-                <w:i w:val="0"/>
-                <w:iCs w:val="0"/>
-                <w:color w:val="000000"/>
-                <w:kern w:val="0"/>
-                <w:sz w:val="20"/>
-                <w:szCs w:val="20"/>
-                <w:u w:val="none"/>
-                <w:bdr w:val="none" w:color="auto" w:sz="0" w:space="0"/>
-                <w:lang w:val="en-US" w:eastAsia="zh-CN" w:bidi="ar"/>
-              </w:rPr>
-              <w:t>SFB</w:t>
-            </w:r>
-          </w:p>
-        </w:tc>
-        <w:tc>
-          <w:tcPr>
-            <w:tcW w:w="1684" w:type="dxa"/>
+            <w:vAlign w:val="bottom"/>
+          </w:tcPr>
+          <w:p>
+            <w:pPr>
+              <w:keepNext w:val="0"/>
+              <w:keepLines w:val="0"/>
+              <w:widowControl/>
+              <w:suppressLineNumbers w:val="0"/>
+              <w:jc w:val="center"/>
+              <w:textAlignment w:val="bottom"/>
+              <w:rPr>
+                <w:rFonts w:hint="default" w:ascii="Arial" w:hAnsi="Arial" w:cs="Arial"/>
+                <w:i w:val="0"/>
+                <w:iCs w:val="0"/>
+                <w:color w:val="000000"/>
+                <w:sz w:val="20"/>
+                <w:szCs w:val="20"/>
+                <w:u w:val="none"/>
+              </w:rPr>
+            </w:pPr>
+            <w:r>
+              <w:rPr>
+                <w:rFonts w:hint="default" w:ascii="Arial" w:hAnsi="Arial" w:eastAsia="SimSun" w:cs="Arial"/>
+                <w:i w:val="0"/>
+                <w:iCs w:val="0"/>
+                <w:color w:val="000000"/>
+                <w:kern w:val="0"/>
+                <w:sz w:val="20"/>
+                <w:szCs w:val="20"/>
+                <w:u w:val="none"/>
+                <w:bdr w:val="none" w:color="auto" w:sz="0" w:space="0"/>
+                <w:lang w:val="en-US" w:eastAsia="zh-CN" w:bidi="ar"/>
+              </w:rPr>
+              <w:t>SFSub11</w:t>
+            </w:r>
+          </w:p>
+        </w:tc>
+        <w:tc>
+          <w:tcPr>
+            <w:tcW w:w="0" w:type="auto"/>
             <w:tcBorders>
               <w:top w:val="single" w:color="4F81BD" w:sz="8" w:space="0"/>
               <w:left w:val="dotted" w:color="auto" w:sz="0" w:space="0"/>
@@ -5325,41 +5435,21 @@
             </w:tcBorders>
             <w:shd w:val="clear" w:color="auto" w:fill="FFFFFF"/>
             <w:noWrap/>
-            <w:vAlign w:val="center"/>
-          </w:tcPr>
-          <w:p>
-            <w:pPr>
-              <w:keepNext w:val="0"/>
-              <w:keepLines w:val="0"/>
-              <w:widowControl/>
-              <w:suppressLineNumbers w:val="0"/>
-              <w:jc w:val="left"/>
-              <w:textAlignment w:val="bottom"/>
-              <w:rPr>
-                <w:rFonts w:hint="default" w:ascii="Arial" w:hAnsi="Arial" w:cs="Arial"/>
-                <w:i w:val="0"/>
-                <w:iCs w:val="0"/>
-                <w:color w:val="000000"/>
-                <w:sz w:val="20"/>
-                <w:szCs w:val="20"/>
-                <w:u w:val="none"/>
-              </w:rPr>
-            </w:pPr>
-            <w:r>
-              <w:rPr>
-                <w:rFonts w:hint="default" w:ascii="Arial" w:hAnsi="Arial" w:eastAsia="SimSun" w:cs="Arial"/>
-                <w:i w:val="0"/>
-                <w:iCs w:val="0"/>
-                <w:color w:val="000000"/>
-                <w:kern w:val="0"/>
-                <w:sz w:val="20"/>
-                <w:szCs w:val="20"/>
-                <w:u w:val="none"/>
-                <w:bdr w:val="none" w:color="auto" w:sz="0" w:space="0"/>
-                <w:lang w:val="en-US" w:eastAsia="zh-CN" w:bidi="ar"/>
-              </w:rPr>
-              <w:t>SFA</w:t>
-            </w:r>
+            <w:vAlign w:val="bottom"/>
+          </w:tcPr>
+          <w:p>
+            <w:pPr>
+              <w:jc w:val="center"/>
+              <w:rPr>
+                <w:rFonts w:hint="default" w:ascii="Arial" w:hAnsi="Arial" w:cs="Arial"/>
+                <w:i w:val="0"/>
+                <w:iCs w:val="0"/>
+                <w:color w:val="000000"/>
+                <w:sz w:val="20"/>
+                <w:szCs w:val="20"/>
+                <w:u w:val="none"/>
+              </w:rPr>
+            </w:pPr>
           </w:p>
         </w:tc>
       </w:tr>
@@ -5373,6 +5463,7 @@
             <w:insideH w:val="none" w:color="auto" w:sz="0" w:space="0"/>
             <w:insideV w:val="none" w:color="auto" w:sz="0" w:space="0"/>
           </w:tblBorders>
+          <w:shd w:val="clear"/>
           <w:tblCellMar>
             <w:top w:w="0" w:type="dxa"/>
             <w:left w:w="108" w:type="dxa"/>
@@ -5385,7 +5476,7 @@
         </w:trPr>
         <w:tc>
           <w:tcPr>
-            <w:tcW w:w="3363" w:type="dxa"/>
+            <w:tcW w:w="0" w:type="auto"/>
             <w:tcBorders>
               <w:top w:val="single" w:color="4F81BD" w:sz="8" w:space="0"/>
               <w:left w:val="single" w:color="4F81BD" w:sz="8" w:space="0"/>
@@ -5394,7 +5485,7 @@
             </w:tcBorders>
             <w:shd w:val="clear" w:color="auto" w:fill="E9EDF4"/>
             <w:noWrap/>
-            <w:vAlign w:val="center"/>
+            <w:vAlign w:val="bottom"/>
           </w:tcPr>
           <w:p>
             <w:pPr>
@@ -5427,13 +5518,13 @@
                 <w:bdr w:val="none" w:color="auto" w:sz="0" w:space="0"/>
                 <w:lang w:val="en-US" w:eastAsia="zh-CN" w:bidi="ar"/>
               </w:rPr>
-              <w:t xml:space="preserve">Letícia Shen </w:t>
-            </w:r>
-          </w:p>
-        </w:tc>
-        <w:tc>
-          <w:tcPr>
-            <w:tcW w:w="2146" w:type="dxa"/>
+              <w:t>Manuela Veiga</w:t>
+            </w:r>
+          </w:p>
+        </w:tc>
+        <w:tc>
+          <w:tcPr>
+            <w:tcW w:w="0" w:type="auto"/>
             <w:tcBorders>
               <w:top w:val="single" w:color="4F81BD" w:sz="8" w:space="0"/>
               <w:left w:val="dotted" w:color="auto" w:sz="0" w:space="0"/>
@@ -5442,7 +5533,7 @@
             </w:tcBorders>
             <w:shd w:val="clear" w:color="auto" w:fill="E9EDF4"/>
             <w:noWrap/>
-            <w:vAlign w:val="center"/>
+            <w:vAlign w:val="bottom"/>
           </w:tcPr>
           <w:p>
             <w:pPr>
@@ -5475,13 +5566,13 @@
                 <w:bdr w:val="none" w:color="auto" w:sz="0" w:space="0"/>
                 <w:lang w:val="en-US" w:eastAsia="zh-CN" w:bidi="ar"/>
               </w:rPr>
-              <w:t>ACBB</w:t>
-            </w:r>
-          </w:p>
-        </w:tc>
-        <w:tc>
-          <w:tcPr>
-            <w:tcW w:w="1163" w:type="dxa"/>
+              <w:t>SBB</w:t>
+            </w:r>
+          </w:p>
+        </w:tc>
+        <w:tc>
+          <w:tcPr>
+            <w:tcW w:w="0" w:type="auto"/>
             <w:tcBorders>
               <w:top w:val="single" w:color="4F81BD" w:sz="8" w:space="0"/>
               <w:left w:val="dotted" w:color="auto" w:sz="0" w:space="0"/>
@@ -5490,46 +5581,46 @@
             </w:tcBorders>
             <w:shd w:val="clear" w:color="auto" w:fill="E9EDF4"/>
             <w:noWrap/>
-            <w:vAlign w:val="center"/>
-          </w:tcPr>
-          <w:p>
-            <w:pPr>
-              <w:keepNext w:val="0"/>
-              <w:keepLines w:val="0"/>
-              <w:widowControl/>
-              <w:suppressLineNumbers w:val="0"/>
-              <w:jc w:val="left"/>
-              <w:textAlignment w:val="bottom"/>
-              <w:rPr>
-                <w:rFonts w:hint="default" w:ascii="Arial" w:hAnsi="Arial" w:cs="Arial"/>
-                <w:i w:val="0"/>
-                <w:iCs w:val="0"/>
-                <w:color w:val="000000"/>
-                <w:sz w:val="20"/>
-                <w:szCs w:val="20"/>
-                <w:u w:val="none"/>
-              </w:rPr>
-            </w:pPr>
-            <w:r>
-              <w:rPr>
-                <w:rFonts w:hint="default" w:ascii="Arial" w:hAnsi="Arial" w:eastAsia="SimSun" w:cs="Arial"/>
-                <w:i w:val="0"/>
-                <w:iCs w:val="0"/>
-                <w:color w:val="000000"/>
-                <w:kern w:val="0"/>
-                <w:sz w:val="20"/>
-                <w:szCs w:val="20"/>
-                <w:u w:val="none"/>
-                <w:bdr w:val="none" w:color="auto" w:sz="0" w:space="0"/>
-                <w:lang w:val="en-US" w:eastAsia="zh-CN" w:bidi="ar"/>
-              </w:rPr>
-              <w:t>SFC</w:t>
-            </w:r>
-          </w:p>
-        </w:tc>
-        <w:tc>
-          <w:tcPr>
-            <w:tcW w:w="1684" w:type="dxa"/>
+            <w:vAlign w:val="bottom"/>
+          </w:tcPr>
+          <w:p>
+            <w:pPr>
+              <w:keepNext w:val="0"/>
+              <w:keepLines w:val="0"/>
+              <w:widowControl/>
+              <w:suppressLineNumbers w:val="0"/>
+              <w:jc w:val="center"/>
+              <w:textAlignment w:val="bottom"/>
+              <w:rPr>
+                <w:rFonts w:hint="default" w:ascii="Arial" w:hAnsi="Arial" w:cs="Arial"/>
+                <w:i w:val="0"/>
+                <w:iCs w:val="0"/>
+                <w:color w:val="000000"/>
+                <w:sz w:val="20"/>
+                <w:szCs w:val="20"/>
+                <w:u w:val="none"/>
+              </w:rPr>
+            </w:pPr>
+            <w:r>
+              <w:rPr>
+                <w:rFonts w:hint="default" w:ascii="Arial" w:hAnsi="Arial" w:eastAsia="SimSun" w:cs="Arial"/>
+                <w:i w:val="0"/>
+                <w:iCs w:val="0"/>
+                <w:color w:val="000000"/>
+                <w:kern w:val="0"/>
+                <w:sz w:val="20"/>
+                <w:szCs w:val="20"/>
+                <w:u w:val="none"/>
+                <w:bdr w:val="none" w:color="auto" w:sz="0" w:space="0"/>
+                <w:lang w:val="en-US" w:eastAsia="zh-CN" w:bidi="ar"/>
+              </w:rPr>
+              <w:t>SFSub11</w:t>
+            </w:r>
+          </w:p>
+        </w:tc>
+        <w:tc>
+          <w:tcPr>
+            <w:tcW w:w="0" w:type="auto"/>
             <w:tcBorders>
               <w:top w:val="single" w:color="4F81BD" w:sz="8" w:space="0"/>
               <w:left w:val="dotted" w:color="auto" w:sz="0" w:space="0"/>
@@ -5538,41 +5629,21 @@
             </w:tcBorders>
             <w:shd w:val="clear" w:color="auto" w:fill="E9EDF4"/>
             <w:noWrap/>
-            <w:vAlign w:val="center"/>
-          </w:tcPr>
-          <w:p>
-            <w:pPr>
-              <w:keepNext w:val="0"/>
-              <w:keepLines w:val="0"/>
-              <w:widowControl/>
-              <w:suppressLineNumbers w:val="0"/>
-              <w:jc w:val="left"/>
-              <w:textAlignment w:val="bottom"/>
-              <w:rPr>
-                <w:rFonts w:hint="default" w:ascii="Arial" w:hAnsi="Arial" w:cs="Arial"/>
-                <w:i w:val="0"/>
-                <w:iCs w:val="0"/>
-                <w:color w:val="000000"/>
-                <w:sz w:val="20"/>
-                <w:szCs w:val="20"/>
-                <w:u w:val="none"/>
-              </w:rPr>
-            </w:pPr>
-            <w:r>
-              <w:rPr>
-                <w:rFonts w:hint="default" w:ascii="Arial" w:hAnsi="Arial" w:eastAsia="SimSun" w:cs="Arial"/>
-                <w:i w:val="0"/>
-                <w:iCs w:val="0"/>
-                <w:color w:val="000000"/>
-                <w:kern w:val="0"/>
-                <w:sz w:val="20"/>
-                <w:szCs w:val="20"/>
-                <w:u w:val="none"/>
-                <w:bdr w:val="none" w:color="auto" w:sz="0" w:space="0"/>
-                <w:lang w:val="en-US" w:eastAsia="zh-CN" w:bidi="ar"/>
-              </w:rPr>
-              <w:t>SFA</w:t>
-            </w:r>
+            <w:vAlign w:val="bottom"/>
+          </w:tcPr>
+          <w:p>
+            <w:pPr>
+              <w:jc w:val="center"/>
+              <w:rPr>
+                <w:rFonts w:hint="default" w:ascii="Arial" w:hAnsi="Arial" w:cs="Arial"/>
+                <w:i w:val="0"/>
+                <w:iCs w:val="0"/>
+                <w:color w:val="000000"/>
+                <w:sz w:val="20"/>
+                <w:szCs w:val="20"/>
+                <w:u w:val="none"/>
+              </w:rPr>
+            </w:pPr>
           </w:p>
         </w:tc>
       </w:tr>
@@ -5586,6 +5657,7 @@
             <w:insideH w:val="none" w:color="auto" w:sz="0" w:space="0"/>
             <w:insideV w:val="none" w:color="auto" w:sz="0" w:space="0"/>
           </w:tblBorders>
+          <w:shd w:val="clear"/>
           <w:tblCellMar>
             <w:top w:w="0" w:type="dxa"/>
             <w:left w:w="108" w:type="dxa"/>
@@ -5598,7 +5670,7 @@
         </w:trPr>
         <w:tc>
           <w:tcPr>
-            <w:tcW w:w="3363" w:type="dxa"/>
+            <w:tcW w:w="0" w:type="auto"/>
             <w:tcBorders>
               <w:top w:val="single" w:color="4F81BD" w:sz="8" w:space="0"/>
               <w:left w:val="single" w:color="4F81BD" w:sz="8" w:space="0"/>
@@ -5607,7 +5679,7 @@
             </w:tcBorders>
             <w:shd w:val="clear" w:color="auto" w:fill="FFFFFF"/>
             <w:noWrap/>
-            <w:vAlign w:val="center"/>
+            <w:vAlign w:val="bottom"/>
           </w:tcPr>
           <w:p>
             <w:pPr>
@@ -5640,13 +5712,13 @@
                 <w:bdr w:val="none" w:color="auto" w:sz="0" w:space="0"/>
                 <w:lang w:val="en-US" w:eastAsia="zh-CN" w:bidi="ar"/>
               </w:rPr>
-              <w:t>Marcela Yuka Ouraji</w:t>
-            </w:r>
-          </w:p>
-        </w:tc>
-        <w:tc>
-          <w:tcPr>
-            <w:tcW w:w="2146" w:type="dxa"/>
+              <w:t>Rafaela Jankoski Porto Caussa</w:t>
+            </w:r>
+          </w:p>
+        </w:tc>
+        <w:tc>
+          <w:tcPr>
+            <w:tcW w:w="0" w:type="auto"/>
             <w:tcBorders>
               <w:top w:val="single" w:color="4F81BD" w:sz="8" w:space="0"/>
               <w:left w:val="dotted" w:color="auto" w:sz="0" w:space="0"/>
@@ -5655,7 +5727,7 @@
             </w:tcBorders>
             <w:shd w:val="clear" w:color="auto" w:fill="FFFFFF"/>
             <w:noWrap/>
-            <w:vAlign w:val="center"/>
+            <w:vAlign w:val="bottom"/>
           </w:tcPr>
           <w:p>
             <w:pPr>
@@ -5688,13 +5760,13 @@
                 <w:bdr w:val="none" w:color="auto" w:sz="0" w:space="0"/>
                 <w:lang w:val="en-US" w:eastAsia="zh-CN" w:bidi="ar"/>
               </w:rPr>
-              <w:t>AP Paranapanema</w:t>
-            </w:r>
-          </w:p>
-        </w:tc>
-        <w:tc>
-          <w:tcPr>
-            <w:tcW w:w="1163" w:type="dxa"/>
+              <w:t>Colégio Vertíce</w:t>
+            </w:r>
+          </w:p>
+        </w:tc>
+        <w:tc>
+          <w:tcPr>
+            <w:tcW w:w="0" w:type="auto"/>
             <w:tcBorders>
               <w:top w:val="single" w:color="4F81BD" w:sz="8" w:space="0"/>
               <w:left w:val="dotted" w:color="auto" w:sz="0" w:space="0"/>
@@ -5703,46 +5775,46 @@
             </w:tcBorders>
             <w:shd w:val="clear" w:color="auto" w:fill="FFFFFF"/>
             <w:noWrap/>
-            <w:vAlign w:val="center"/>
-          </w:tcPr>
-          <w:p>
-            <w:pPr>
-              <w:keepNext w:val="0"/>
-              <w:keepLines w:val="0"/>
-              <w:widowControl/>
-              <w:suppressLineNumbers w:val="0"/>
-              <w:jc w:val="left"/>
-              <w:textAlignment w:val="bottom"/>
-              <w:rPr>
-                <w:rFonts w:hint="default" w:ascii="Arial" w:hAnsi="Arial" w:cs="Arial"/>
-                <w:i w:val="0"/>
-                <w:iCs w:val="0"/>
-                <w:color w:val="000000"/>
-                <w:sz w:val="20"/>
-                <w:szCs w:val="20"/>
-                <w:u w:val="none"/>
-              </w:rPr>
-            </w:pPr>
-            <w:r>
-              <w:rPr>
-                <w:rFonts w:hint="default" w:ascii="Arial" w:hAnsi="Arial" w:eastAsia="SimSun" w:cs="Arial"/>
-                <w:i w:val="0"/>
-                <w:iCs w:val="0"/>
-                <w:color w:val="000000"/>
-                <w:kern w:val="0"/>
-                <w:sz w:val="20"/>
-                <w:szCs w:val="20"/>
-                <w:u w:val="none"/>
-                <w:bdr w:val="none" w:color="auto" w:sz="0" w:space="0"/>
-                <w:lang w:val="en-US" w:eastAsia="zh-CN" w:bidi="ar"/>
-              </w:rPr>
-              <w:t>SFSub11</w:t>
-            </w:r>
-          </w:p>
-        </w:tc>
-        <w:tc>
-          <w:tcPr>
-            <w:tcW w:w="1684" w:type="dxa"/>
+            <w:vAlign w:val="bottom"/>
+          </w:tcPr>
+          <w:p>
+            <w:pPr>
+              <w:keepNext w:val="0"/>
+              <w:keepLines w:val="0"/>
+              <w:widowControl/>
+              <w:suppressLineNumbers w:val="0"/>
+              <w:jc w:val="center"/>
+              <w:textAlignment w:val="bottom"/>
+              <w:rPr>
+                <w:rFonts w:hint="default" w:ascii="Arial" w:hAnsi="Arial" w:cs="Arial"/>
+                <w:i w:val="0"/>
+                <w:iCs w:val="0"/>
+                <w:color w:val="000000"/>
+                <w:sz w:val="20"/>
+                <w:szCs w:val="20"/>
+                <w:u w:val="none"/>
+              </w:rPr>
+            </w:pPr>
+            <w:r>
+              <w:rPr>
+                <w:rFonts w:hint="default" w:ascii="Arial" w:hAnsi="Arial" w:eastAsia="SimSun" w:cs="Arial"/>
+                <w:i w:val="0"/>
+                <w:iCs w:val="0"/>
+                <w:color w:val="000000"/>
+                <w:kern w:val="0"/>
+                <w:sz w:val="20"/>
+                <w:szCs w:val="20"/>
+                <w:u w:val="none"/>
+                <w:bdr w:val="none" w:color="auto" w:sz="0" w:space="0"/>
+                <w:lang w:val="en-US" w:eastAsia="zh-CN" w:bidi="ar"/>
+              </w:rPr>
+              <w:t>SFSub15</w:t>
+            </w:r>
+          </w:p>
+        </w:tc>
+        <w:tc>
+          <w:tcPr>
+            <w:tcW w:w="0" w:type="auto"/>
             <w:tcBorders>
               <w:top w:val="single" w:color="4F81BD" w:sz="8" w:space="0"/>
               <w:left w:val="dotted" w:color="auto" w:sz="0" w:space="0"/>
@@ -5751,21 +5823,41 @@
             </w:tcBorders>
             <w:shd w:val="clear" w:color="auto" w:fill="FFFFFF"/>
             <w:noWrap/>
-            <w:vAlign w:val="center"/>
-          </w:tcPr>
-          <w:p>
-            <w:pPr>
-              <w:jc w:val="left"/>
-              <w:rPr>
-                <w:rFonts w:hint="default" w:ascii="Arial" w:hAnsi="Arial" w:cs="Arial"/>
-                <w:i w:val="0"/>
-                <w:iCs w:val="0"/>
-                <w:color w:val="000000"/>
-                <w:sz w:val="20"/>
-                <w:szCs w:val="20"/>
-                <w:u w:val="none"/>
-              </w:rPr>
-            </w:pPr>
+            <w:vAlign w:val="bottom"/>
+          </w:tcPr>
+          <w:p>
+            <w:pPr>
+              <w:keepNext w:val="0"/>
+              <w:keepLines w:val="0"/>
+              <w:widowControl/>
+              <w:suppressLineNumbers w:val="0"/>
+              <w:jc w:val="center"/>
+              <w:textAlignment w:val="bottom"/>
+              <w:rPr>
+                <w:rFonts w:hint="default" w:ascii="Arial" w:hAnsi="Arial" w:cs="Arial"/>
+                <w:i w:val="0"/>
+                <w:iCs w:val="0"/>
+                <w:color w:val="000000"/>
+                <w:sz w:val="20"/>
+                <w:szCs w:val="20"/>
+                <w:u w:val="none"/>
+              </w:rPr>
+            </w:pPr>
+            <w:r>
+              <w:rPr>
+                <w:rFonts w:hint="default" w:ascii="Arial" w:hAnsi="Arial" w:eastAsia="SimSun" w:cs="Arial"/>
+                <w:i w:val="0"/>
+                <w:iCs w:val="0"/>
+                <w:color w:val="000000"/>
+                <w:kern w:val="0"/>
+                <w:sz w:val="20"/>
+                <w:szCs w:val="20"/>
+                <w:u w:val="none"/>
+                <w:bdr w:val="none" w:color="auto" w:sz="0" w:space="0"/>
+                <w:lang w:val="en-US" w:eastAsia="zh-CN" w:bidi="ar"/>
+              </w:rPr>
+              <w:t>SFSub17</w:t>
+            </w:r>
           </w:p>
         </w:tc>
       </w:tr>
@@ -5779,6 +5871,7 @@
             <w:insideH w:val="none" w:color="auto" w:sz="0" w:space="0"/>
             <w:insideV w:val="none" w:color="auto" w:sz="0" w:space="0"/>
           </w:tblBorders>
+          <w:shd w:val="clear"/>
           <w:tblCellMar>
             <w:top w:w="0" w:type="dxa"/>
             <w:left w:w="108" w:type="dxa"/>
@@ -5791,7 +5884,7 @@
         </w:trPr>
         <w:tc>
           <w:tcPr>
-            <w:tcW w:w="3363" w:type="dxa"/>
+            <w:tcW w:w="0" w:type="auto"/>
             <w:tcBorders>
               <w:top w:val="single" w:color="4F81BD" w:sz="8" w:space="0"/>
               <w:left w:val="single" w:color="4F81BD" w:sz="8" w:space="0"/>
@@ -5800,7 +5893,7 @@
             </w:tcBorders>
             <w:shd w:val="clear" w:color="auto" w:fill="E9EDF4"/>
             <w:noWrap/>
-            <w:vAlign w:val="center"/>
+            <w:vAlign w:val="bottom"/>
           </w:tcPr>
           <w:p>
             <w:pPr>
@@ -5833,13 +5926,13 @@
                 <w:bdr w:val="none" w:color="auto" w:sz="0" w:space="0"/>
                 <w:lang w:val="en-US" w:eastAsia="zh-CN" w:bidi="ar"/>
               </w:rPr>
-              <w:t>Manuela Veiga</w:t>
-            </w:r>
-          </w:p>
-        </w:tc>
-        <w:tc>
-          <w:tcPr>
-            <w:tcW w:w="2146" w:type="dxa"/>
+              <w:t>Ana Clara</w:t>
+            </w:r>
+          </w:p>
+        </w:tc>
+        <w:tc>
+          <w:tcPr>
+            <w:tcW w:w="0" w:type="auto"/>
             <w:tcBorders>
               <w:top w:val="single" w:color="4F81BD" w:sz="8" w:space="0"/>
               <w:left w:val="dotted" w:color="auto" w:sz="0" w:space="0"/>
@@ -5848,7 +5941,7 @@
             </w:tcBorders>
             <w:shd w:val="clear" w:color="auto" w:fill="E9EDF4"/>
             <w:noWrap/>
-            <w:vAlign w:val="center"/>
+            <w:vAlign w:val="bottom"/>
           </w:tcPr>
           <w:p>
             <w:pPr>
@@ -5887,7 +5980,7 @@
         </w:tc>
         <w:tc>
           <w:tcPr>
-            <w:tcW w:w="1163" w:type="dxa"/>
+            <w:tcW w:w="0" w:type="auto"/>
             <w:tcBorders>
               <w:top w:val="single" w:color="4F81BD" w:sz="8" w:space="0"/>
               <w:left w:val="dotted" w:color="auto" w:sz="0" w:space="0"/>
@@ -5896,46 +5989,46 @@
             </w:tcBorders>
             <w:shd w:val="clear" w:color="auto" w:fill="E9EDF4"/>
             <w:noWrap/>
-            <w:vAlign w:val="center"/>
-          </w:tcPr>
-          <w:p>
-            <w:pPr>
-              <w:keepNext w:val="0"/>
-              <w:keepLines w:val="0"/>
-              <w:widowControl/>
-              <w:suppressLineNumbers w:val="0"/>
-              <w:jc w:val="left"/>
-              <w:textAlignment w:val="bottom"/>
-              <w:rPr>
-                <w:rFonts w:hint="default" w:ascii="Arial" w:hAnsi="Arial" w:cs="Arial"/>
-                <w:i w:val="0"/>
-                <w:iCs w:val="0"/>
-                <w:color w:val="000000"/>
-                <w:sz w:val="20"/>
-                <w:szCs w:val="20"/>
-                <w:u w:val="none"/>
-              </w:rPr>
-            </w:pPr>
-            <w:r>
-              <w:rPr>
-                <w:rFonts w:hint="default" w:ascii="Arial" w:hAnsi="Arial" w:eastAsia="SimSun" w:cs="Arial"/>
-                <w:i w:val="0"/>
-                <w:iCs w:val="0"/>
-                <w:color w:val="000000"/>
-                <w:kern w:val="0"/>
-                <w:sz w:val="20"/>
-                <w:szCs w:val="20"/>
-                <w:u w:val="none"/>
-                <w:bdr w:val="none" w:color="auto" w:sz="0" w:space="0"/>
-                <w:lang w:val="en-US" w:eastAsia="zh-CN" w:bidi="ar"/>
-              </w:rPr>
-              <w:t>SFSub11</w:t>
-            </w:r>
-          </w:p>
-        </w:tc>
-        <w:tc>
-          <w:tcPr>
-            <w:tcW w:w="1684" w:type="dxa"/>
+            <w:vAlign w:val="bottom"/>
+          </w:tcPr>
+          <w:p>
+            <w:pPr>
+              <w:keepNext w:val="0"/>
+              <w:keepLines w:val="0"/>
+              <w:widowControl/>
+              <w:suppressLineNumbers w:val="0"/>
+              <w:jc w:val="center"/>
+              <w:textAlignment w:val="bottom"/>
+              <w:rPr>
+                <w:rFonts w:hint="default" w:ascii="Arial" w:hAnsi="Arial" w:cs="Arial"/>
+                <w:i w:val="0"/>
+                <w:iCs w:val="0"/>
+                <w:color w:val="000000"/>
+                <w:sz w:val="20"/>
+                <w:szCs w:val="20"/>
+                <w:u w:val="none"/>
+              </w:rPr>
+            </w:pPr>
+            <w:r>
+              <w:rPr>
+                <w:rFonts w:hint="default" w:ascii="Arial" w:hAnsi="Arial" w:eastAsia="SimSun" w:cs="Arial"/>
+                <w:i w:val="0"/>
+                <w:iCs w:val="0"/>
+                <w:color w:val="000000"/>
+                <w:kern w:val="0"/>
+                <w:sz w:val="20"/>
+                <w:szCs w:val="20"/>
+                <w:u w:val="none"/>
+                <w:bdr w:val="none" w:color="auto" w:sz="0" w:space="0"/>
+                <w:lang w:val="en-US" w:eastAsia="zh-CN" w:bidi="ar"/>
+              </w:rPr>
+              <w:t>SFSub15</w:t>
+            </w:r>
+          </w:p>
+        </w:tc>
+        <w:tc>
+          <w:tcPr>
+            <w:tcW w:w="0" w:type="auto"/>
             <w:tcBorders>
               <w:top w:val="single" w:color="4F81BD" w:sz="8" w:space="0"/>
               <w:left w:val="dotted" w:color="auto" w:sz="0" w:space="0"/>
@@ -5944,21 +6037,41 @@
             </w:tcBorders>
             <w:shd w:val="clear" w:color="auto" w:fill="E9EDF4"/>
             <w:noWrap/>
-            <w:vAlign w:val="center"/>
-          </w:tcPr>
-          <w:p>
-            <w:pPr>
-              <w:jc w:val="left"/>
-              <w:rPr>
-                <w:rFonts w:hint="default" w:ascii="Arial" w:hAnsi="Arial" w:cs="Arial"/>
-                <w:i w:val="0"/>
-                <w:iCs w:val="0"/>
-                <w:color w:val="000000"/>
-                <w:sz w:val="20"/>
-                <w:szCs w:val="20"/>
-                <w:u w:val="none"/>
-              </w:rPr>
-            </w:pPr>
+            <w:vAlign w:val="bottom"/>
+          </w:tcPr>
+          <w:p>
+            <w:pPr>
+              <w:keepNext w:val="0"/>
+              <w:keepLines w:val="0"/>
+              <w:widowControl/>
+              <w:suppressLineNumbers w:val="0"/>
+              <w:jc w:val="center"/>
+              <w:textAlignment w:val="bottom"/>
+              <w:rPr>
+                <w:rFonts w:hint="default" w:ascii="Arial" w:hAnsi="Arial" w:cs="Arial"/>
+                <w:i w:val="0"/>
+                <w:iCs w:val="0"/>
+                <w:color w:val="000000"/>
+                <w:sz w:val="20"/>
+                <w:szCs w:val="20"/>
+                <w:u w:val="none"/>
+              </w:rPr>
+            </w:pPr>
+            <w:r>
+              <w:rPr>
+                <w:rFonts w:hint="default" w:ascii="Arial" w:hAnsi="Arial" w:eastAsia="SimSun" w:cs="Arial"/>
+                <w:i w:val="0"/>
+                <w:iCs w:val="0"/>
+                <w:color w:val="000000"/>
+                <w:kern w:val="0"/>
+                <w:sz w:val="20"/>
+                <w:szCs w:val="20"/>
+                <w:u w:val="none"/>
+                <w:bdr w:val="none" w:color="auto" w:sz="0" w:space="0"/>
+                <w:lang w:val="en-US" w:eastAsia="zh-CN" w:bidi="ar"/>
+              </w:rPr>
+              <w:t>SFSub17</w:t>
+            </w:r>
           </w:p>
         </w:tc>
       </w:tr>
@@ -5972,6 +6085,7 @@
             <w:insideH w:val="none" w:color="auto" w:sz="0" w:space="0"/>
             <w:insideV w:val="none" w:color="auto" w:sz="0" w:space="0"/>
           </w:tblBorders>
+          <w:shd w:val="clear"/>
           <w:tblCellMar>
             <w:top w:w="0" w:type="dxa"/>
             <w:left w:w="108" w:type="dxa"/>
@@ -5984,7 +6098,7 @@
         </w:trPr>
         <w:tc>
           <w:tcPr>
-            <w:tcW w:w="3363" w:type="dxa"/>
+            <w:tcW w:w="0" w:type="auto"/>
             <w:tcBorders>
               <w:top w:val="single" w:color="4F81BD" w:sz="8" w:space="0"/>
               <w:left w:val="single" w:color="4F81BD" w:sz="8" w:space="0"/>
@@ -5993,7 +6107,7 @@
             </w:tcBorders>
             <w:shd w:val="clear" w:color="auto" w:fill="FFFFFF"/>
             <w:noWrap/>
-            <w:vAlign w:val="center"/>
+            <w:vAlign w:val="bottom"/>
           </w:tcPr>
           <w:p>
             <w:pPr>
@@ -6026,13 +6140,13 @@
                 <w:bdr w:val="none" w:color="auto" w:sz="0" w:space="0"/>
                 <w:lang w:val="en-US" w:eastAsia="zh-CN" w:bidi="ar"/>
               </w:rPr>
-              <w:t>Rafaela Jankoski Porto Caussa</w:t>
-            </w:r>
-          </w:p>
-        </w:tc>
-        <w:tc>
-          <w:tcPr>
-            <w:tcW w:w="2146" w:type="dxa"/>
+              <w:t>Mayara Martins Da Igreja</w:t>
+            </w:r>
+          </w:p>
+        </w:tc>
+        <w:tc>
+          <w:tcPr>
+            <w:tcW w:w="0" w:type="auto"/>
             <w:tcBorders>
               <w:top w:val="single" w:color="4F81BD" w:sz="8" w:space="0"/>
               <w:left w:val="dotted" w:color="auto" w:sz="0" w:space="0"/>
@@ -6041,7 +6155,7 @@
             </w:tcBorders>
             <w:shd w:val="clear" w:color="auto" w:fill="FFFFFF"/>
             <w:noWrap/>
-            <w:vAlign w:val="center"/>
+            <w:vAlign w:val="bottom"/>
           </w:tcPr>
           <w:p>
             <w:pPr>
@@ -6074,13 +6188,13 @@
                 <w:bdr w:val="none" w:color="auto" w:sz="0" w:space="0"/>
                 <w:lang w:val="en-US" w:eastAsia="zh-CN" w:bidi="ar"/>
               </w:rPr>
-              <w:t>Colégio Vertíce</w:t>
-            </w:r>
-          </w:p>
-        </w:tc>
-        <w:tc>
-          <w:tcPr>
-            <w:tcW w:w="1163" w:type="dxa"/>
+              <w:t>Badminton Mogi</w:t>
+            </w:r>
+          </w:p>
+        </w:tc>
+        <w:tc>
+          <w:tcPr>
+            <w:tcW w:w="0" w:type="auto"/>
             <w:tcBorders>
               <w:top w:val="single" w:color="4F81BD" w:sz="8" w:space="0"/>
               <w:left w:val="dotted" w:color="auto" w:sz="0" w:space="0"/>
@@ -6089,46 +6203,46 @@
             </w:tcBorders>
             <w:shd w:val="clear" w:color="auto" w:fill="FFFFFF"/>
             <w:noWrap/>
-            <w:vAlign w:val="center"/>
-          </w:tcPr>
-          <w:p>
-            <w:pPr>
-              <w:keepNext w:val="0"/>
-              <w:keepLines w:val="0"/>
-              <w:widowControl/>
-              <w:suppressLineNumbers w:val="0"/>
-              <w:jc w:val="left"/>
-              <w:textAlignment w:val="bottom"/>
-              <w:rPr>
-                <w:rFonts w:hint="default" w:ascii="Arial" w:hAnsi="Arial" w:cs="Arial"/>
-                <w:i w:val="0"/>
-                <w:iCs w:val="0"/>
-                <w:color w:val="000000"/>
-                <w:sz w:val="20"/>
-                <w:szCs w:val="20"/>
-                <w:u w:val="none"/>
-              </w:rPr>
-            </w:pPr>
-            <w:r>
-              <w:rPr>
-                <w:rFonts w:hint="default" w:ascii="Arial" w:hAnsi="Arial" w:eastAsia="SimSun" w:cs="Arial"/>
-                <w:i w:val="0"/>
-                <w:iCs w:val="0"/>
-                <w:color w:val="000000"/>
-                <w:kern w:val="0"/>
-                <w:sz w:val="20"/>
-                <w:szCs w:val="20"/>
-                <w:u w:val="none"/>
-                <w:bdr w:val="none" w:color="auto" w:sz="0" w:space="0"/>
-                <w:lang w:val="en-US" w:eastAsia="zh-CN" w:bidi="ar"/>
-              </w:rPr>
-              <w:t>SFSub15</w:t>
-            </w:r>
-          </w:p>
-        </w:tc>
-        <w:tc>
-          <w:tcPr>
-            <w:tcW w:w="1684" w:type="dxa"/>
+            <w:vAlign w:val="bottom"/>
+          </w:tcPr>
+          <w:p>
+            <w:pPr>
+              <w:keepNext w:val="0"/>
+              <w:keepLines w:val="0"/>
+              <w:widowControl/>
+              <w:suppressLineNumbers w:val="0"/>
+              <w:jc w:val="center"/>
+              <w:textAlignment w:val="bottom"/>
+              <w:rPr>
+                <w:rFonts w:hint="default" w:ascii="Arial" w:hAnsi="Arial" w:cs="Arial"/>
+                <w:i w:val="0"/>
+                <w:iCs w:val="0"/>
+                <w:color w:val="000000"/>
+                <w:sz w:val="20"/>
+                <w:szCs w:val="20"/>
+                <w:u w:val="none"/>
+              </w:rPr>
+            </w:pPr>
+            <w:r>
+              <w:rPr>
+                <w:rFonts w:hint="default" w:ascii="Arial" w:hAnsi="Arial" w:eastAsia="SimSun" w:cs="Arial"/>
+                <w:i w:val="0"/>
+                <w:iCs w:val="0"/>
+                <w:color w:val="000000"/>
+                <w:kern w:val="0"/>
+                <w:sz w:val="20"/>
+                <w:szCs w:val="20"/>
+                <w:u w:val="none"/>
+                <w:bdr w:val="none" w:color="auto" w:sz="0" w:space="0"/>
+                <w:lang w:val="en-US" w:eastAsia="zh-CN" w:bidi="ar"/>
+              </w:rPr>
+              <w:t>SFSub17</w:t>
+            </w:r>
+          </w:p>
+        </w:tc>
+        <w:tc>
+          <w:tcPr>
+            <w:tcW w:w="0" w:type="auto"/>
             <w:tcBorders>
               <w:top w:val="single" w:color="4F81BD" w:sz="8" w:space="0"/>
               <w:left w:val="dotted" w:color="auto" w:sz="0" w:space="0"/>
@@ -6137,41 +6251,21 @@
             </w:tcBorders>
             <w:shd w:val="clear" w:color="auto" w:fill="FFFFFF"/>
             <w:noWrap/>
-            <w:vAlign w:val="center"/>
-          </w:tcPr>
-          <w:p>
-            <w:pPr>
-              <w:keepNext w:val="0"/>
-              <w:keepLines w:val="0"/>
-              <w:widowControl/>
-              <w:suppressLineNumbers w:val="0"/>
-              <w:jc w:val="left"/>
-              <w:textAlignment w:val="bottom"/>
-              <w:rPr>
-                <w:rFonts w:hint="default" w:ascii="Arial" w:hAnsi="Arial" w:cs="Arial"/>
-                <w:i w:val="0"/>
-                <w:iCs w:val="0"/>
-                <w:color w:val="000000"/>
-                <w:sz w:val="20"/>
-                <w:szCs w:val="20"/>
-                <w:u w:val="none"/>
-              </w:rPr>
-            </w:pPr>
-            <w:r>
-              <w:rPr>
-                <w:rFonts w:hint="default" w:ascii="Arial" w:hAnsi="Arial" w:eastAsia="SimSun" w:cs="Arial"/>
-                <w:i w:val="0"/>
-                <w:iCs w:val="0"/>
-                <w:color w:val="000000"/>
-                <w:kern w:val="0"/>
-                <w:sz w:val="20"/>
-                <w:szCs w:val="20"/>
-                <w:u w:val="none"/>
-                <w:bdr w:val="none" w:color="auto" w:sz="0" w:space="0"/>
-                <w:lang w:val="en-US" w:eastAsia="zh-CN" w:bidi="ar"/>
-              </w:rPr>
-              <w:t>SFSub17</w:t>
-            </w:r>
+            <w:vAlign w:val="bottom"/>
+          </w:tcPr>
+          <w:p>
+            <w:pPr>
+              <w:jc w:val="center"/>
+              <w:rPr>
+                <w:rFonts w:hint="default" w:ascii="Arial" w:hAnsi="Arial" w:cs="Arial"/>
+                <w:i w:val="0"/>
+                <w:iCs w:val="0"/>
+                <w:color w:val="000000"/>
+                <w:sz w:val="20"/>
+                <w:szCs w:val="20"/>
+                <w:u w:val="none"/>
+              </w:rPr>
+            </w:pPr>
           </w:p>
         </w:tc>
       </w:tr>
@@ -6185,6 +6279,7 @@
             <w:insideH w:val="none" w:color="auto" w:sz="0" w:space="0"/>
             <w:insideV w:val="none" w:color="auto" w:sz="0" w:space="0"/>
           </w:tblBorders>
+          <w:shd w:val="clear"/>
           <w:tblCellMar>
             <w:top w:w="0" w:type="dxa"/>
             <w:left w:w="108" w:type="dxa"/>
@@ -6197,7 +6292,7 @@
         </w:trPr>
         <w:tc>
           <w:tcPr>
-            <w:tcW w:w="3363" w:type="dxa"/>
+            <w:tcW w:w="0" w:type="auto"/>
             <w:tcBorders>
               <w:top w:val="single" w:color="4F81BD" w:sz="8" w:space="0"/>
               <w:left w:val="single" w:color="4F81BD" w:sz="8" w:space="0"/>
@@ -6206,7 +6301,7 @@
             </w:tcBorders>
             <w:shd w:val="clear" w:color="auto" w:fill="E9EDF4"/>
             <w:noWrap/>
-            <w:vAlign w:val="center"/>
+            <w:vAlign w:val="bottom"/>
           </w:tcPr>
           <w:p>
             <w:pPr>
@@ -6239,13 +6334,13 @@
                 <w:bdr w:val="none" w:color="auto" w:sz="0" w:space="0"/>
                 <w:lang w:val="en-US" w:eastAsia="zh-CN" w:bidi="ar"/>
               </w:rPr>
-              <w:t>Ana Clara</w:t>
-            </w:r>
-          </w:p>
-        </w:tc>
-        <w:tc>
-          <w:tcPr>
-            <w:tcW w:w="2146" w:type="dxa"/>
+              <w:t xml:space="preserve">Beatriz Natsue Gonçalves Ueda </w:t>
+            </w:r>
+          </w:p>
+        </w:tc>
+        <w:tc>
+          <w:tcPr>
+            <w:tcW w:w="0" w:type="auto"/>
             <w:tcBorders>
               <w:top w:val="single" w:color="4F81BD" w:sz="8" w:space="0"/>
               <w:left w:val="dotted" w:color="auto" w:sz="0" w:space="0"/>
@@ -6254,7 +6349,7 @@
             </w:tcBorders>
             <w:shd w:val="clear" w:color="auto" w:fill="E9EDF4"/>
             <w:noWrap/>
-            <w:vAlign w:val="center"/>
+            <w:vAlign w:val="bottom"/>
           </w:tcPr>
           <w:p>
             <w:pPr>
@@ -6287,13 +6382,13 @@
                 <w:bdr w:val="none" w:color="auto" w:sz="0" w:space="0"/>
                 <w:lang w:val="en-US" w:eastAsia="zh-CN" w:bidi="ar"/>
               </w:rPr>
-              <w:t>SBB</w:t>
-            </w:r>
-          </w:p>
-        </w:tc>
-        <w:tc>
-          <w:tcPr>
-            <w:tcW w:w="1163" w:type="dxa"/>
+              <w:t>Badminton Mogi</w:t>
+            </w:r>
+          </w:p>
+        </w:tc>
+        <w:tc>
+          <w:tcPr>
+            <w:tcW w:w="0" w:type="auto"/>
             <w:tcBorders>
               <w:top w:val="single" w:color="4F81BD" w:sz="8" w:space="0"/>
               <w:left w:val="dotted" w:color="auto" w:sz="0" w:space="0"/>
@@ -6302,46 +6397,46 @@
             </w:tcBorders>
             <w:shd w:val="clear" w:color="auto" w:fill="E9EDF4"/>
             <w:noWrap/>
-            <w:vAlign w:val="center"/>
-          </w:tcPr>
-          <w:p>
-            <w:pPr>
-              <w:keepNext w:val="0"/>
-              <w:keepLines w:val="0"/>
-              <w:widowControl/>
-              <w:suppressLineNumbers w:val="0"/>
-              <w:jc w:val="left"/>
-              <w:textAlignment w:val="bottom"/>
-              <w:rPr>
-                <w:rFonts w:hint="default" w:ascii="Arial" w:hAnsi="Arial" w:cs="Arial"/>
-                <w:i w:val="0"/>
-                <w:iCs w:val="0"/>
-                <w:color w:val="000000"/>
-                <w:sz w:val="20"/>
-                <w:szCs w:val="20"/>
-                <w:u w:val="none"/>
-              </w:rPr>
-            </w:pPr>
-            <w:r>
-              <w:rPr>
-                <w:rFonts w:hint="default" w:ascii="Arial" w:hAnsi="Arial" w:eastAsia="SimSun" w:cs="Arial"/>
-                <w:i w:val="0"/>
-                <w:iCs w:val="0"/>
-                <w:color w:val="000000"/>
-                <w:kern w:val="0"/>
-                <w:sz w:val="20"/>
-                <w:szCs w:val="20"/>
-                <w:u w:val="none"/>
-                <w:bdr w:val="none" w:color="auto" w:sz="0" w:space="0"/>
-                <w:lang w:val="en-US" w:eastAsia="zh-CN" w:bidi="ar"/>
-              </w:rPr>
-              <w:t>SFSub15</w:t>
-            </w:r>
-          </w:p>
-        </w:tc>
-        <w:tc>
-          <w:tcPr>
-            <w:tcW w:w="1684" w:type="dxa"/>
+            <w:vAlign w:val="bottom"/>
+          </w:tcPr>
+          <w:p>
+            <w:pPr>
+              <w:keepNext w:val="0"/>
+              <w:keepLines w:val="0"/>
+              <w:widowControl/>
+              <w:suppressLineNumbers w:val="0"/>
+              <w:jc w:val="center"/>
+              <w:textAlignment w:val="bottom"/>
+              <w:rPr>
+                <w:rFonts w:hint="default" w:ascii="Arial" w:hAnsi="Arial" w:cs="Arial"/>
+                <w:i w:val="0"/>
+                <w:iCs w:val="0"/>
+                <w:color w:val="000000"/>
+                <w:sz w:val="20"/>
+                <w:szCs w:val="20"/>
+                <w:u w:val="none"/>
+              </w:rPr>
+            </w:pPr>
+            <w:r>
+              <w:rPr>
+                <w:rFonts w:hint="default" w:ascii="Arial" w:hAnsi="Arial" w:eastAsia="SimSun" w:cs="Arial"/>
+                <w:i w:val="0"/>
+                <w:iCs w:val="0"/>
+                <w:color w:val="000000"/>
+                <w:kern w:val="0"/>
+                <w:sz w:val="20"/>
+                <w:szCs w:val="20"/>
+                <w:u w:val="none"/>
+                <w:bdr w:val="none" w:color="auto" w:sz="0" w:space="0"/>
+                <w:lang w:val="en-US" w:eastAsia="zh-CN" w:bidi="ar"/>
+              </w:rPr>
+              <w:t>SFSub17</w:t>
+            </w:r>
+          </w:p>
+        </w:tc>
+        <w:tc>
+          <w:tcPr>
+            <w:tcW w:w="0" w:type="auto"/>
             <w:tcBorders>
               <w:top w:val="single" w:color="4F81BD" w:sz="8" w:space="0"/>
               <w:left w:val="dotted" w:color="auto" w:sz="0" w:space="0"/>
@@ -6350,41 +6445,21 @@
             </w:tcBorders>
             <w:shd w:val="clear" w:color="auto" w:fill="E9EDF4"/>
             <w:noWrap/>
-            <w:vAlign w:val="center"/>
-          </w:tcPr>
-          <w:p>
-            <w:pPr>
-              <w:keepNext w:val="0"/>
-              <w:keepLines w:val="0"/>
-              <w:widowControl/>
-              <w:suppressLineNumbers w:val="0"/>
-              <w:jc w:val="left"/>
-              <w:textAlignment w:val="bottom"/>
-              <w:rPr>
-                <w:rFonts w:hint="default" w:ascii="Arial" w:hAnsi="Arial" w:cs="Arial"/>
-                <w:i w:val="0"/>
-                <w:iCs w:val="0"/>
-                <w:color w:val="000000"/>
-                <w:sz w:val="20"/>
-                <w:szCs w:val="20"/>
-                <w:u w:val="none"/>
-              </w:rPr>
-            </w:pPr>
-            <w:r>
-              <w:rPr>
-                <w:rFonts w:hint="default" w:ascii="Arial" w:hAnsi="Arial" w:eastAsia="SimSun" w:cs="Arial"/>
-                <w:i w:val="0"/>
-                <w:iCs w:val="0"/>
-                <w:color w:val="000000"/>
-                <w:kern w:val="0"/>
-                <w:sz w:val="20"/>
-                <w:szCs w:val="20"/>
-                <w:u w:val="none"/>
-                <w:bdr w:val="none" w:color="auto" w:sz="0" w:space="0"/>
-                <w:lang w:val="en-US" w:eastAsia="zh-CN" w:bidi="ar"/>
-              </w:rPr>
-              <w:t>SFSub17</w:t>
-            </w:r>
+            <w:vAlign w:val="bottom"/>
+          </w:tcPr>
+          <w:p>
+            <w:pPr>
+              <w:jc w:val="center"/>
+              <w:rPr>
+                <w:rFonts w:hint="default" w:ascii="Arial" w:hAnsi="Arial" w:cs="Arial"/>
+                <w:i w:val="0"/>
+                <w:iCs w:val="0"/>
+                <w:color w:val="000000"/>
+                <w:sz w:val="20"/>
+                <w:szCs w:val="20"/>
+                <w:u w:val="none"/>
+              </w:rPr>
+            </w:pPr>
           </w:p>
         </w:tc>
       </w:tr>
@@ -6398,6 +6473,7 @@
             <w:insideH w:val="none" w:color="auto" w:sz="0" w:space="0"/>
             <w:insideV w:val="none" w:color="auto" w:sz="0" w:space="0"/>
           </w:tblBorders>
+          <w:shd w:val="clear"/>
           <w:tblCellMar>
             <w:top w:w="0" w:type="dxa"/>
             <w:left w:w="108" w:type="dxa"/>
@@ -6410,7 +6486,7 @@
         </w:trPr>
         <w:tc>
           <w:tcPr>
-            <w:tcW w:w="3363" w:type="dxa"/>
+            <w:tcW w:w="0" w:type="auto"/>
             <w:tcBorders>
               <w:top w:val="single" w:color="4F81BD" w:sz="8" w:space="0"/>
               <w:left w:val="single" w:color="4F81BD" w:sz="8" w:space="0"/>
@@ -6419,7 +6495,7 @@
             </w:tcBorders>
             <w:shd w:val="clear" w:color="auto" w:fill="FFFFFF"/>
             <w:noWrap/>
-            <w:vAlign w:val="center"/>
+            <w:vAlign w:val="bottom"/>
           </w:tcPr>
           <w:p>
             <w:pPr>
@@ -6452,13 +6528,13 @@
                 <w:bdr w:val="none" w:color="auto" w:sz="0" w:space="0"/>
                 <w:lang w:val="en-US" w:eastAsia="zh-CN" w:bidi="ar"/>
               </w:rPr>
-              <w:t>Mayara Martins Da Igreja</w:t>
-            </w:r>
-          </w:p>
-        </w:tc>
-        <w:tc>
-          <w:tcPr>
-            <w:tcW w:w="2146" w:type="dxa"/>
+              <w:t>Bianca Mei Nagao</w:t>
+            </w:r>
+          </w:p>
+        </w:tc>
+        <w:tc>
+          <w:tcPr>
+            <w:tcW w:w="0" w:type="auto"/>
             <w:tcBorders>
               <w:top w:val="single" w:color="4F81BD" w:sz="8" w:space="0"/>
               <w:left w:val="dotted" w:color="auto" w:sz="0" w:space="0"/>
@@ -6467,7 +6543,7 @@
             </w:tcBorders>
             <w:shd w:val="clear" w:color="auto" w:fill="FFFFFF"/>
             <w:noWrap/>
-            <w:vAlign w:val="center"/>
+            <w:vAlign w:val="bottom"/>
           </w:tcPr>
           <w:p>
             <w:pPr>
@@ -6500,13 +6576,13 @@
                 <w:bdr w:val="none" w:color="auto" w:sz="0" w:space="0"/>
                 <w:lang w:val="en-US" w:eastAsia="zh-CN" w:bidi="ar"/>
               </w:rPr>
-              <w:t>Badminton Mogi</w:t>
-            </w:r>
-          </w:p>
-        </w:tc>
-        <w:tc>
-          <w:tcPr>
-            <w:tcW w:w="1163" w:type="dxa"/>
+              <w:t>Colégio Vertíce</w:t>
+            </w:r>
+          </w:p>
+        </w:tc>
+        <w:tc>
+          <w:tcPr>
+            <w:tcW w:w="0" w:type="auto"/>
             <w:tcBorders>
               <w:top w:val="single" w:color="4F81BD" w:sz="8" w:space="0"/>
               <w:left w:val="dotted" w:color="auto" w:sz="0" w:space="0"/>
@@ -6515,15 +6591,15 @@
             </w:tcBorders>
             <w:shd w:val="clear" w:color="auto" w:fill="FFFFFF"/>
             <w:noWrap/>
-            <w:vAlign w:val="center"/>
-          </w:tcPr>
-          <w:p>
-            <w:pPr>
-              <w:keepNext w:val="0"/>
-              <w:keepLines w:val="0"/>
-              <w:widowControl/>
-              <w:suppressLineNumbers w:val="0"/>
-              <w:jc w:val="left"/>
+            <w:vAlign w:val="bottom"/>
+          </w:tcPr>
+          <w:p>
+            <w:pPr>
+              <w:keepNext w:val="0"/>
+              <w:keepLines w:val="0"/>
+              <w:widowControl/>
+              <w:suppressLineNumbers w:val="0"/>
+              <w:jc w:val="center"/>
               <w:textAlignment w:val="bottom"/>
               <w:rPr>
                 <w:rFonts w:hint="default" w:ascii="Arial" w:hAnsi="Arial" w:cs="Arial"/>
@@ -6554,7 +6630,7 @@
         </w:tc>
         <w:tc>
           <w:tcPr>
-            <w:tcW w:w="1684" w:type="dxa"/>
+            <w:tcW w:w="0" w:type="auto"/>
             <w:tcBorders>
               <w:top w:val="single" w:color="4F81BD" w:sz="8" w:space="0"/>
               <w:left w:val="dotted" w:color="auto" w:sz="0" w:space="0"/>
@@ -6563,11 +6639,11 @@
             </w:tcBorders>
             <w:shd w:val="clear" w:color="auto" w:fill="FFFFFF"/>
             <w:noWrap/>
-            <w:vAlign w:val="center"/>
-          </w:tcPr>
-          <w:p>
-            <w:pPr>
-              <w:jc w:val="left"/>
+            <w:vAlign w:val="bottom"/>
+          </w:tcPr>
+          <w:p>
+            <w:pPr>
+              <w:jc w:val="center"/>
               <w:rPr>
                 <w:rFonts w:hint="default" w:ascii="Arial" w:hAnsi="Arial" w:cs="Arial"/>
                 <w:i w:val="0"/>
@@ -6591,6 +6667,7 @@
             <w:insideH w:val="none" w:color="auto" w:sz="0" w:space="0"/>
             <w:insideV w:val="none" w:color="auto" w:sz="0" w:space="0"/>
           </w:tblBorders>
+          <w:shd w:val="clear"/>
           <w:tblCellMar>
             <w:top w:w="0" w:type="dxa"/>
             <w:left w:w="108" w:type="dxa"/>
@@ -6603,7 +6680,7 @@
         </w:trPr>
         <w:tc>
           <w:tcPr>
-            <w:tcW w:w="3363" w:type="dxa"/>
+            <w:tcW w:w="0" w:type="auto"/>
             <w:tcBorders>
               <w:top w:val="single" w:color="4F81BD" w:sz="8" w:space="0"/>
               <w:left w:val="single" w:color="4F81BD" w:sz="8" w:space="0"/>
@@ -6612,7 +6689,7 @@
             </w:tcBorders>
             <w:shd w:val="clear" w:color="auto" w:fill="E9EDF4"/>
             <w:noWrap/>
-            <w:vAlign w:val="center"/>
+            <w:vAlign w:val="bottom"/>
           </w:tcPr>
           <w:p>
             <w:pPr>
@@ -6645,13 +6722,13 @@
                 <w:bdr w:val="none" w:color="auto" w:sz="0" w:space="0"/>
                 <w:lang w:val="en-US" w:eastAsia="zh-CN" w:bidi="ar"/>
               </w:rPr>
-              <w:t xml:space="preserve">Beatriz Natsue Gonçalves Ueda </w:t>
-            </w:r>
-          </w:p>
-        </w:tc>
-        <w:tc>
-          <w:tcPr>
-            <w:tcW w:w="2146" w:type="dxa"/>
+              <w:t xml:space="preserve">Toni Gomes </w:t>
+            </w:r>
+          </w:p>
+        </w:tc>
+        <w:tc>
+          <w:tcPr>
+            <w:tcW w:w="0" w:type="auto"/>
             <w:tcBorders>
               <w:top w:val="single" w:color="4F81BD" w:sz="8" w:space="0"/>
               <w:left w:val="dotted" w:color="auto" w:sz="0" w:space="0"/>
@@ -6660,7 +6737,7 @@
             </w:tcBorders>
             <w:shd w:val="clear" w:color="auto" w:fill="E9EDF4"/>
             <w:noWrap/>
-            <w:vAlign w:val="center"/>
+            <w:vAlign w:val="bottom"/>
           </w:tcPr>
           <w:p>
             <w:pPr>
@@ -6693,13 +6770,13 @@
                 <w:bdr w:val="none" w:color="auto" w:sz="0" w:space="0"/>
                 <w:lang w:val="en-US" w:eastAsia="zh-CN" w:bidi="ar"/>
               </w:rPr>
-              <w:t>Badminton Mogi</w:t>
-            </w:r>
-          </w:p>
-        </w:tc>
-        <w:tc>
-          <w:tcPr>
-            <w:tcW w:w="1163" w:type="dxa"/>
+              <w:t>SJC</w:t>
+            </w:r>
+          </w:p>
+        </w:tc>
+        <w:tc>
+          <w:tcPr>
+            <w:tcW w:w="0" w:type="auto"/>
             <w:tcBorders>
               <w:top w:val="single" w:color="4F81BD" w:sz="8" w:space="0"/>
               <w:left w:val="dotted" w:color="auto" w:sz="0" w:space="0"/>
@@ -6708,46 +6785,46 @@
             </w:tcBorders>
             <w:shd w:val="clear" w:color="auto" w:fill="E9EDF4"/>
             <w:noWrap/>
-            <w:vAlign w:val="center"/>
-          </w:tcPr>
-          <w:p>
-            <w:pPr>
-              <w:keepNext w:val="0"/>
-              <w:keepLines w:val="0"/>
-              <w:widowControl/>
-              <w:suppressLineNumbers w:val="0"/>
-              <w:jc w:val="left"/>
-              <w:textAlignment w:val="bottom"/>
-              <w:rPr>
-                <w:rFonts w:hint="default" w:ascii="Arial" w:hAnsi="Arial" w:cs="Arial"/>
-                <w:i w:val="0"/>
-                <w:iCs w:val="0"/>
-                <w:color w:val="000000"/>
-                <w:sz w:val="20"/>
-                <w:szCs w:val="20"/>
-                <w:u w:val="none"/>
-              </w:rPr>
-            </w:pPr>
-            <w:r>
-              <w:rPr>
-                <w:rFonts w:hint="default" w:ascii="Arial" w:hAnsi="Arial" w:eastAsia="SimSun" w:cs="Arial"/>
-                <w:i w:val="0"/>
-                <w:iCs w:val="0"/>
-                <w:color w:val="000000"/>
-                <w:kern w:val="0"/>
-                <w:sz w:val="20"/>
-                <w:szCs w:val="20"/>
-                <w:u w:val="none"/>
-                <w:bdr w:val="none" w:color="auto" w:sz="0" w:space="0"/>
-                <w:lang w:val="en-US" w:eastAsia="zh-CN" w:bidi="ar"/>
-              </w:rPr>
-              <w:t>SFSub17</w:t>
-            </w:r>
-          </w:p>
-        </w:tc>
-        <w:tc>
-          <w:tcPr>
-            <w:tcW w:w="1684" w:type="dxa"/>
+            <w:vAlign w:val="bottom"/>
+          </w:tcPr>
+          <w:p>
+            <w:pPr>
+              <w:keepNext w:val="0"/>
+              <w:keepLines w:val="0"/>
+              <w:widowControl/>
+              <w:suppressLineNumbers w:val="0"/>
+              <w:jc w:val="center"/>
+              <w:textAlignment w:val="bottom"/>
+              <w:rPr>
+                <w:rFonts w:hint="default" w:ascii="Arial" w:hAnsi="Arial" w:cs="Arial"/>
+                <w:i w:val="0"/>
+                <w:iCs w:val="0"/>
+                <w:color w:val="000000"/>
+                <w:sz w:val="20"/>
+                <w:szCs w:val="20"/>
+                <w:u w:val="none"/>
+              </w:rPr>
+            </w:pPr>
+            <w:r>
+              <w:rPr>
+                <w:rFonts w:hint="default" w:ascii="Arial" w:hAnsi="Arial" w:eastAsia="SimSun" w:cs="Arial"/>
+                <w:i w:val="0"/>
+                <w:iCs w:val="0"/>
+                <w:color w:val="000000"/>
+                <w:kern w:val="0"/>
+                <w:sz w:val="20"/>
+                <w:szCs w:val="20"/>
+                <w:u w:val="none"/>
+                <w:bdr w:val="none" w:color="auto" w:sz="0" w:space="0"/>
+                <w:lang w:val="en-US" w:eastAsia="zh-CN" w:bidi="ar"/>
+              </w:rPr>
+              <w:t>SMA</w:t>
+            </w:r>
+          </w:p>
+        </w:tc>
+        <w:tc>
+          <w:tcPr>
+            <w:tcW w:w="0" w:type="auto"/>
             <w:tcBorders>
               <w:top w:val="single" w:color="4F81BD" w:sz="8" w:space="0"/>
               <w:left w:val="dotted" w:color="auto" w:sz="0" w:space="0"/>
@@ -6756,11 +6833,11 @@
             </w:tcBorders>
             <w:shd w:val="clear" w:color="auto" w:fill="E9EDF4"/>
             <w:noWrap/>
-            <w:vAlign w:val="center"/>
-          </w:tcPr>
-          <w:p>
-            <w:pPr>
-              <w:jc w:val="left"/>
+            <w:vAlign w:val="bottom"/>
+          </w:tcPr>
+          <w:p>
+            <w:pPr>
+              <w:jc w:val="center"/>
               <w:rPr>
                 <w:rFonts w:hint="default" w:ascii="Arial" w:hAnsi="Arial" w:cs="Arial"/>
                 <w:i w:val="0"/>
@@ -6784,6 +6861,7 @@
             <w:insideH w:val="none" w:color="auto" w:sz="0" w:space="0"/>
             <w:insideV w:val="none" w:color="auto" w:sz="0" w:space="0"/>
           </w:tblBorders>
+          <w:shd w:val="clear"/>
           <w:tblCellMar>
             <w:top w:w="0" w:type="dxa"/>
             <w:left w:w="108" w:type="dxa"/>
@@ -6796,7 +6874,7 @@
         </w:trPr>
         <w:tc>
           <w:tcPr>
-            <w:tcW w:w="3363" w:type="dxa"/>
+            <w:tcW w:w="0" w:type="auto"/>
             <w:tcBorders>
               <w:top w:val="single" w:color="4F81BD" w:sz="8" w:space="0"/>
               <w:left w:val="single" w:color="4F81BD" w:sz="8" w:space="0"/>
@@ -6805,7 +6883,7 @@
             </w:tcBorders>
             <w:shd w:val="clear" w:color="auto" w:fill="FFFFFF"/>
             <w:noWrap/>
-            <w:vAlign w:val="center"/>
+            <w:vAlign w:val="bottom"/>
           </w:tcPr>
           <w:p>
             <w:pPr>
@@ -6838,13 +6916,13 @@
                 <w:bdr w:val="none" w:color="auto" w:sz="0" w:space="0"/>
                 <w:lang w:val="en-US" w:eastAsia="zh-CN" w:bidi="ar"/>
               </w:rPr>
-              <w:t>Bianca Mei Nagao</w:t>
-            </w:r>
-          </w:p>
-        </w:tc>
-        <w:tc>
-          <w:tcPr>
-            <w:tcW w:w="2146" w:type="dxa"/>
+              <w:t>Gustavo Sousa</w:t>
+            </w:r>
+          </w:p>
+        </w:tc>
+        <w:tc>
+          <w:tcPr>
+            <w:tcW w:w="0" w:type="auto"/>
             <w:tcBorders>
               <w:top w:val="single" w:color="4F81BD" w:sz="8" w:space="0"/>
               <w:left w:val="dotted" w:color="auto" w:sz="0" w:space="0"/>
@@ -6853,7 +6931,7 @@
             </w:tcBorders>
             <w:shd w:val="clear" w:color="auto" w:fill="FFFFFF"/>
             <w:noWrap/>
-            <w:vAlign w:val="center"/>
+            <w:vAlign w:val="bottom"/>
           </w:tcPr>
           <w:p>
             <w:pPr>
@@ -6886,13 +6964,13 @@
                 <w:bdr w:val="none" w:color="auto" w:sz="0" w:space="0"/>
                 <w:lang w:val="en-US" w:eastAsia="zh-CN" w:bidi="ar"/>
               </w:rPr>
-              <w:t>Colégio Vertíce</w:t>
-            </w:r>
-          </w:p>
-        </w:tc>
-        <w:tc>
-          <w:tcPr>
-            <w:tcW w:w="1163" w:type="dxa"/>
+              <w:t>SBB</w:t>
+            </w:r>
+          </w:p>
+        </w:tc>
+        <w:tc>
+          <w:tcPr>
+            <w:tcW w:w="0" w:type="auto"/>
             <w:tcBorders>
               <w:top w:val="single" w:color="4F81BD" w:sz="8" w:space="0"/>
               <w:left w:val="dotted" w:color="auto" w:sz="0" w:space="0"/>
@@ -6901,46 +6979,46 @@
             </w:tcBorders>
             <w:shd w:val="clear" w:color="auto" w:fill="FFFFFF"/>
             <w:noWrap/>
-            <w:vAlign w:val="center"/>
-          </w:tcPr>
-          <w:p>
-            <w:pPr>
-              <w:keepNext w:val="0"/>
-              <w:keepLines w:val="0"/>
-              <w:widowControl/>
-              <w:suppressLineNumbers w:val="0"/>
-              <w:jc w:val="left"/>
-              <w:textAlignment w:val="bottom"/>
-              <w:rPr>
-                <w:rFonts w:hint="default" w:ascii="Arial" w:hAnsi="Arial" w:cs="Arial"/>
-                <w:i w:val="0"/>
-                <w:iCs w:val="0"/>
-                <w:color w:val="000000"/>
-                <w:sz w:val="20"/>
-                <w:szCs w:val="20"/>
-                <w:u w:val="none"/>
-              </w:rPr>
-            </w:pPr>
-            <w:r>
-              <w:rPr>
-                <w:rFonts w:hint="default" w:ascii="Arial" w:hAnsi="Arial" w:eastAsia="SimSun" w:cs="Arial"/>
-                <w:i w:val="0"/>
-                <w:iCs w:val="0"/>
-                <w:color w:val="000000"/>
-                <w:kern w:val="0"/>
-                <w:sz w:val="20"/>
-                <w:szCs w:val="20"/>
-                <w:u w:val="none"/>
-                <w:bdr w:val="none" w:color="auto" w:sz="0" w:space="0"/>
-                <w:lang w:val="en-US" w:eastAsia="zh-CN" w:bidi="ar"/>
-              </w:rPr>
-              <w:t>SFSub17</w:t>
-            </w:r>
-          </w:p>
-        </w:tc>
-        <w:tc>
-          <w:tcPr>
-            <w:tcW w:w="1684" w:type="dxa"/>
+            <w:vAlign w:val="bottom"/>
+          </w:tcPr>
+          <w:p>
+            <w:pPr>
+              <w:keepNext w:val="0"/>
+              <w:keepLines w:val="0"/>
+              <w:widowControl/>
+              <w:suppressLineNumbers w:val="0"/>
+              <w:jc w:val="center"/>
+              <w:textAlignment w:val="bottom"/>
+              <w:rPr>
+                <w:rFonts w:hint="default" w:ascii="Arial" w:hAnsi="Arial" w:cs="Arial"/>
+                <w:i w:val="0"/>
+                <w:iCs w:val="0"/>
+                <w:color w:val="000000"/>
+                <w:sz w:val="20"/>
+                <w:szCs w:val="20"/>
+                <w:u w:val="none"/>
+              </w:rPr>
+            </w:pPr>
+            <w:r>
+              <w:rPr>
+                <w:rFonts w:hint="default" w:ascii="Arial" w:hAnsi="Arial" w:eastAsia="SimSun" w:cs="Arial"/>
+                <w:i w:val="0"/>
+                <w:iCs w:val="0"/>
+                <w:color w:val="000000"/>
+                <w:kern w:val="0"/>
+                <w:sz w:val="20"/>
+                <w:szCs w:val="20"/>
+                <w:u w:val="none"/>
+                <w:bdr w:val="none" w:color="auto" w:sz="0" w:space="0"/>
+                <w:lang w:val="en-US" w:eastAsia="zh-CN" w:bidi="ar"/>
+              </w:rPr>
+              <w:t>SMA</w:t>
+            </w:r>
+          </w:p>
+        </w:tc>
+        <w:tc>
+          <w:tcPr>
+            <w:tcW w:w="0" w:type="auto"/>
             <w:tcBorders>
               <w:top w:val="single" w:color="4F81BD" w:sz="8" w:space="0"/>
               <w:left w:val="dotted" w:color="auto" w:sz="0" w:space="0"/>
@@ -6949,11 +7027,11 @@
             </w:tcBorders>
             <w:shd w:val="clear" w:color="auto" w:fill="FFFFFF"/>
             <w:noWrap/>
-            <w:vAlign w:val="center"/>
-          </w:tcPr>
-          <w:p>
-            <w:pPr>
-              <w:jc w:val="left"/>
+            <w:vAlign w:val="bottom"/>
+          </w:tcPr>
+          <w:p>
+            <w:pPr>
+              <w:jc w:val="center"/>
               <w:rPr>
                 <w:rFonts w:hint="default" w:ascii="Arial" w:hAnsi="Arial" w:cs="Arial"/>
                 <w:i w:val="0"/>
@@ -6977,6 +7055,7 @@
             <w:insideH w:val="none" w:color="auto" w:sz="0" w:space="0"/>
             <w:insideV w:val="none" w:color="auto" w:sz="0" w:space="0"/>
           </w:tblBorders>
+          <w:shd w:val="clear"/>
           <w:tblCellMar>
             <w:top w:w="0" w:type="dxa"/>
             <w:left w:w="108" w:type="dxa"/>
@@ -6989,7 +7068,7 @@
         </w:trPr>
         <w:tc>
           <w:tcPr>
-            <w:tcW w:w="3363" w:type="dxa"/>
+            <w:tcW w:w="0" w:type="auto"/>
             <w:tcBorders>
               <w:top w:val="single" w:color="4F81BD" w:sz="8" w:space="0"/>
               <w:left w:val="single" w:color="4F81BD" w:sz="8" w:space="0"/>
@@ -6998,7 +7077,7 @@
             </w:tcBorders>
             <w:shd w:val="clear" w:color="auto" w:fill="E9EDF4"/>
             <w:noWrap/>
-            <w:vAlign w:val="center"/>
+            <w:vAlign w:val="bottom"/>
           </w:tcPr>
           <w:p>
             <w:pPr>
@@ -7031,13 +7110,13 @@
                 <w:bdr w:val="none" w:color="auto" w:sz="0" w:space="0"/>
                 <w:lang w:val="en-US" w:eastAsia="zh-CN" w:bidi="ar"/>
               </w:rPr>
-              <w:t xml:space="preserve">Toni Gomes </w:t>
-            </w:r>
-          </w:p>
-        </w:tc>
-        <w:tc>
-          <w:tcPr>
-            <w:tcW w:w="2146" w:type="dxa"/>
+              <w:t>Joao Victor Vicente Eremith Jardim</w:t>
+            </w:r>
+          </w:p>
+        </w:tc>
+        <w:tc>
+          <w:tcPr>
+            <w:tcW w:w="0" w:type="auto"/>
             <w:tcBorders>
               <w:top w:val="single" w:color="4F81BD" w:sz="8" w:space="0"/>
               <w:left w:val="dotted" w:color="auto" w:sz="0" w:space="0"/>
@@ -7046,46 +7125,25 @@
             </w:tcBorders>
             <w:shd w:val="clear" w:color="auto" w:fill="E9EDF4"/>
             <w:noWrap/>
-            <w:vAlign w:val="center"/>
-          </w:tcPr>
-          <w:p>
-            <w:pPr>
-              <w:keepNext w:val="0"/>
-              <w:keepLines w:val="0"/>
-              <w:widowControl/>
-              <w:suppressLineNumbers w:val="0"/>
-              <w:jc w:val="left"/>
-              <w:textAlignment w:val="bottom"/>
-              <w:rPr>
-                <w:rFonts w:hint="default" w:ascii="Arial" w:hAnsi="Arial" w:cs="Arial"/>
-                <w:i w:val="0"/>
-                <w:iCs w:val="0"/>
-                <w:color w:val="000000"/>
-                <w:sz w:val="20"/>
-                <w:szCs w:val="20"/>
-                <w:u w:val="none"/>
-              </w:rPr>
-            </w:pPr>
-            <w:r>
-              <w:rPr>
-                <w:rFonts w:hint="default" w:ascii="Arial" w:hAnsi="Arial" w:eastAsia="SimSun" w:cs="Arial"/>
-                <w:i w:val="0"/>
-                <w:iCs w:val="0"/>
-                <w:color w:val="000000"/>
-                <w:kern w:val="0"/>
-                <w:sz w:val="20"/>
-                <w:szCs w:val="20"/>
-                <w:u w:val="none"/>
-                <w:bdr w:val="none" w:color="auto" w:sz="0" w:space="0"/>
-                <w:lang w:val="en-US" w:eastAsia="zh-CN" w:bidi="ar"/>
-              </w:rPr>
-              <w:t>SJC</w:t>
-            </w:r>
-          </w:p>
-        </w:tc>
-        <w:tc>
-          <w:tcPr>
-            <w:tcW w:w="1163" w:type="dxa"/>
+            <w:vAlign w:val="bottom"/>
+          </w:tcPr>
+          <w:p>
+            <w:pPr>
+              <w:rPr>
+                <w:rFonts w:hint="default" w:ascii="Arial" w:hAnsi="Arial" w:cs="Arial"/>
+                <w:i w:val="0"/>
+                <w:iCs w:val="0"/>
+                <w:color w:val="000000"/>
+                <w:sz w:val="20"/>
+                <w:szCs w:val="20"/>
+                <w:u w:val="none"/>
+              </w:rPr>
+            </w:pPr>
+          </w:p>
+        </w:tc>
+        <w:tc>
+          <w:tcPr>
+            <w:tcW w:w="0" w:type="auto"/>
             <w:tcBorders>
               <w:top w:val="single" w:color="4F81BD" w:sz="8" w:space="0"/>
               <w:left w:val="dotted" w:color="auto" w:sz="0" w:space="0"/>
@@ -7094,15 +7152,63 @@
             </w:tcBorders>
             <w:shd w:val="clear" w:color="auto" w:fill="E9EDF4"/>
             <w:noWrap/>
-            <w:vAlign w:val="center"/>
-          </w:tcPr>
-          <w:p>
-            <w:pPr>
-              <w:keepNext w:val="0"/>
-              <w:keepLines w:val="0"/>
-              <w:widowControl/>
-              <w:suppressLineNumbers w:val="0"/>
-              <w:jc w:val="left"/>
+            <w:vAlign w:val="bottom"/>
+          </w:tcPr>
+          <w:p>
+            <w:pPr>
+              <w:keepNext w:val="0"/>
+              <w:keepLines w:val="0"/>
+              <w:widowControl/>
+              <w:suppressLineNumbers w:val="0"/>
+              <w:jc w:val="center"/>
+              <w:textAlignment w:val="bottom"/>
+              <w:rPr>
+                <w:rFonts w:hint="default" w:ascii="Arial" w:hAnsi="Arial" w:cs="Arial"/>
+                <w:i w:val="0"/>
+                <w:iCs w:val="0"/>
+                <w:color w:val="000000"/>
+                <w:sz w:val="20"/>
+                <w:szCs w:val="20"/>
+                <w:u w:val="none"/>
+              </w:rPr>
+            </w:pPr>
+            <w:r>
+              <w:rPr>
+                <w:rFonts w:hint="default" w:ascii="Arial" w:hAnsi="Arial" w:eastAsia="SimSun" w:cs="Arial"/>
+                <w:i w:val="0"/>
+                <w:iCs w:val="0"/>
+                <w:color w:val="000000"/>
+                <w:kern w:val="0"/>
+                <w:sz w:val="20"/>
+                <w:szCs w:val="20"/>
+                <w:u w:val="none"/>
+                <w:bdr w:val="none" w:color="auto" w:sz="0" w:space="0"/>
+                <w:lang w:val="en-US" w:eastAsia="zh-CN" w:bidi="ar"/>
+              </w:rPr>
+              <w:t>SMB</w:t>
+            </w:r>
+          </w:p>
+        </w:tc>
+        <w:tc>
+          <w:tcPr>
+            <w:tcW w:w="0" w:type="auto"/>
+            <w:tcBorders>
+              <w:top w:val="single" w:color="4F81BD" w:sz="8" w:space="0"/>
+              <w:left w:val="dotted" w:color="auto" w:sz="0" w:space="0"/>
+              <w:bottom w:val="single" w:color="4F81BD" w:sz="8" w:space="0"/>
+              <w:right w:val="single" w:color="4F81BD" w:sz="8" w:space="0"/>
+            </w:tcBorders>
+            <w:shd w:val="clear" w:color="auto" w:fill="E9EDF4"/>
+            <w:noWrap/>
+            <w:vAlign w:val="bottom"/>
+          </w:tcPr>
+          <w:p>
+            <w:pPr>
+              <w:keepNext w:val="0"/>
+              <w:keepLines w:val="0"/>
+              <w:widowControl/>
+              <w:suppressLineNumbers w:val="0"/>
+              <w:jc w:val="center"/>
               <w:textAlignment w:val="bottom"/>
               <w:rPr>
                 <w:rFonts w:hint="default" w:ascii="Arial" w:hAnsi="Arial" w:cs="Arial"/>
@@ -7129,34 +7235,6 @@
               </w:rPr>
               <w:t>SMA</w:t>
             </w:r>
-          </w:p>
-        </w:tc>
-        <w:tc>
-          <w:tcPr>
-            <w:tcW w:w="1684" w:type="dxa"/>
-            <w:tcBorders>
-              <w:top w:val="single" w:color="4F81BD" w:sz="8" w:space="0"/>
-              <w:left w:val="dotted" w:color="auto" w:sz="0" w:space="0"/>
-              <w:bottom w:val="single" w:color="4F81BD" w:sz="8" w:space="0"/>
-              <w:right w:val="single" w:color="4F81BD" w:sz="8" w:space="0"/>
-            </w:tcBorders>
-            <w:shd w:val="clear" w:color="auto" w:fill="E9EDF4"/>
-            <w:noWrap/>
-            <w:vAlign w:val="center"/>
-          </w:tcPr>
-          <w:p>
-            <w:pPr>
-              <w:jc w:val="left"/>
-              <w:rPr>
-                <w:rFonts w:hint="default" w:ascii="Arial" w:hAnsi="Arial" w:cs="Arial"/>
-                <w:i w:val="0"/>
-                <w:iCs w:val="0"/>
-                <w:color w:val="000000"/>
-                <w:sz w:val="20"/>
-                <w:szCs w:val="20"/>
-                <w:u w:val="none"/>
-              </w:rPr>
-            </w:pPr>
           </w:p>
         </w:tc>
       </w:tr>
@@ -7170,6 +7248,7 @@
             <w:insideH w:val="none" w:color="auto" w:sz="0" w:space="0"/>
             <w:insideV w:val="none" w:color="auto" w:sz="0" w:space="0"/>
           </w:tblBorders>
+          <w:shd w:val="clear"/>
           <w:tblCellMar>
             <w:top w:w="0" w:type="dxa"/>
             <w:left w:w="108" w:type="dxa"/>
@@ -7182,7 +7261,7 @@
         </w:trPr>
         <w:tc>
           <w:tcPr>
-            <w:tcW w:w="3363" w:type="dxa"/>
+            <w:tcW w:w="0" w:type="auto"/>
             <w:tcBorders>
               <w:top w:val="single" w:color="4F81BD" w:sz="8" w:space="0"/>
               <w:left w:val="single" w:color="4F81BD" w:sz="8" w:space="0"/>
@@ -7191,7 +7270,7 @@
             </w:tcBorders>
             <w:shd w:val="clear" w:color="auto" w:fill="FFFFFF"/>
             <w:noWrap/>
-            <w:vAlign w:val="center"/>
+            <w:vAlign w:val="bottom"/>
           </w:tcPr>
           <w:p>
             <w:pPr>
@@ -7224,13 +7303,13 @@
                 <w:bdr w:val="none" w:color="auto" w:sz="0" w:space="0"/>
                 <w:lang w:val="en-US" w:eastAsia="zh-CN" w:bidi="ar"/>
               </w:rPr>
-              <w:t>Gustavo Sousa</w:t>
-            </w:r>
-          </w:p>
-        </w:tc>
-        <w:tc>
-          <w:tcPr>
-            <w:tcW w:w="2146" w:type="dxa"/>
+              <w:t xml:space="preserve">Eric Zhang </w:t>
+            </w:r>
+          </w:p>
+        </w:tc>
+        <w:tc>
+          <w:tcPr>
+            <w:tcW w:w="0" w:type="auto"/>
             <w:tcBorders>
               <w:top w:val="single" w:color="4F81BD" w:sz="8" w:space="0"/>
               <w:left w:val="dotted" w:color="auto" w:sz="0" w:space="0"/>
@@ -7239,7 +7318,7 @@
             </w:tcBorders>
             <w:shd w:val="clear" w:color="auto" w:fill="FFFFFF"/>
             <w:noWrap/>
-            <w:vAlign w:val="center"/>
+            <w:vAlign w:val="bottom"/>
           </w:tcPr>
           <w:p>
             <w:pPr>
@@ -7272,13 +7351,13 @@
                 <w:bdr w:val="none" w:color="auto" w:sz="0" w:space="0"/>
                 <w:lang w:val="en-US" w:eastAsia="zh-CN" w:bidi="ar"/>
               </w:rPr>
-              <w:t>SBB</w:t>
-            </w:r>
-          </w:p>
-        </w:tc>
-        <w:tc>
-          <w:tcPr>
-            <w:tcW w:w="1163" w:type="dxa"/>
+              <w:t xml:space="preserve">ACBB </w:t>
+            </w:r>
+          </w:p>
+        </w:tc>
+        <w:tc>
+          <w:tcPr>
+            <w:tcW w:w="0" w:type="auto"/>
             <w:tcBorders>
               <w:top w:val="single" w:color="4F81BD" w:sz="8" w:space="0"/>
               <w:left w:val="dotted" w:color="auto" w:sz="0" w:space="0"/>
@@ -7287,15 +7366,63 @@
             </w:tcBorders>
             <w:shd w:val="clear" w:color="auto" w:fill="FFFFFF"/>
             <w:noWrap/>
-            <w:vAlign w:val="center"/>
-          </w:tcPr>
-          <w:p>
-            <w:pPr>
-              <w:keepNext w:val="0"/>
-              <w:keepLines w:val="0"/>
-              <w:widowControl/>
-              <w:suppressLineNumbers w:val="0"/>
-              <w:jc w:val="left"/>
+            <w:vAlign w:val="bottom"/>
+          </w:tcPr>
+          <w:p>
+            <w:pPr>
+              <w:keepNext w:val="0"/>
+              <w:keepLines w:val="0"/>
+              <w:widowControl/>
+              <w:suppressLineNumbers w:val="0"/>
+              <w:jc w:val="center"/>
+              <w:textAlignment w:val="bottom"/>
+              <w:rPr>
+                <w:rFonts w:hint="default" w:ascii="Arial" w:hAnsi="Arial" w:cs="Arial"/>
+                <w:i w:val="0"/>
+                <w:iCs w:val="0"/>
+                <w:color w:val="000000"/>
+                <w:sz w:val="20"/>
+                <w:szCs w:val="20"/>
+                <w:u w:val="none"/>
+              </w:rPr>
+            </w:pPr>
+            <w:r>
+              <w:rPr>
+                <w:rFonts w:hint="default" w:ascii="Arial" w:hAnsi="Arial" w:eastAsia="SimSun" w:cs="Arial"/>
+                <w:i w:val="0"/>
+                <w:iCs w:val="0"/>
+                <w:color w:val="000000"/>
+                <w:kern w:val="0"/>
+                <w:sz w:val="20"/>
+                <w:szCs w:val="20"/>
+                <w:u w:val="none"/>
+                <w:bdr w:val="none" w:color="auto" w:sz="0" w:space="0"/>
+                <w:lang w:val="en-US" w:eastAsia="zh-CN" w:bidi="ar"/>
+              </w:rPr>
+              <w:t>SMB</w:t>
+            </w:r>
+          </w:p>
+        </w:tc>
+        <w:tc>
+          <w:tcPr>
+            <w:tcW w:w="0" w:type="auto"/>
+            <w:tcBorders>
+              <w:top w:val="single" w:color="4F81BD" w:sz="8" w:space="0"/>
+              <w:left w:val="dotted" w:color="auto" w:sz="0" w:space="0"/>
+              <w:bottom w:val="single" w:color="4F81BD" w:sz="8" w:space="0"/>
+              <w:right w:val="single" w:color="4F81BD" w:sz="8" w:space="0"/>
+            </w:tcBorders>
+            <w:shd w:val="clear" w:color="auto" w:fill="FFFFFF"/>
+            <w:noWrap/>
+            <w:vAlign w:val="bottom"/>
+          </w:tcPr>
+          <w:p>
+            <w:pPr>
+              <w:keepNext w:val="0"/>
+              <w:keepLines w:val="0"/>
+              <w:widowControl/>
+              <w:suppressLineNumbers w:val="0"/>
+              <w:jc w:val="center"/>
               <w:textAlignment w:val="bottom"/>
               <w:rPr>
                 <w:rFonts w:hint="default" w:ascii="Arial" w:hAnsi="Arial" w:cs="Arial"/>
@@ -7322,34 +7449,6 @@
               </w:rPr>
               <w:t>SMA</w:t>
             </w:r>
-          </w:p>
-        </w:tc>
-        <w:tc>
-          <w:tcPr>
-            <w:tcW w:w="1684" w:type="dxa"/>
-            <w:tcBorders>
-              <w:top w:val="single" w:color="4F81BD" w:sz="8" w:space="0"/>
-              <w:left w:val="dotted" w:color="auto" w:sz="0" w:space="0"/>
-              <w:bottom w:val="single" w:color="4F81BD" w:sz="8" w:space="0"/>
-              <w:right w:val="single" w:color="4F81BD" w:sz="8" w:space="0"/>
-            </w:tcBorders>
-            <w:shd w:val="clear" w:color="auto" w:fill="FFFFFF"/>
-            <w:noWrap/>
-            <w:vAlign w:val="center"/>
-          </w:tcPr>
-          <w:p>
-            <w:pPr>
-              <w:jc w:val="left"/>
-              <w:rPr>
-                <w:rFonts w:hint="default" w:ascii="Arial" w:hAnsi="Arial" w:cs="Arial"/>
-                <w:i w:val="0"/>
-                <w:iCs w:val="0"/>
-                <w:color w:val="000000"/>
-                <w:sz w:val="20"/>
-                <w:szCs w:val="20"/>
-                <w:u w:val="none"/>
-              </w:rPr>
-            </w:pPr>
           </w:p>
         </w:tc>
       </w:tr>
@@ -7363,6 +7462,7 @@
             <w:insideH w:val="none" w:color="auto" w:sz="0" w:space="0"/>
             <w:insideV w:val="none" w:color="auto" w:sz="0" w:space="0"/>
           </w:tblBorders>
+          <w:shd w:val="clear"/>
           <w:tblCellMar>
             <w:top w:w="0" w:type="dxa"/>
             <w:left w:w="108" w:type="dxa"/>
@@ -7375,7 +7475,7 @@
         </w:trPr>
         <w:tc>
           <w:tcPr>
-            <w:tcW w:w="3363" w:type="dxa"/>
+            <w:tcW w:w="0" w:type="auto"/>
             <w:tcBorders>
               <w:top w:val="single" w:color="4F81BD" w:sz="8" w:space="0"/>
               <w:left w:val="single" w:color="4F81BD" w:sz="8" w:space="0"/>
@@ -7384,7 +7484,7 @@
             </w:tcBorders>
             <w:shd w:val="clear" w:color="auto" w:fill="E9EDF4"/>
             <w:noWrap/>
-            <w:vAlign w:val="center"/>
+            <w:vAlign w:val="bottom"/>
           </w:tcPr>
           <w:p>
             <w:pPr>
@@ -7417,13 +7517,13 @@
                 <w:bdr w:val="none" w:color="auto" w:sz="0" w:space="0"/>
                 <w:lang w:val="en-US" w:eastAsia="zh-CN" w:bidi="ar"/>
               </w:rPr>
-              <w:t>Joao Victor Vicente Eremith Jardim</w:t>
-            </w:r>
-          </w:p>
-        </w:tc>
-        <w:tc>
-          <w:tcPr>
-            <w:tcW w:w="2146" w:type="dxa"/>
+              <w:t>Ihtsham Ahmad Moman</w:t>
+            </w:r>
+          </w:p>
+        </w:tc>
+        <w:tc>
+          <w:tcPr>
+            <w:tcW w:w="0" w:type="auto"/>
             <w:tcBorders>
               <w:top w:val="single" w:color="4F81BD" w:sz="8" w:space="0"/>
               <w:left w:val="dotted" w:color="auto" w:sz="0" w:space="0"/>
@@ -7432,26 +7532,25 @@
             </w:tcBorders>
             <w:shd w:val="clear" w:color="auto" w:fill="E9EDF4"/>
             <w:noWrap/>
-            <w:vAlign w:val="center"/>
-          </w:tcPr>
-          <w:p>
-            <w:pPr>
-              <w:jc w:val="left"/>
-              <w:rPr>
-                <w:rFonts w:hint="default" w:ascii="Arial" w:hAnsi="Arial" w:cs="Arial"/>
-                <w:i w:val="0"/>
-                <w:iCs w:val="0"/>
-                <w:color w:val="000000"/>
-                <w:sz w:val="20"/>
-                <w:szCs w:val="20"/>
-                <w:u w:val="none"/>
-              </w:rPr>
-            </w:pPr>
-          </w:p>
-        </w:tc>
-        <w:tc>
-          <w:tcPr>
-            <w:tcW w:w="1163" w:type="dxa"/>
+            <w:vAlign w:val="bottom"/>
+          </w:tcPr>
+          <w:p>
+            <w:pPr>
+              <w:rPr>
+                <w:rFonts w:hint="default" w:ascii="Arial" w:hAnsi="Arial" w:cs="Arial"/>
+                <w:i w:val="0"/>
+                <w:iCs w:val="0"/>
+                <w:color w:val="000000"/>
+                <w:sz w:val="20"/>
+                <w:szCs w:val="20"/>
+                <w:u w:val="none"/>
+              </w:rPr>
+            </w:pPr>
+          </w:p>
+        </w:tc>
+        <w:tc>
+          <w:tcPr>
+            <w:tcW w:w="0" w:type="auto"/>
             <w:tcBorders>
               <w:top w:val="single" w:color="4F81BD" w:sz="8" w:space="0"/>
               <w:left w:val="dotted" w:color="auto" w:sz="0" w:space="0"/>
@@ -7460,15 +7559,15 @@
             </w:tcBorders>
             <w:shd w:val="clear" w:color="auto" w:fill="E9EDF4"/>
             <w:noWrap/>
-            <w:vAlign w:val="center"/>
-          </w:tcPr>
-          <w:p>
-            <w:pPr>
-              <w:keepNext w:val="0"/>
-              <w:keepLines w:val="0"/>
-              <w:widowControl/>
-              <w:suppressLineNumbers w:val="0"/>
-              <w:jc w:val="left"/>
+            <w:vAlign w:val="bottom"/>
+          </w:tcPr>
+          <w:p>
+            <w:pPr>
+              <w:keepNext w:val="0"/>
+              <w:keepLines w:val="0"/>
+              <w:widowControl/>
+              <w:suppressLineNumbers w:val="0"/>
+              <w:jc w:val="center"/>
               <w:textAlignment w:val="bottom"/>
               <w:rPr>
                 <w:rFonts w:hint="default" w:ascii="Arial" w:hAnsi="Arial" w:cs="Arial"/>
@@ -7499,7 +7598,7 @@
         </w:tc>
         <w:tc>
           <w:tcPr>
-            <w:tcW w:w="1684" w:type="dxa"/>
+            <w:tcW w:w="0" w:type="auto"/>
             <w:tcBorders>
               <w:top w:val="single" w:color="4F81BD" w:sz="8" w:space="0"/>
               <w:left w:val="dotted" w:color="auto" w:sz="0" w:space="0"/>
@@ -7508,15 +7607,15 @@
             </w:tcBorders>
             <w:shd w:val="clear" w:color="auto" w:fill="E9EDF4"/>
             <w:noWrap/>
-            <w:vAlign w:val="center"/>
-          </w:tcPr>
-          <w:p>
-            <w:pPr>
-              <w:keepNext w:val="0"/>
-              <w:keepLines w:val="0"/>
-              <w:widowControl/>
-              <w:suppressLineNumbers w:val="0"/>
-              <w:jc w:val="left"/>
+            <w:vAlign w:val="bottom"/>
+          </w:tcPr>
+          <w:p>
+            <w:pPr>
+              <w:keepNext w:val="0"/>
+              <w:keepLines w:val="0"/>
+              <w:widowControl/>
+              <w:suppressLineNumbers w:val="0"/>
+              <w:jc w:val="center"/>
               <w:textAlignment w:val="bottom"/>
               <w:rPr>
                 <w:rFonts w:hint="default" w:ascii="Arial" w:hAnsi="Arial" w:cs="Arial"/>
@@ -7556,6 +7655,7 @@
             <w:insideH w:val="none" w:color="auto" w:sz="0" w:space="0"/>
             <w:insideV w:val="none" w:color="auto" w:sz="0" w:space="0"/>
           </w:tblBorders>
+          <w:shd w:val="clear"/>
           <w:tblCellMar>
             <w:top w:w="0" w:type="dxa"/>
             <w:left w:w="108" w:type="dxa"/>
@@ -7568,7 +7668,7 @@
         </w:trPr>
         <w:tc>
           <w:tcPr>
-            <w:tcW w:w="3363" w:type="dxa"/>
+            <w:tcW w:w="0" w:type="auto"/>
             <w:tcBorders>
               <w:top w:val="single" w:color="4F81BD" w:sz="8" w:space="0"/>
               <w:left w:val="single" w:color="4F81BD" w:sz="8" w:space="0"/>
@@ -7577,7 +7677,7 @@
             </w:tcBorders>
             <w:shd w:val="clear" w:color="auto" w:fill="FFFFFF"/>
             <w:noWrap/>
-            <w:vAlign w:val="center"/>
+            <w:vAlign w:val="bottom"/>
           </w:tcPr>
           <w:p>
             <w:pPr>
@@ -7610,13 +7710,13 @@
                 <w:bdr w:val="none" w:color="auto" w:sz="0" w:space="0"/>
                 <w:lang w:val="en-US" w:eastAsia="zh-CN" w:bidi="ar"/>
               </w:rPr>
-              <w:t xml:space="preserve">Eric Zhang </w:t>
-            </w:r>
-          </w:p>
-        </w:tc>
-        <w:tc>
-          <w:tcPr>
-            <w:tcW w:w="2146" w:type="dxa"/>
+              <w:t>Abu Salman</w:t>
+            </w:r>
+          </w:p>
+        </w:tc>
+        <w:tc>
+          <w:tcPr>
+            <w:tcW w:w="0" w:type="auto"/>
             <w:tcBorders>
               <w:top w:val="single" w:color="4F81BD" w:sz="8" w:space="0"/>
               <w:left w:val="dotted" w:color="auto" w:sz="0" w:space="0"/>
@@ -7625,46 +7725,25 @@
             </w:tcBorders>
             <w:shd w:val="clear" w:color="auto" w:fill="FFFFFF"/>
             <w:noWrap/>
-            <w:vAlign w:val="center"/>
-          </w:tcPr>
-          <w:p>
-            <w:pPr>
-              <w:keepNext w:val="0"/>
-              <w:keepLines w:val="0"/>
-              <w:widowControl/>
-              <w:suppressLineNumbers w:val="0"/>
-              <w:jc w:val="left"/>
-              <w:textAlignment w:val="bottom"/>
-              <w:rPr>
-                <w:rFonts w:hint="default" w:ascii="Arial" w:hAnsi="Arial" w:cs="Arial"/>
-                <w:i w:val="0"/>
-                <w:iCs w:val="0"/>
-                <w:color w:val="000000"/>
-                <w:sz w:val="20"/>
-                <w:szCs w:val="20"/>
-                <w:u w:val="none"/>
-              </w:rPr>
-            </w:pPr>
-            <w:r>
-              <w:rPr>
-                <w:rFonts w:hint="default" w:ascii="Arial" w:hAnsi="Arial" w:eastAsia="SimSun" w:cs="Arial"/>
-                <w:i w:val="0"/>
-                <w:iCs w:val="0"/>
-                <w:color w:val="000000"/>
-                <w:kern w:val="0"/>
-                <w:sz w:val="20"/>
-                <w:szCs w:val="20"/>
-                <w:u w:val="none"/>
-                <w:bdr w:val="none" w:color="auto" w:sz="0" w:space="0"/>
-                <w:lang w:val="en-US" w:eastAsia="zh-CN" w:bidi="ar"/>
-              </w:rPr>
-              <w:t xml:space="preserve">ACBB </w:t>
-            </w:r>
-          </w:p>
-        </w:tc>
-        <w:tc>
-          <w:tcPr>
-            <w:tcW w:w="1163" w:type="dxa"/>
+            <w:vAlign w:val="bottom"/>
+          </w:tcPr>
+          <w:p>
+            <w:pPr>
+              <w:rPr>
+                <w:rFonts w:hint="default" w:ascii="Arial" w:hAnsi="Arial" w:cs="Arial"/>
+                <w:i w:val="0"/>
+                <w:iCs w:val="0"/>
+                <w:color w:val="000000"/>
+                <w:sz w:val="20"/>
+                <w:szCs w:val="20"/>
+                <w:u w:val="none"/>
+              </w:rPr>
+            </w:pPr>
+          </w:p>
+        </w:tc>
+        <w:tc>
+          <w:tcPr>
+            <w:tcW w:w="0" w:type="auto"/>
             <w:tcBorders>
               <w:top w:val="single" w:color="4F81BD" w:sz="8" w:space="0"/>
               <w:left w:val="dotted" w:color="auto" w:sz="0" w:space="0"/>
@@ -7673,15 +7752,15 @@
             </w:tcBorders>
             <w:shd w:val="clear" w:color="auto" w:fill="FFFFFF"/>
             <w:noWrap/>
-            <w:vAlign w:val="center"/>
-          </w:tcPr>
-          <w:p>
-            <w:pPr>
-              <w:keepNext w:val="0"/>
-              <w:keepLines w:val="0"/>
-              <w:widowControl/>
-              <w:suppressLineNumbers w:val="0"/>
-              <w:jc w:val="left"/>
+            <w:vAlign w:val="bottom"/>
+          </w:tcPr>
+          <w:p>
+            <w:pPr>
+              <w:keepNext w:val="0"/>
+              <w:keepLines w:val="0"/>
+              <w:widowControl/>
+              <w:suppressLineNumbers w:val="0"/>
+              <w:jc w:val="center"/>
               <w:textAlignment w:val="bottom"/>
               <w:rPr>
                 <w:rFonts w:hint="default" w:ascii="Arial" w:hAnsi="Arial" w:cs="Arial"/>
@@ -7712,7 +7791,7 @@
         </w:tc>
         <w:tc>
           <w:tcPr>
-            <w:tcW w:w="1684" w:type="dxa"/>
+            <w:tcW w:w="0" w:type="auto"/>
             <w:tcBorders>
               <w:top w:val="single" w:color="4F81BD" w:sz="8" w:space="0"/>
               <w:left w:val="dotted" w:color="auto" w:sz="0" w:space="0"/>
@@ -7721,15 +7800,15 @@
             </w:tcBorders>
             <w:shd w:val="clear" w:color="auto" w:fill="FFFFFF"/>
             <w:noWrap/>
-            <w:vAlign w:val="center"/>
-          </w:tcPr>
-          <w:p>
-            <w:pPr>
-              <w:keepNext w:val="0"/>
-              <w:keepLines w:val="0"/>
-              <w:widowControl/>
-              <w:suppressLineNumbers w:val="0"/>
-              <w:jc w:val="left"/>
+            <w:vAlign w:val="bottom"/>
+          </w:tcPr>
+          <w:p>
+            <w:pPr>
+              <w:keepNext w:val="0"/>
+              <w:keepLines w:val="0"/>
+              <w:widowControl/>
+              <w:suppressLineNumbers w:val="0"/>
+              <w:jc w:val="center"/>
               <w:textAlignment w:val="bottom"/>
               <w:rPr>
                 <w:rFonts w:hint="default" w:ascii="Arial" w:hAnsi="Arial" w:cs="Arial"/>
@@ -7769,6 +7848,7 @@
             <w:insideH w:val="none" w:color="auto" w:sz="0" w:space="0"/>
             <w:insideV w:val="none" w:color="auto" w:sz="0" w:space="0"/>
           </w:tblBorders>
+          <w:shd w:val="clear"/>
           <w:tblCellMar>
             <w:top w:w="0" w:type="dxa"/>
             <w:left w:w="108" w:type="dxa"/>
@@ -7781,7 +7861,7 @@
         </w:trPr>
         <w:tc>
           <w:tcPr>
-            <w:tcW w:w="3363" w:type="dxa"/>
+            <w:tcW w:w="0" w:type="auto"/>
             <w:tcBorders>
               <w:top w:val="single" w:color="4F81BD" w:sz="8" w:space="0"/>
               <w:left w:val="single" w:color="4F81BD" w:sz="8" w:space="0"/>
@@ -7790,7 +7870,7 @@
             </w:tcBorders>
             <w:shd w:val="clear" w:color="auto" w:fill="E9EDF4"/>
             <w:noWrap/>
-            <w:vAlign w:val="center"/>
+            <w:vAlign w:val="bottom"/>
           </w:tcPr>
           <w:p>
             <w:pPr>
@@ -7829,7 +7909,7 @@
         </w:tc>
         <w:tc>
           <w:tcPr>
-            <w:tcW w:w="2146" w:type="dxa"/>
+            <w:tcW w:w="0" w:type="auto"/>
             <w:tcBorders>
               <w:top w:val="single" w:color="4F81BD" w:sz="8" w:space="0"/>
               <w:left w:val="dotted" w:color="auto" w:sz="0" w:space="0"/>
@@ -7838,7 +7918,7 @@
             </w:tcBorders>
             <w:shd w:val="clear" w:color="auto" w:fill="E9EDF4"/>
             <w:noWrap/>
-            <w:vAlign w:val="center"/>
+            <w:vAlign w:val="bottom"/>
           </w:tcPr>
           <w:p>
             <w:pPr>
@@ -7877,7 +7957,7 @@
         </w:tc>
         <w:tc>
           <w:tcPr>
-            <w:tcW w:w="1163" w:type="dxa"/>
+            <w:tcW w:w="0" w:type="auto"/>
             <w:tcBorders>
               <w:top w:val="single" w:color="4F81BD" w:sz="8" w:space="0"/>
               <w:left w:val="dotted" w:color="auto" w:sz="0" w:space="0"/>
@@ -7886,15 +7966,15 @@
             </w:tcBorders>
             <w:shd w:val="clear" w:color="auto" w:fill="E9EDF4"/>
             <w:noWrap/>
-            <w:vAlign w:val="center"/>
-          </w:tcPr>
-          <w:p>
-            <w:pPr>
-              <w:keepNext w:val="0"/>
-              <w:keepLines w:val="0"/>
-              <w:widowControl/>
-              <w:suppressLineNumbers w:val="0"/>
-              <w:jc w:val="left"/>
+            <w:vAlign w:val="bottom"/>
+          </w:tcPr>
+          <w:p>
+            <w:pPr>
+              <w:keepNext w:val="0"/>
+              <w:keepLines w:val="0"/>
+              <w:widowControl/>
+              <w:suppressLineNumbers w:val="0"/>
+              <w:jc w:val="center"/>
               <w:textAlignment w:val="bottom"/>
               <w:rPr>
                 <w:rFonts w:hint="default" w:ascii="Arial" w:hAnsi="Arial" w:cs="Arial"/>
@@ -7925,7 +8005,7 @@
         </w:tc>
         <w:tc>
           <w:tcPr>
-            <w:tcW w:w="1684" w:type="dxa"/>
+            <w:tcW w:w="0" w:type="auto"/>
             <w:tcBorders>
               <w:top w:val="single" w:color="4F81BD" w:sz="8" w:space="0"/>
               <w:left w:val="dotted" w:color="auto" w:sz="0" w:space="0"/>
@@ -7934,11 +8014,11 @@
             </w:tcBorders>
             <w:shd w:val="clear" w:color="auto" w:fill="E9EDF4"/>
             <w:noWrap/>
-            <w:vAlign w:val="center"/>
-          </w:tcPr>
-          <w:p>
-            <w:pPr>
-              <w:jc w:val="left"/>
+            <w:vAlign w:val="bottom"/>
+          </w:tcPr>
+          <w:p>
+            <w:pPr>
+              <w:jc w:val="center"/>
               <w:rPr>
                 <w:rFonts w:hint="default" w:ascii="Arial" w:hAnsi="Arial" w:cs="Arial"/>
                 <w:i w:val="0"/>
@@ -7962,6 +8042,7 @@
             <w:insideH w:val="none" w:color="auto" w:sz="0" w:space="0"/>
             <w:insideV w:val="none" w:color="auto" w:sz="0" w:space="0"/>
           </w:tblBorders>
+          <w:shd w:val="clear"/>
           <w:tblCellMar>
             <w:top w:w="0" w:type="dxa"/>
             <w:left w:w="108" w:type="dxa"/>
@@ -7974,7 +8055,7 @@
         </w:trPr>
         <w:tc>
           <w:tcPr>
-            <w:tcW w:w="3363" w:type="dxa"/>
+            <w:tcW w:w="0" w:type="auto"/>
             <w:tcBorders>
               <w:top w:val="single" w:color="4F81BD" w:sz="8" w:space="0"/>
               <w:left w:val="single" w:color="4F81BD" w:sz="8" w:space="0"/>
@@ -7983,7 +8064,7 @@
             </w:tcBorders>
             <w:shd w:val="clear" w:color="auto" w:fill="FFFFFF"/>
             <w:noWrap/>
-            <w:vAlign w:val="center"/>
+            <w:vAlign w:val="bottom"/>
           </w:tcPr>
           <w:p>
             <w:pPr>
@@ -8022,7 +8103,7 @@
         </w:tc>
         <w:tc>
           <w:tcPr>
-            <w:tcW w:w="2146" w:type="dxa"/>
+            <w:tcW w:w="0" w:type="auto"/>
             <w:tcBorders>
               <w:top w:val="single" w:color="4F81BD" w:sz="8" w:space="0"/>
               <w:left w:val="dotted" w:color="auto" w:sz="0" w:space="0"/>
@@ -8031,7 +8112,7 @@
             </w:tcBorders>
             <w:shd w:val="clear" w:color="auto" w:fill="FFFFFF"/>
             <w:noWrap/>
-            <w:vAlign w:val="center"/>
+            <w:vAlign w:val="bottom"/>
           </w:tcPr>
           <w:p>
             <w:pPr>
@@ -8070,7 +8151,7 @@
         </w:tc>
         <w:tc>
           <w:tcPr>
-            <w:tcW w:w="1163" w:type="dxa"/>
+            <w:tcW w:w="0" w:type="auto"/>
             <w:tcBorders>
               <w:top w:val="single" w:color="4F81BD" w:sz="8" w:space="0"/>
               <w:left w:val="dotted" w:color="auto" w:sz="0" w:space="0"/>
@@ -8079,15 +8160,15 @@
             </w:tcBorders>
             <w:shd w:val="clear" w:color="auto" w:fill="FFFFFF"/>
             <w:noWrap/>
-            <w:vAlign w:val="center"/>
-          </w:tcPr>
-          <w:p>
-            <w:pPr>
-              <w:keepNext w:val="0"/>
-              <w:keepLines w:val="0"/>
-              <w:widowControl/>
-              <w:suppressLineNumbers w:val="0"/>
-              <w:jc w:val="left"/>
+            <w:vAlign w:val="bottom"/>
+          </w:tcPr>
+          <w:p>
+            <w:pPr>
+              <w:keepNext w:val="0"/>
+              <w:keepLines w:val="0"/>
+              <w:widowControl/>
+              <w:suppressLineNumbers w:val="0"/>
+              <w:jc w:val="center"/>
               <w:textAlignment w:val="bottom"/>
               <w:rPr>
                 <w:rFonts w:hint="default" w:ascii="Arial" w:hAnsi="Arial" w:cs="Arial"/>
@@ -8118,7 +8199,7 @@
         </w:tc>
         <w:tc>
           <w:tcPr>
-            <w:tcW w:w="1684" w:type="dxa"/>
+            <w:tcW w:w="0" w:type="auto"/>
             <w:tcBorders>
               <w:top w:val="single" w:color="4F81BD" w:sz="8" w:space="0"/>
               <w:left w:val="dotted" w:color="auto" w:sz="0" w:space="0"/>
@@ -8127,11 +8208,11 @@
             </w:tcBorders>
             <w:shd w:val="clear" w:color="auto" w:fill="FFFFFF"/>
             <w:noWrap/>
-            <w:vAlign w:val="center"/>
-          </w:tcPr>
-          <w:p>
-            <w:pPr>
-              <w:jc w:val="left"/>
+            <w:vAlign w:val="bottom"/>
+          </w:tcPr>
+          <w:p>
+            <w:pPr>
+              <w:jc w:val="center"/>
               <w:rPr>
                 <w:rFonts w:hint="default" w:ascii="Arial" w:hAnsi="Arial" w:cs="Arial"/>
                 <w:i w:val="0"/>
@@ -8155,6 +8236,7 @@
             <w:insideH w:val="none" w:color="auto" w:sz="0" w:space="0"/>
             <w:insideV w:val="none" w:color="auto" w:sz="0" w:space="0"/>
           </w:tblBorders>
+          <w:shd w:val="clear"/>
           <w:tblCellMar>
             <w:top w:w="0" w:type="dxa"/>
             <w:left w:w="108" w:type="dxa"/>
@@ -8167,7 +8249,7 @@
         </w:trPr>
         <w:tc>
           <w:tcPr>
-            <w:tcW w:w="3363" w:type="dxa"/>
+            <w:tcW w:w="0" w:type="auto"/>
             <w:tcBorders>
               <w:top w:val="single" w:color="4F81BD" w:sz="8" w:space="0"/>
               <w:left w:val="single" w:color="4F81BD" w:sz="8" w:space="0"/>
@@ -8176,7 +8258,7 @@
             </w:tcBorders>
             <w:shd w:val="clear" w:color="auto" w:fill="E9EDF4"/>
             <w:noWrap/>
-            <w:vAlign w:val="center"/>
+            <w:vAlign w:val="bottom"/>
           </w:tcPr>
           <w:p>
             <w:pPr>
@@ -8215,7 +8297,7 @@
         </w:tc>
         <w:tc>
           <w:tcPr>
-            <w:tcW w:w="2146" w:type="dxa"/>
+            <w:tcW w:w="0" w:type="auto"/>
             <w:tcBorders>
               <w:top w:val="single" w:color="4F81BD" w:sz="8" w:space="0"/>
               <w:left w:val="dotted" w:color="auto" w:sz="0" w:space="0"/>
@@ -8224,7 +8306,7 @@
             </w:tcBorders>
             <w:shd w:val="clear" w:color="auto" w:fill="E9EDF4"/>
             <w:noWrap/>
-            <w:vAlign w:val="center"/>
+            <w:vAlign w:val="bottom"/>
           </w:tcPr>
           <w:p>
             <w:pPr>
@@ -8263,7 +8345,7 @@
         </w:tc>
         <w:tc>
           <w:tcPr>
-            <w:tcW w:w="1163" w:type="dxa"/>
+            <w:tcW w:w="0" w:type="auto"/>
             <w:tcBorders>
               <w:top w:val="single" w:color="4F81BD" w:sz="8" w:space="0"/>
               <w:left w:val="dotted" w:color="auto" w:sz="0" w:space="0"/>
@@ -8272,15 +8354,15 @@
             </w:tcBorders>
             <w:shd w:val="clear" w:color="auto" w:fill="E9EDF4"/>
             <w:noWrap/>
-            <w:vAlign w:val="center"/>
-          </w:tcPr>
-          <w:p>
-            <w:pPr>
-              <w:keepNext w:val="0"/>
-              <w:keepLines w:val="0"/>
-              <w:widowControl/>
-              <w:suppressLineNumbers w:val="0"/>
-              <w:jc w:val="left"/>
+            <w:vAlign w:val="bottom"/>
+          </w:tcPr>
+          <w:p>
+            <w:pPr>
+              <w:keepNext w:val="0"/>
+              <w:keepLines w:val="0"/>
+              <w:widowControl/>
+              <w:suppressLineNumbers w:val="0"/>
+              <w:jc w:val="center"/>
               <w:textAlignment w:val="bottom"/>
               <w:rPr>
                 <w:rFonts w:hint="default" w:ascii="Arial" w:hAnsi="Arial" w:cs="Arial"/>
@@ -8311,7 +8393,7 @@
         </w:tc>
         <w:tc>
           <w:tcPr>
-            <w:tcW w:w="1684" w:type="dxa"/>
+            <w:tcW w:w="0" w:type="auto"/>
             <w:tcBorders>
               <w:top w:val="single" w:color="4F81BD" w:sz="8" w:space="0"/>
               <w:left w:val="dotted" w:color="auto" w:sz="0" w:space="0"/>
@@ -8320,11 +8402,11 @@
             </w:tcBorders>
             <w:shd w:val="clear" w:color="auto" w:fill="E9EDF4"/>
             <w:noWrap/>
-            <w:vAlign w:val="center"/>
-          </w:tcPr>
-          <w:p>
-            <w:pPr>
-              <w:jc w:val="left"/>
+            <w:vAlign w:val="bottom"/>
+          </w:tcPr>
+          <w:p>
+            <w:pPr>
+              <w:jc w:val="center"/>
               <w:rPr>
                 <w:rFonts w:hint="default" w:ascii="Arial" w:hAnsi="Arial" w:cs="Arial"/>
                 <w:i w:val="0"/>
@@ -8348,6 +8430,7 @@
             <w:insideH w:val="none" w:color="auto" w:sz="0" w:space="0"/>
             <w:insideV w:val="none" w:color="auto" w:sz="0" w:space="0"/>
           </w:tblBorders>
+          <w:shd w:val="clear"/>
           <w:tblCellMar>
             <w:top w:w="0" w:type="dxa"/>
             <w:left w:w="108" w:type="dxa"/>
@@ -8360,7 +8443,7 @@
         </w:trPr>
         <w:tc>
           <w:tcPr>
-            <w:tcW w:w="3363" w:type="dxa"/>
+            <w:tcW w:w="0" w:type="auto"/>
             <w:tcBorders>
               <w:top w:val="single" w:color="4F81BD" w:sz="8" w:space="0"/>
               <w:left w:val="single" w:color="4F81BD" w:sz="8" w:space="0"/>
@@ -8369,7 +8452,7 @@
             </w:tcBorders>
             <w:shd w:val="clear" w:color="auto" w:fill="FFFFFF"/>
             <w:noWrap/>
-            <w:vAlign w:val="center"/>
+            <w:vAlign w:val="bottom"/>
           </w:tcPr>
           <w:p>
             <w:pPr>
@@ -8408,7 +8491,7 @@
         </w:tc>
         <w:tc>
           <w:tcPr>
-            <w:tcW w:w="2146" w:type="dxa"/>
+            <w:tcW w:w="0" w:type="auto"/>
             <w:tcBorders>
               <w:top w:val="single" w:color="4F81BD" w:sz="8" w:space="0"/>
               <w:left w:val="dotted" w:color="auto" w:sz="0" w:space="0"/>
@@ -8417,7 +8500,7 @@
             </w:tcBorders>
             <w:shd w:val="clear" w:color="auto" w:fill="FFFFFF"/>
             <w:noWrap/>
-            <w:vAlign w:val="center"/>
+            <w:vAlign w:val="bottom"/>
           </w:tcPr>
           <w:p>
             <w:pPr>
@@ -8456,7 +8539,7 @@
         </w:tc>
         <w:tc>
           <w:tcPr>
-            <w:tcW w:w="1163" w:type="dxa"/>
+            <w:tcW w:w="0" w:type="auto"/>
             <w:tcBorders>
               <w:top w:val="single" w:color="4F81BD" w:sz="8" w:space="0"/>
               <w:left w:val="dotted" w:color="auto" w:sz="0" w:space="0"/>
@@ -8465,15 +8548,15 @@
             </w:tcBorders>
             <w:shd w:val="clear" w:color="auto" w:fill="FFFFFF"/>
             <w:noWrap/>
-            <w:vAlign w:val="center"/>
-          </w:tcPr>
-          <w:p>
-            <w:pPr>
-              <w:keepNext w:val="0"/>
-              <w:keepLines w:val="0"/>
-              <w:widowControl/>
-              <w:suppressLineNumbers w:val="0"/>
-              <w:jc w:val="left"/>
+            <w:vAlign w:val="bottom"/>
+          </w:tcPr>
+          <w:p>
+            <w:pPr>
+              <w:keepNext w:val="0"/>
+              <w:keepLines w:val="0"/>
+              <w:widowControl/>
+              <w:suppressLineNumbers w:val="0"/>
+              <w:jc w:val="center"/>
               <w:textAlignment w:val="bottom"/>
               <w:rPr>
                 <w:rFonts w:hint="default" w:ascii="Arial" w:hAnsi="Arial" w:cs="Arial"/>
@@ -8504,7 +8587,7 @@
         </w:tc>
         <w:tc>
           <w:tcPr>
-            <w:tcW w:w="1684" w:type="dxa"/>
+            <w:tcW w:w="0" w:type="auto"/>
             <w:tcBorders>
               <w:top w:val="single" w:color="4F81BD" w:sz="8" w:space="0"/>
               <w:left w:val="dotted" w:color="auto" w:sz="0" w:space="0"/>
@@ -8513,11 +8596,11 @@
             </w:tcBorders>
             <w:shd w:val="clear" w:color="auto" w:fill="FFFFFF"/>
             <w:noWrap/>
-            <w:vAlign w:val="center"/>
-          </w:tcPr>
-          <w:p>
-            <w:pPr>
-              <w:jc w:val="left"/>
+            <w:vAlign w:val="bottom"/>
+          </w:tcPr>
+          <w:p>
+            <w:pPr>
+              <w:jc w:val="center"/>
               <w:rPr>
                 <w:rFonts w:hint="default" w:ascii="Arial" w:hAnsi="Arial" w:cs="Arial"/>
                 <w:i w:val="0"/>
@@ -8541,6 +8624,7 @@
             <w:insideH w:val="none" w:color="auto" w:sz="0" w:space="0"/>
             <w:insideV w:val="none" w:color="auto" w:sz="0" w:space="0"/>
           </w:tblBorders>
+          <w:shd w:val="clear"/>
           <w:tblCellMar>
             <w:top w:w="0" w:type="dxa"/>
             <w:left w:w="108" w:type="dxa"/>
@@ -8553,7 +8637,7 @@
         </w:trPr>
         <w:tc>
           <w:tcPr>
-            <w:tcW w:w="3363" w:type="dxa"/>
+            <w:tcW w:w="0" w:type="auto"/>
             <w:tcBorders>
               <w:top w:val="single" w:color="4F81BD" w:sz="8" w:space="0"/>
               <w:left w:val="single" w:color="4F81BD" w:sz="8" w:space="0"/>
@@ -8562,7 +8646,7 @@
             </w:tcBorders>
             <w:shd w:val="clear" w:color="auto" w:fill="E9EDF4"/>
             <w:noWrap/>
-            <w:vAlign w:val="center"/>
+            <w:vAlign w:val="bottom"/>
           </w:tcPr>
           <w:p>
             <w:pPr>
@@ -8601,7 +8685,7 @@
         </w:tc>
         <w:tc>
           <w:tcPr>
-            <w:tcW w:w="2146" w:type="dxa"/>
+            <w:tcW w:w="0" w:type="auto"/>
             <w:tcBorders>
               <w:top w:val="single" w:color="4F81BD" w:sz="8" w:space="0"/>
               <w:left w:val="dotted" w:color="auto" w:sz="0" w:space="0"/>
@@ -8610,7 +8694,7 @@
             </w:tcBorders>
             <w:shd w:val="clear" w:color="auto" w:fill="E9EDF4"/>
             <w:noWrap/>
-            <w:vAlign w:val="center"/>
+            <w:vAlign w:val="bottom"/>
           </w:tcPr>
           <w:p>
             <w:pPr>
@@ -8649,7 +8733,7 @@
         </w:tc>
         <w:tc>
           <w:tcPr>
-            <w:tcW w:w="1163" w:type="dxa"/>
+            <w:tcW w:w="0" w:type="auto"/>
             <w:tcBorders>
               <w:top w:val="single" w:color="4F81BD" w:sz="8" w:space="0"/>
               <w:left w:val="dotted" w:color="auto" w:sz="0" w:space="0"/>
@@ -8658,15 +8742,15 @@
             </w:tcBorders>
             <w:shd w:val="clear" w:color="auto" w:fill="E9EDF4"/>
             <w:noWrap/>
-            <w:vAlign w:val="center"/>
-          </w:tcPr>
-          <w:p>
-            <w:pPr>
-              <w:keepNext w:val="0"/>
-              <w:keepLines w:val="0"/>
-              <w:widowControl/>
-              <w:suppressLineNumbers w:val="0"/>
-              <w:jc w:val="left"/>
+            <w:vAlign w:val="bottom"/>
+          </w:tcPr>
+          <w:p>
+            <w:pPr>
+              <w:keepNext w:val="0"/>
+              <w:keepLines w:val="0"/>
+              <w:widowControl/>
+              <w:suppressLineNumbers w:val="0"/>
+              <w:jc w:val="center"/>
               <w:textAlignment w:val="bottom"/>
               <w:rPr>
                 <w:rFonts w:hint="default" w:ascii="Arial" w:hAnsi="Arial" w:cs="Arial"/>
@@ -8697,7 +8781,7 @@
         </w:tc>
         <w:tc>
           <w:tcPr>
-            <w:tcW w:w="1684" w:type="dxa"/>
+            <w:tcW w:w="0" w:type="auto"/>
             <w:tcBorders>
               <w:top w:val="single" w:color="4F81BD" w:sz="8" w:space="0"/>
               <w:left w:val="dotted" w:color="auto" w:sz="0" w:space="0"/>
@@ -8706,11 +8790,11 @@
             </w:tcBorders>
             <w:shd w:val="clear" w:color="auto" w:fill="E9EDF4"/>
             <w:noWrap/>
-            <w:vAlign w:val="center"/>
-          </w:tcPr>
-          <w:p>
-            <w:pPr>
-              <w:jc w:val="left"/>
+            <w:vAlign w:val="bottom"/>
+          </w:tcPr>
+          <w:p>
+            <w:pPr>
+              <w:jc w:val="center"/>
               <w:rPr>
                 <w:rFonts w:hint="default" w:ascii="Arial" w:hAnsi="Arial" w:cs="Arial"/>
                 <w:i w:val="0"/>
@@ -8734,6 +8818,7 @@
             <w:insideH w:val="none" w:color="auto" w:sz="0" w:space="0"/>
             <w:insideV w:val="none" w:color="auto" w:sz="0" w:space="0"/>
           </w:tblBorders>
+          <w:shd w:val="clear"/>
           <w:tblCellMar>
             <w:top w:w="0" w:type="dxa"/>
             <w:left w:w="108" w:type="dxa"/>
@@ -8746,7 +8831,7 @@
         </w:trPr>
         <w:tc>
           <w:tcPr>
-            <w:tcW w:w="3363" w:type="dxa"/>
+            <w:tcW w:w="0" w:type="auto"/>
             <w:tcBorders>
               <w:top w:val="single" w:color="4F81BD" w:sz="8" w:space="0"/>
               <w:left w:val="single" w:color="4F81BD" w:sz="8" w:space="0"/>
@@ -8755,7 +8840,7 @@
             </w:tcBorders>
             <w:shd w:val="clear" w:color="auto" w:fill="FFFFFF"/>
             <w:noWrap/>
-            <w:vAlign w:val="center"/>
+            <w:vAlign w:val="bottom"/>
           </w:tcPr>
           <w:p>
             <w:pPr>
@@ -8794,7 +8879,7 @@
         </w:tc>
         <w:tc>
           <w:tcPr>
-            <w:tcW w:w="2146" w:type="dxa"/>
+            <w:tcW w:w="0" w:type="auto"/>
             <w:tcBorders>
               <w:top w:val="single" w:color="4F81BD" w:sz="8" w:space="0"/>
               <w:left w:val="dotted" w:color="auto" w:sz="0" w:space="0"/>
@@ -8803,7 +8888,7 @@
             </w:tcBorders>
             <w:shd w:val="clear" w:color="auto" w:fill="FFFFFF"/>
             <w:noWrap/>
-            <w:vAlign w:val="center"/>
+            <w:vAlign w:val="bottom"/>
           </w:tcPr>
           <w:p>
             <w:pPr>
@@ -8842,7 +8927,7 @@
         </w:tc>
         <w:tc>
           <w:tcPr>
-            <w:tcW w:w="1163" w:type="dxa"/>
+            <w:tcW w:w="0" w:type="auto"/>
             <w:tcBorders>
               <w:top w:val="single" w:color="4F81BD" w:sz="8" w:space="0"/>
               <w:left w:val="dotted" w:color="auto" w:sz="0" w:space="0"/>
@@ -8851,15 +8936,15 @@
             </w:tcBorders>
             <w:shd w:val="clear" w:color="auto" w:fill="FFFFFF"/>
             <w:noWrap/>
-            <w:vAlign w:val="center"/>
-          </w:tcPr>
-          <w:p>
-            <w:pPr>
-              <w:keepNext w:val="0"/>
-              <w:keepLines w:val="0"/>
-              <w:widowControl/>
-              <w:suppressLineNumbers w:val="0"/>
-              <w:jc w:val="left"/>
+            <w:vAlign w:val="bottom"/>
+          </w:tcPr>
+          <w:p>
+            <w:pPr>
+              <w:keepNext w:val="0"/>
+              <w:keepLines w:val="0"/>
+              <w:widowControl/>
+              <w:suppressLineNumbers w:val="0"/>
+              <w:jc w:val="center"/>
               <w:textAlignment w:val="bottom"/>
               <w:rPr>
                 <w:rFonts w:hint="default" w:ascii="Arial" w:hAnsi="Arial" w:cs="Arial"/>
@@ -8890,7 +8975,7 @@
         </w:tc>
         <w:tc>
           <w:tcPr>
-            <w:tcW w:w="1684" w:type="dxa"/>
+            <w:tcW w:w="0" w:type="auto"/>
             <w:tcBorders>
               <w:top w:val="single" w:color="4F81BD" w:sz="8" w:space="0"/>
               <w:left w:val="dotted" w:color="auto" w:sz="0" w:space="0"/>
@@ -8899,11 +8984,11 @@
             </w:tcBorders>
             <w:shd w:val="clear" w:color="auto" w:fill="FFFFFF"/>
             <w:noWrap/>
-            <w:vAlign w:val="center"/>
-          </w:tcPr>
-          <w:p>
-            <w:pPr>
-              <w:jc w:val="left"/>
+            <w:vAlign w:val="bottom"/>
+          </w:tcPr>
+          <w:p>
+            <w:pPr>
+              <w:jc w:val="center"/>
               <w:rPr>
                 <w:rFonts w:hint="default" w:ascii="Arial" w:hAnsi="Arial" w:cs="Arial"/>
                 <w:i w:val="0"/>
@@ -8927,6 +9012,7 @@
             <w:insideH w:val="none" w:color="auto" w:sz="0" w:space="0"/>
             <w:insideV w:val="none" w:color="auto" w:sz="0" w:space="0"/>
           </w:tblBorders>
+          <w:shd w:val="clear"/>
           <w:tblCellMar>
             <w:top w:w="0" w:type="dxa"/>
             <w:left w:w="108" w:type="dxa"/>
@@ -8939,7 +9025,7 @@
         </w:trPr>
         <w:tc>
           <w:tcPr>
-            <w:tcW w:w="3363" w:type="dxa"/>
+            <w:tcW w:w="0" w:type="auto"/>
             <w:tcBorders>
               <w:top w:val="single" w:color="4F81BD" w:sz="8" w:space="0"/>
               <w:left w:val="single" w:color="4F81BD" w:sz="8" w:space="0"/>
@@ -8948,7 +9034,7 @@
             </w:tcBorders>
             <w:shd w:val="clear" w:color="auto" w:fill="E9EDF4"/>
             <w:noWrap/>
-            <w:vAlign w:val="center"/>
+            <w:vAlign w:val="bottom"/>
           </w:tcPr>
           <w:p>
             <w:pPr>
@@ -8987,7 +9073,7 @@
         </w:tc>
         <w:tc>
           <w:tcPr>
-            <w:tcW w:w="2146" w:type="dxa"/>
+            <w:tcW w:w="0" w:type="auto"/>
             <w:tcBorders>
               <w:top w:val="single" w:color="4F81BD" w:sz="8" w:space="0"/>
               <w:left w:val="dotted" w:color="auto" w:sz="0" w:space="0"/>
@@ -8996,7 +9082,7 @@
             </w:tcBorders>
             <w:shd w:val="clear" w:color="auto" w:fill="E9EDF4"/>
             <w:noWrap/>
-            <w:vAlign w:val="center"/>
+            <w:vAlign w:val="bottom"/>
           </w:tcPr>
           <w:p>
             <w:pPr>
@@ -9035,7 +9121,7 @@
         </w:tc>
         <w:tc>
           <w:tcPr>
-            <w:tcW w:w="1163" w:type="dxa"/>
+            <w:tcW w:w="0" w:type="auto"/>
             <w:tcBorders>
               <w:top w:val="single" w:color="4F81BD" w:sz="8" w:space="0"/>
               <w:left w:val="dotted" w:color="auto" w:sz="0" w:space="0"/>
@@ -9044,15 +9130,15 @@
             </w:tcBorders>
             <w:shd w:val="clear" w:color="auto" w:fill="E9EDF4"/>
             <w:noWrap/>
-            <w:vAlign w:val="center"/>
-          </w:tcPr>
-          <w:p>
-            <w:pPr>
-              <w:keepNext w:val="0"/>
-              <w:keepLines w:val="0"/>
-              <w:widowControl/>
-              <w:suppressLineNumbers w:val="0"/>
-              <w:jc w:val="left"/>
+            <w:vAlign w:val="bottom"/>
+          </w:tcPr>
+          <w:p>
+            <w:pPr>
+              <w:keepNext w:val="0"/>
+              <w:keepLines w:val="0"/>
+              <w:widowControl/>
+              <w:suppressLineNumbers w:val="0"/>
+              <w:jc w:val="center"/>
               <w:textAlignment w:val="bottom"/>
               <w:rPr>
                 <w:rFonts w:hint="default" w:ascii="Arial" w:hAnsi="Arial" w:cs="Arial"/>
@@ -9083,7 +9169,7 @@
         </w:tc>
         <w:tc>
           <w:tcPr>
-            <w:tcW w:w="1684" w:type="dxa"/>
+            <w:tcW w:w="0" w:type="auto"/>
             <w:tcBorders>
               <w:top w:val="single" w:color="4F81BD" w:sz="8" w:space="0"/>
               <w:left w:val="dotted" w:color="auto" w:sz="0" w:space="0"/>
@@ -9092,11 +9178,11 @@
             </w:tcBorders>
             <w:shd w:val="clear" w:color="auto" w:fill="E9EDF4"/>
             <w:noWrap/>
-            <w:vAlign w:val="center"/>
-          </w:tcPr>
-          <w:p>
-            <w:pPr>
-              <w:jc w:val="left"/>
+            <w:vAlign w:val="bottom"/>
+          </w:tcPr>
+          <w:p>
+            <w:pPr>
+              <w:jc w:val="center"/>
               <w:rPr>
                 <w:rFonts w:hint="default" w:ascii="Arial" w:hAnsi="Arial" w:cs="Arial"/>
                 <w:i w:val="0"/>
@@ -9120,6 +9206,7 @@
             <w:insideH w:val="none" w:color="auto" w:sz="0" w:space="0"/>
             <w:insideV w:val="none" w:color="auto" w:sz="0" w:space="0"/>
           </w:tblBorders>
+          <w:shd w:val="clear"/>
           <w:tblCellMar>
             <w:top w:w="0" w:type="dxa"/>
             <w:left w:w="108" w:type="dxa"/>
@@ -9132,7 +9219,7 @@
         </w:trPr>
         <w:tc>
           <w:tcPr>
-            <w:tcW w:w="3363" w:type="dxa"/>
+            <w:tcW w:w="0" w:type="auto"/>
             <w:tcBorders>
               <w:top w:val="single" w:color="4F81BD" w:sz="8" w:space="0"/>
               <w:left w:val="single" w:color="4F81BD" w:sz="8" w:space="0"/>
@@ -9141,7 +9228,7 @@
             </w:tcBorders>
             <w:shd w:val="clear" w:color="auto" w:fill="FFFFFF"/>
             <w:noWrap/>
-            <w:vAlign w:val="center"/>
+            <w:vAlign w:val="bottom"/>
           </w:tcPr>
           <w:p>
             <w:pPr>
@@ -9180,7 +9267,7 @@
         </w:tc>
         <w:tc>
           <w:tcPr>
-            <w:tcW w:w="2146" w:type="dxa"/>
+            <w:tcW w:w="0" w:type="auto"/>
             <w:tcBorders>
               <w:top w:val="single" w:color="4F81BD" w:sz="8" w:space="0"/>
               <w:left w:val="dotted" w:color="auto" w:sz="0" w:space="0"/>
@@ -9189,7 +9276,7 @@
             </w:tcBorders>
             <w:shd w:val="clear" w:color="auto" w:fill="FFFFFF"/>
             <w:noWrap/>
-            <w:vAlign w:val="center"/>
+            <w:vAlign w:val="bottom"/>
           </w:tcPr>
           <w:p>
             <w:pPr>
@@ -9228,7 +9315,7 @@
         </w:tc>
         <w:tc>
           <w:tcPr>
-            <w:tcW w:w="1163" w:type="dxa"/>
+            <w:tcW w:w="0" w:type="auto"/>
             <w:tcBorders>
               <w:top w:val="single" w:color="4F81BD" w:sz="8" w:space="0"/>
               <w:left w:val="dotted" w:color="auto" w:sz="0" w:space="0"/>
@@ -9237,15 +9324,15 @@
             </w:tcBorders>
             <w:shd w:val="clear" w:color="auto" w:fill="FFFFFF"/>
             <w:noWrap/>
-            <w:vAlign w:val="center"/>
-          </w:tcPr>
-          <w:p>
-            <w:pPr>
-              <w:keepNext w:val="0"/>
-              <w:keepLines w:val="0"/>
-              <w:widowControl/>
-              <w:suppressLineNumbers w:val="0"/>
-              <w:jc w:val="left"/>
+            <w:vAlign w:val="bottom"/>
+          </w:tcPr>
+          <w:p>
+            <w:pPr>
+              <w:keepNext w:val="0"/>
+              <w:keepLines w:val="0"/>
+              <w:widowControl/>
+              <w:suppressLineNumbers w:val="0"/>
+              <w:jc w:val="center"/>
               <w:textAlignment w:val="bottom"/>
               <w:rPr>
                 <w:rFonts w:hint="default" w:ascii="Arial" w:hAnsi="Arial" w:cs="Arial"/>
@@ -9276,7 +9363,7 @@
         </w:tc>
         <w:tc>
           <w:tcPr>
-            <w:tcW w:w="1684" w:type="dxa"/>
+            <w:tcW w:w="0" w:type="auto"/>
             <w:tcBorders>
               <w:top w:val="single" w:color="4F81BD" w:sz="8" w:space="0"/>
               <w:left w:val="dotted" w:color="auto" w:sz="0" w:space="0"/>
@@ -9285,15 +9372,15 @@
             </w:tcBorders>
             <w:shd w:val="clear" w:color="auto" w:fill="FFFFFF"/>
             <w:noWrap/>
-            <w:vAlign w:val="center"/>
-          </w:tcPr>
-          <w:p>
-            <w:pPr>
-              <w:keepNext w:val="0"/>
-              <w:keepLines w:val="0"/>
-              <w:widowControl/>
-              <w:suppressLineNumbers w:val="0"/>
-              <w:jc w:val="left"/>
+            <w:vAlign w:val="bottom"/>
+          </w:tcPr>
+          <w:p>
+            <w:pPr>
+              <w:keepNext w:val="0"/>
+              <w:keepLines w:val="0"/>
+              <w:widowControl/>
+              <w:suppressLineNumbers w:val="0"/>
+              <w:jc w:val="center"/>
               <w:textAlignment w:val="bottom"/>
               <w:rPr>
                 <w:rFonts w:hint="default" w:ascii="Arial" w:hAnsi="Arial" w:cs="Arial"/>
@@ -9333,6 +9420,7 @@
             <w:insideH w:val="none" w:color="auto" w:sz="0" w:space="0"/>
             <w:insideV w:val="none" w:color="auto" w:sz="0" w:space="0"/>
           </w:tblBorders>
+          <w:shd w:val="clear"/>
           <w:tblCellMar>
             <w:top w:w="0" w:type="dxa"/>
             <w:left w:w="108" w:type="dxa"/>
@@ -9345,7 +9433,7 @@
         </w:trPr>
         <w:tc>
           <w:tcPr>
-            <w:tcW w:w="3363" w:type="dxa"/>
+            <w:tcW w:w="0" w:type="auto"/>
             <w:tcBorders>
               <w:top w:val="single" w:color="4F81BD" w:sz="8" w:space="0"/>
               <w:left w:val="single" w:color="4F81BD" w:sz="8" w:space="0"/>
@@ -9354,7 +9442,7 @@
             </w:tcBorders>
             <w:shd w:val="clear" w:color="auto" w:fill="E9EDF4"/>
             <w:noWrap/>
-            <w:vAlign w:val="center"/>
+            <w:vAlign w:val="bottom"/>
           </w:tcPr>
           <w:p>
             <w:pPr>
@@ -9393,7 +9481,7 @@
         </w:tc>
         <w:tc>
           <w:tcPr>
-            <w:tcW w:w="2146" w:type="dxa"/>
+            <w:tcW w:w="0" w:type="auto"/>
             <w:tcBorders>
               <w:top w:val="single" w:color="4F81BD" w:sz="8" w:space="0"/>
               <w:left w:val="dotted" w:color="auto" w:sz="0" w:space="0"/>
@@ -9402,7 +9490,7 @@
             </w:tcBorders>
             <w:shd w:val="clear" w:color="auto" w:fill="E9EDF4"/>
             <w:noWrap/>
-            <w:vAlign w:val="center"/>
+            <w:vAlign w:val="bottom"/>
           </w:tcPr>
           <w:p>
             <w:pPr>
@@ -9441,7 +9529,7 @@
         </w:tc>
         <w:tc>
           <w:tcPr>
-            <w:tcW w:w="1163" w:type="dxa"/>
+            <w:tcW w:w="0" w:type="auto"/>
             <w:tcBorders>
               <w:top w:val="single" w:color="4F81BD" w:sz="8" w:space="0"/>
               <w:left w:val="dotted" w:color="auto" w:sz="0" w:space="0"/>
@@ -9450,15 +9538,15 @@
             </w:tcBorders>
             <w:shd w:val="clear" w:color="auto" w:fill="E9EDF4"/>
             <w:noWrap/>
-            <w:vAlign w:val="center"/>
-          </w:tcPr>
-          <w:p>
-            <w:pPr>
-              <w:keepNext w:val="0"/>
-              <w:keepLines w:val="0"/>
-              <w:widowControl/>
-              <w:suppressLineNumbers w:val="0"/>
-              <w:jc w:val="left"/>
+            <w:vAlign w:val="bottom"/>
+          </w:tcPr>
+          <w:p>
+            <w:pPr>
+              <w:keepNext w:val="0"/>
+              <w:keepLines w:val="0"/>
+              <w:widowControl/>
+              <w:suppressLineNumbers w:val="0"/>
+              <w:jc w:val="center"/>
               <w:textAlignment w:val="bottom"/>
               <w:rPr>
                 <w:rFonts w:hint="default" w:ascii="Arial" w:hAnsi="Arial" w:cs="Arial"/>
@@ -9489,7 +9577,7 @@
         </w:tc>
         <w:tc>
           <w:tcPr>
-            <w:tcW w:w="1684" w:type="dxa"/>
+            <w:tcW w:w="0" w:type="auto"/>
             <w:tcBorders>
               <w:top w:val="single" w:color="4F81BD" w:sz="8" w:space="0"/>
               <w:left w:val="dotted" w:color="auto" w:sz="0" w:space="0"/>
@@ -9498,11 +9586,11 @@
             </w:tcBorders>
             <w:shd w:val="clear" w:color="auto" w:fill="E9EDF4"/>
             <w:noWrap/>
-            <w:vAlign w:val="center"/>
-          </w:tcPr>
-          <w:p>
-            <w:pPr>
-              <w:jc w:val="left"/>
+            <w:vAlign w:val="bottom"/>
+          </w:tcPr>
+          <w:p>
+            <w:pPr>
+              <w:jc w:val="center"/>
               <w:rPr>
                 <w:rFonts w:hint="default" w:ascii="Arial" w:hAnsi="Arial" w:cs="Arial"/>
                 <w:i w:val="0"/>
@@ -9526,6 +9614,7 @@
             <w:insideH w:val="none" w:color="auto" w:sz="0" w:space="0"/>
             <w:insideV w:val="none" w:color="auto" w:sz="0" w:space="0"/>
           </w:tblBorders>
+          <w:shd w:val="clear"/>
           <w:tblCellMar>
             <w:top w:w="0" w:type="dxa"/>
             <w:left w:w="108" w:type="dxa"/>
@@ -9538,7 +9627,7 @@
         </w:trPr>
         <w:tc>
           <w:tcPr>
-            <w:tcW w:w="3363" w:type="dxa"/>
+            <w:tcW w:w="0" w:type="auto"/>
             <w:tcBorders>
               <w:top w:val="single" w:color="4F81BD" w:sz="8" w:space="0"/>
               <w:left w:val="single" w:color="4F81BD" w:sz="8" w:space="0"/>
@@ -9547,7 +9636,7 @@
             </w:tcBorders>
             <w:shd w:val="clear" w:color="auto" w:fill="FFFFFF"/>
             <w:noWrap/>
-            <w:vAlign w:val="center"/>
+            <w:vAlign w:val="bottom"/>
           </w:tcPr>
           <w:p>
             <w:pPr>
@@ -9586,7 +9675,7 @@
         </w:tc>
         <w:tc>
           <w:tcPr>
-            <w:tcW w:w="2146" w:type="dxa"/>
+            <w:tcW w:w="0" w:type="auto"/>
             <w:tcBorders>
               <w:top w:val="single" w:color="4F81BD" w:sz="8" w:space="0"/>
               <w:left w:val="dotted" w:color="auto" w:sz="0" w:space="0"/>
@@ -9595,7 +9684,7 @@
             </w:tcBorders>
             <w:shd w:val="clear" w:color="auto" w:fill="FFFFFF"/>
             <w:noWrap/>
-            <w:vAlign w:val="center"/>
+            <w:vAlign w:val="bottom"/>
           </w:tcPr>
           <w:p>
             <w:pPr>
@@ -9634,7 +9723,7 @@
         </w:tc>
         <w:tc>
           <w:tcPr>
-            <w:tcW w:w="1163" w:type="dxa"/>
+            <w:tcW w:w="0" w:type="auto"/>
             <w:tcBorders>
               <w:top w:val="single" w:color="4F81BD" w:sz="8" w:space="0"/>
               <w:left w:val="dotted" w:color="auto" w:sz="0" w:space="0"/>
@@ -9643,15 +9732,15 @@
             </w:tcBorders>
             <w:shd w:val="clear" w:color="auto" w:fill="FFFFFF"/>
             <w:noWrap/>
-            <w:vAlign w:val="center"/>
-          </w:tcPr>
-          <w:p>
-            <w:pPr>
-              <w:keepNext w:val="0"/>
-              <w:keepLines w:val="0"/>
-              <w:widowControl/>
-              <w:suppressLineNumbers w:val="0"/>
-              <w:jc w:val="left"/>
+            <w:vAlign w:val="bottom"/>
+          </w:tcPr>
+          <w:p>
+            <w:pPr>
+              <w:keepNext w:val="0"/>
+              <w:keepLines w:val="0"/>
+              <w:widowControl/>
+              <w:suppressLineNumbers w:val="0"/>
+              <w:jc w:val="center"/>
               <w:textAlignment w:val="bottom"/>
               <w:rPr>
                 <w:rFonts w:hint="default" w:ascii="Arial" w:hAnsi="Arial" w:cs="Arial"/>
@@ -9682,7 +9771,7 @@
         </w:tc>
         <w:tc>
           <w:tcPr>
-            <w:tcW w:w="1684" w:type="dxa"/>
+            <w:tcW w:w="0" w:type="auto"/>
             <w:tcBorders>
               <w:top w:val="single" w:color="4F81BD" w:sz="8" w:space="0"/>
               <w:left w:val="dotted" w:color="auto" w:sz="0" w:space="0"/>
@@ -9691,11 +9780,11 @@
             </w:tcBorders>
             <w:shd w:val="clear" w:color="auto" w:fill="FFFFFF"/>
             <w:noWrap/>
-            <w:vAlign w:val="center"/>
-          </w:tcPr>
-          <w:p>
-            <w:pPr>
-              <w:jc w:val="left"/>
+            <w:vAlign w:val="bottom"/>
+          </w:tcPr>
+          <w:p>
+            <w:pPr>
+              <w:jc w:val="center"/>
               <w:rPr>
                 <w:rFonts w:hint="default" w:ascii="Arial" w:hAnsi="Arial" w:cs="Arial"/>
                 <w:i w:val="0"/>
@@ -9719,6 +9808,7 @@
             <w:insideH w:val="none" w:color="auto" w:sz="0" w:space="0"/>
             <w:insideV w:val="none" w:color="auto" w:sz="0" w:space="0"/>
           </w:tblBorders>
+          <w:shd w:val="clear"/>
           <w:tblCellMar>
             <w:top w:w="0" w:type="dxa"/>
             <w:left w:w="108" w:type="dxa"/>
@@ -9731,7 +9821,7 @@
         </w:trPr>
         <w:tc>
           <w:tcPr>
-            <w:tcW w:w="3363" w:type="dxa"/>
+            <w:tcW w:w="0" w:type="auto"/>
             <w:tcBorders>
               <w:top w:val="single" w:color="4F81BD" w:sz="8" w:space="0"/>
               <w:left w:val="single" w:color="4F81BD" w:sz="8" w:space="0"/>
@@ -9740,7 +9830,7 @@
             </w:tcBorders>
             <w:shd w:val="clear" w:color="auto" w:fill="E9EDF4"/>
             <w:noWrap/>
-            <w:vAlign w:val="center"/>
+            <w:vAlign w:val="bottom"/>
           </w:tcPr>
           <w:p>
             <w:pPr>
@@ -9779,7 +9869,7 @@
         </w:tc>
         <w:tc>
           <w:tcPr>
-            <w:tcW w:w="2146" w:type="dxa"/>
+            <w:tcW w:w="0" w:type="auto"/>
             <w:tcBorders>
               <w:top w:val="single" w:color="4F81BD" w:sz="8" w:space="0"/>
               <w:left w:val="dotted" w:color="auto" w:sz="0" w:space="0"/>
@@ -9788,7 +9878,7 @@
             </w:tcBorders>
             <w:shd w:val="clear" w:color="auto" w:fill="E9EDF4"/>
             <w:noWrap/>
-            <w:vAlign w:val="center"/>
+            <w:vAlign w:val="bottom"/>
           </w:tcPr>
           <w:p>
             <w:pPr>
@@ -9827,7 +9917,7 @@
         </w:tc>
         <w:tc>
           <w:tcPr>
-            <w:tcW w:w="1163" w:type="dxa"/>
+            <w:tcW w:w="0" w:type="auto"/>
             <w:tcBorders>
               <w:top w:val="single" w:color="4F81BD" w:sz="8" w:space="0"/>
               <w:left w:val="dotted" w:color="auto" w:sz="0" w:space="0"/>
@@ -9836,15 +9926,15 @@
             </w:tcBorders>
             <w:shd w:val="clear" w:color="auto" w:fill="E9EDF4"/>
             <w:noWrap/>
-            <w:vAlign w:val="center"/>
-          </w:tcPr>
-          <w:p>
-            <w:pPr>
-              <w:keepNext w:val="0"/>
-              <w:keepLines w:val="0"/>
-              <w:widowControl/>
-              <w:suppressLineNumbers w:val="0"/>
-              <w:jc w:val="left"/>
+            <w:vAlign w:val="bottom"/>
+          </w:tcPr>
+          <w:p>
+            <w:pPr>
+              <w:keepNext w:val="0"/>
+              <w:keepLines w:val="0"/>
+              <w:widowControl/>
+              <w:suppressLineNumbers w:val="0"/>
+              <w:jc w:val="center"/>
               <w:textAlignment w:val="bottom"/>
               <w:rPr>
                 <w:rFonts w:hint="default" w:ascii="Arial" w:hAnsi="Arial" w:cs="Arial"/>
@@ -9875,7 +9965,7 @@
         </w:tc>
         <w:tc>
           <w:tcPr>
-            <w:tcW w:w="1684" w:type="dxa"/>
+            <w:tcW w:w="0" w:type="auto"/>
             <w:tcBorders>
               <w:top w:val="single" w:color="4F81BD" w:sz="8" w:space="0"/>
               <w:left w:val="dotted" w:color="auto" w:sz="0" w:space="0"/>
@@ -9884,11 +9974,11 @@
             </w:tcBorders>
             <w:shd w:val="clear" w:color="auto" w:fill="E9EDF4"/>
             <w:noWrap/>
-            <w:vAlign w:val="center"/>
-          </w:tcPr>
-          <w:p>
-            <w:pPr>
-              <w:jc w:val="left"/>
+            <w:vAlign w:val="bottom"/>
+          </w:tcPr>
+          <w:p>
+            <w:pPr>
+              <w:jc w:val="center"/>
               <w:rPr>
                 <w:rFonts w:hint="default" w:ascii="Arial" w:hAnsi="Arial" w:cs="Arial"/>
                 <w:i w:val="0"/>
@@ -9912,6 +10002,7 @@
             <w:insideH w:val="none" w:color="auto" w:sz="0" w:space="0"/>
             <w:insideV w:val="none" w:color="auto" w:sz="0" w:space="0"/>
           </w:tblBorders>
+          <w:shd w:val="clear"/>
           <w:tblCellMar>
             <w:top w:w="0" w:type="dxa"/>
             <w:left w:w="108" w:type="dxa"/>
@@ -9924,7 +10015,7 @@
         </w:trPr>
         <w:tc>
           <w:tcPr>
-            <w:tcW w:w="3363" w:type="dxa"/>
+            <w:tcW w:w="0" w:type="auto"/>
             <w:tcBorders>
               <w:top w:val="single" w:color="4F81BD" w:sz="8" w:space="0"/>
               <w:left w:val="single" w:color="4F81BD" w:sz="8" w:space="0"/>
@@ -9933,7 +10024,7 @@
             </w:tcBorders>
             <w:shd w:val="clear" w:color="auto" w:fill="FFFFFF"/>
             <w:noWrap/>
-            <w:vAlign w:val="center"/>
+            <w:vAlign w:val="bottom"/>
           </w:tcPr>
           <w:p>
             <w:pPr>
@@ -9972,7 +10063,7 @@
         </w:tc>
         <w:tc>
           <w:tcPr>
-            <w:tcW w:w="2146" w:type="dxa"/>
+            <w:tcW w:w="0" w:type="auto"/>
             <w:tcBorders>
               <w:top w:val="single" w:color="4F81BD" w:sz="8" w:space="0"/>
               <w:left w:val="dotted" w:color="auto" w:sz="0" w:space="0"/>
@@ -9981,7 +10072,7 @@
             </w:tcBorders>
             <w:shd w:val="clear" w:color="auto" w:fill="FFFFFF"/>
             <w:noWrap/>
-            <w:vAlign w:val="center"/>
+            <w:vAlign w:val="bottom"/>
           </w:tcPr>
           <w:p>
             <w:pPr>
@@ -10020,7 +10111,7 @@
         </w:tc>
         <w:tc>
           <w:tcPr>
-            <w:tcW w:w="1163" w:type="dxa"/>
+            <w:tcW w:w="0" w:type="auto"/>
             <w:tcBorders>
               <w:top w:val="single" w:color="4F81BD" w:sz="8" w:space="0"/>
               <w:left w:val="dotted" w:color="auto" w:sz="0" w:space="0"/>
@@ -10029,15 +10120,15 @@
             </w:tcBorders>
             <w:shd w:val="clear" w:color="auto" w:fill="FFFFFF"/>
             <w:noWrap/>
-            <w:vAlign w:val="center"/>
-          </w:tcPr>
-          <w:p>
-            <w:pPr>
-              <w:keepNext w:val="0"/>
-              <w:keepLines w:val="0"/>
-              <w:widowControl/>
-              <w:suppressLineNumbers w:val="0"/>
-              <w:jc w:val="left"/>
+            <w:vAlign w:val="bottom"/>
+          </w:tcPr>
+          <w:p>
+            <w:pPr>
+              <w:keepNext w:val="0"/>
+              <w:keepLines w:val="0"/>
+              <w:widowControl/>
+              <w:suppressLineNumbers w:val="0"/>
+              <w:jc w:val="center"/>
               <w:textAlignment w:val="bottom"/>
               <w:rPr>
                 <w:rFonts w:hint="default" w:ascii="Arial" w:hAnsi="Arial" w:cs="Arial"/>
@@ -10068,7 +10159,7 @@
         </w:tc>
         <w:tc>
           <w:tcPr>
-            <w:tcW w:w="1684" w:type="dxa"/>
+            <w:tcW w:w="0" w:type="auto"/>
             <w:tcBorders>
               <w:top w:val="single" w:color="4F81BD" w:sz="8" w:space="0"/>
               <w:left w:val="dotted" w:color="auto" w:sz="0" w:space="0"/>
@@ -10077,11 +10168,11 @@
             </w:tcBorders>
             <w:shd w:val="clear" w:color="auto" w:fill="FFFFFF"/>
             <w:noWrap/>
-            <w:vAlign w:val="center"/>
-          </w:tcPr>
-          <w:p>
-            <w:pPr>
-              <w:jc w:val="left"/>
+            <w:vAlign w:val="bottom"/>
+          </w:tcPr>
+          <w:p>
+            <w:pPr>
+              <w:jc w:val="center"/>
               <w:rPr>
                 <w:rFonts w:hint="default" w:ascii="Arial" w:hAnsi="Arial" w:cs="Arial"/>
                 <w:i w:val="0"/>
@@ -10105,6 +10196,7 @@
             <w:insideH w:val="none" w:color="auto" w:sz="0" w:space="0"/>
             <w:insideV w:val="none" w:color="auto" w:sz="0" w:space="0"/>
           </w:tblBorders>
+          <w:shd w:val="clear"/>
           <w:tblCellMar>
             <w:top w:w="0" w:type="dxa"/>
             <w:left w:w="108" w:type="dxa"/>
@@ -10117,7 +10209,7 @@
         </w:trPr>
         <w:tc>
           <w:tcPr>
-            <w:tcW w:w="3363" w:type="dxa"/>
+            <w:tcW w:w="0" w:type="auto"/>
             <w:tcBorders>
               <w:top w:val="single" w:color="4F81BD" w:sz="8" w:space="0"/>
               <w:left w:val="single" w:color="4F81BD" w:sz="8" w:space="0"/>
@@ -10126,7 +10218,7 @@
             </w:tcBorders>
             <w:shd w:val="clear" w:color="auto" w:fill="E9EDF4"/>
             <w:noWrap/>
-            <w:vAlign w:val="center"/>
+            <w:vAlign w:val="bottom"/>
           </w:tcPr>
           <w:p>
             <w:pPr>
@@ -10165,7 +10257,7 @@
         </w:tc>
         <w:tc>
           <w:tcPr>
-            <w:tcW w:w="2146" w:type="dxa"/>
+            <w:tcW w:w="0" w:type="auto"/>
             <w:tcBorders>
               <w:top w:val="single" w:color="4F81BD" w:sz="8" w:space="0"/>
               <w:left w:val="dotted" w:color="auto" w:sz="0" w:space="0"/>
@@ -10174,7 +10266,7 @@
             </w:tcBorders>
             <w:shd w:val="clear" w:color="auto" w:fill="E9EDF4"/>
             <w:noWrap/>
-            <w:vAlign w:val="center"/>
+            <w:vAlign w:val="bottom"/>
           </w:tcPr>
           <w:p>
             <w:pPr>
@@ -10213,7 +10305,7 @@
         </w:tc>
         <w:tc>
           <w:tcPr>
-            <w:tcW w:w="1163" w:type="dxa"/>
+            <w:tcW w:w="0" w:type="auto"/>
             <w:tcBorders>
               <w:top w:val="single" w:color="4F81BD" w:sz="8" w:space="0"/>
               <w:left w:val="dotted" w:color="auto" w:sz="0" w:space="0"/>
@@ -10222,15 +10314,15 @@
             </w:tcBorders>
             <w:shd w:val="clear" w:color="auto" w:fill="E9EDF4"/>
             <w:noWrap/>
-            <w:vAlign w:val="center"/>
-          </w:tcPr>
-          <w:p>
-            <w:pPr>
-              <w:keepNext w:val="0"/>
-              <w:keepLines w:val="0"/>
-              <w:widowControl/>
-              <w:suppressLineNumbers w:val="0"/>
-              <w:jc w:val="left"/>
+            <w:vAlign w:val="bottom"/>
+          </w:tcPr>
+          <w:p>
+            <w:pPr>
+              <w:keepNext w:val="0"/>
+              <w:keepLines w:val="0"/>
+              <w:widowControl/>
+              <w:suppressLineNumbers w:val="0"/>
+              <w:jc w:val="center"/>
               <w:textAlignment w:val="bottom"/>
               <w:rPr>
                 <w:rFonts w:hint="default" w:ascii="Arial" w:hAnsi="Arial" w:cs="Arial"/>
@@ -10261,7 +10353,7 @@
         </w:tc>
         <w:tc>
           <w:tcPr>
-            <w:tcW w:w="1684" w:type="dxa"/>
+            <w:tcW w:w="0" w:type="auto"/>
             <w:tcBorders>
               <w:top w:val="single" w:color="4F81BD" w:sz="8" w:space="0"/>
               <w:left w:val="dotted" w:color="auto" w:sz="0" w:space="0"/>
@@ -10270,11 +10362,11 @@
             </w:tcBorders>
             <w:shd w:val="clear" w:color="auto" w:fill="E9EDF4"/>
             <w:noWrap/>
-            <w:vAlign w:val="center"/>
-          </w:tcPr>
-          <w:p>
-            <w:pPr>
-              <w:jc w:val="left"/>
+            <w:vAlign w:val="bottom"/>
+          </w:tcPr>
+          <w:p>
+            <w:pPr>
+              <w:jc w:val="center"/>
               <w:rPr>
                 <w:rFonts w:hint="default" w:ascii="Arial" w:hAnsi="Arial" w:cs="Arial"/>
                 <w:i w:val="0"/>
@@ -10298,6 +10390,7 @@
             <w:insideH w:val="none" w:color="auto" w:sz="0" w:space="0"/>
             <w:insideV w:val="none" w:color="auto" w:sz="0" w:space="0"/>
           </w:tblBorders>
+          <w:shd w:val="clear"/>
           <w:tblCellMar>
             <w:top w:w="0" w:type="dxa"/>
             <w:left w:w="108" w:type="dxa"/>
@@ -10310,7 +10403,7 @@
         </w:trPr>
         <w:tc>
           <w:tcPr>
-            <w:tcW w:w="3363" w:type="dxa"/>
+            <w:tcW w:w="0" w:type="auto"/>
             <w:tcBorders>
               <w:top w:val="single" w:color="4F81BD" w:sz="8" w:space="0"/>
               <w:left w:val="single" w:color="4F81BD" w:sz="8" w:space="0"/>
@@ -10319,7 +10412,7 @@
             </w:tcBorders>
             <w:shd w:val="clear" w:color="auto" w:fill="FFFFFF"/>
             <w:noWrap/>
-            <w:vAlign w:val="center"/>
+            <w:vAlign w:val="bottom"/>
           </w:tcPr>
           <w:p>
             <w:pPr>
@@ -10358,7 +10451,7 @@
         </w:tc>
         <w:tc>
           <w:tcPr>
-            <w:tcW w:w="2146" w:type="dxa"/>
+            <w:tcW w:w="0" w:type="auto"/>
             <w:tcBorders>
               <w:top w:val="single" w:color="4F81BD" w:sz="8" w:space="0"/>
               <w:left w:val="dotted" w:color="auto" w:sz="0" w:space="0"/>
@@ -10367,7 +10460,7 @@
             </w:tcBorders>
             <w:shd w:val="clear" w:color="auto" w:fill="FFFFFF"/>
             <w:noWrap/>
-            <w:vAlign w:val="center"/>
+            <w:vAlign w:val="bottom"/>
           </w:tcPr>
           <w:p>
             <w:pPr>
@@ -10406,7 +10499,7 @@
         </w:tc>
         <w:tc>
           <w:tcPr>
-            <w:tcW w:w="1163" w:type="dxa"/>
+            <w:tcW w:w="0" w:type="auto"/>
             <w:tcBorders>
               <w:top w:val="single" w:color="4F81BD" w:sz="8" w:space="0"/>
               <w:left w:val="dotted" w:color="auto" w:sz="0" w:space="0"/>
@@ -10415,15 +10508,15 @@
             </w:tcBorders>
             <w:shd w:val="clear" w:color="auto" w:fill="FFFFFF"/>
             <w:noWrap/>
-            <w:vAlign w:val="center"/>
-          </w:tcPr>
-          <w:p>
-            <w:pPr>
-              <w:keepNext w:val="0"/>
-              <w:keepLines w:val="0"/>
-              <w:widowControl/>
-              <w:suppressLineNumbers w:val="0"/>
-              <w:jc w:val="left"/>
+            <w:vAlign w:val="bottom"/>
+          </w:tcPr>
+          <w:p>
+            <w:pPr>
+              <w:keepNext w:val="0"/>
+              <w:keepLines w:val="0"/>
+              <w:widowControl/>
+              <w:suppressLineNumbers w:val="0"/>
+              <w:jc w:val="center"/>
               <w:textAlignment w:val="bottom"/>
               <w:rPr>
                 <w:rFonts w:hint="default" w:ascii="Arial" w:hAnsi="Arial" w:cs="Arial"/>
@@ -10454,7 +10547,7 @@
         </w:tc>
         <w:tc>
           <w:tcPr>
-            <w:tcW w:w="1684" w:type="dxa"/>
+            <w:tcW w:w="0" w:type="auto"/>
             <w:tcBorders>
               <w:top w:val="single" w:color="4F81BD" w:sz="8" w:space="0"/>
               <w:left w:val="dotted" w:color="auto" w:sz="0" w:space="0"/>
@@ -10463,11 +10556,11 @@
             </w:tcBorders>
             <w:shd w:val="clear" w:color="auto" w:fill="FFFFFF"/>
             <w:noWrap/>
-            <w:vAlign w:val="center"/>
-          </w:tcPr>
-          <w:p>
-            <w:pPr>
-              <w:jc w:val="left"/>
+            <w:vAlign w:val="bottom"/>
+          </w:tcPr>
+          <w:p>
+            <w:pPr>
+              <w:jc w:val="center"/>
               <w:rPr>
                 <w:rFonts w:hint="default" w:ascii="Arial" w:hAnsi="Arial" w:cs="Arial"/>
                 <w:i w:val="0"/>
@@ -10491,6 +10584,7 @@
             <w:insideH w:val="none" w:color="auto" w:sz="0" w:space="0"/>
             <w:insideV w:val="none" w:color="auto" w:sz="0" w:space="0"/>
           </w:tblBorders>
+          <w:shd w:val="clear"/>
           <w:tblCellMar>
             <w:top w:w="0" w:type="dxa"/>
             <w:left w:w="108" w:type="dxa"/>
@@ -10503,7 +10597,7 @@
         </w:trPr>
         <w:tc>
           <w:tcPr>
-            <w:tcW w:w="3363" w:type="dxa"/>
+            <w:tcW w:w="0" w:type="auto"/>
             <w:tcBorders>
               <w:top w:val="single" w:color="4F81BD" w:sz="8" w:space="0"/>
               <w:left w:val="single" w:color="4F81BD" w:sz="8" w:space="0"/>
@@ -10512,7 +10606,7 @@
             </w:tcBorders>
             <w:shd w:val="clear" w:color="auto" w:fill="E9EDF4"/>
             <w:noWrap/>
-            <w:vAlign w:val="center"/>
+            <w:vAlign w:val="bottom"/>
           </w:tcPr>
           <w:p>
             <w:pPr>
@@ -10551,7 +10645,7 @@
         </w:tc>
         <w:tc>
           <w:tcPr>
-            <w:tcW w:w="2146" w:type="dxa"/>
+            <w:tcW w:w="0" w:type="auto"/>
             <w:tcBorders>
               <w:top w:val="single" w:color="4F81BD" w:sz="8" w:space="0"/>
               <w:left w:val="dotted" w:color="auto" w:sz="0" w:space="0"/>
@@ -10560,7 +10654,7 @@
             </w:tcBorders>
             <w:shd w:val="clear" w:color="auto" w:fill="E9EDF4"/>
             <w:noWrap/>
-            <w:vAlign w:val="center"/>
+            <w:vAlign w:val="bottom"/>
           </w:tcPr>
           <w:p>
             <w:pPr>
@@ -10599,7 +10693,7 @@
         </w:tc>
         <w:tc>
           <w:tcPr>
-            <w:tcW w:w="1163" w:type="dxa"/>
+            <w:tcW w:w="0" w:type="auto"/>
             <w:tcBorders>
               <w:top w:val="single" w:color="4F81BD" w:sz="8" w:space="0"/>
               <w:left w:val="dotted" w:color="auto" w:sz="0" w:space="0"/>
@@ -10608,15 +10702,15 @@
             </w:tcBorders>
             <w:shd w:val="clear" w:color="auto" w:fill="E9EDF4"/>
             <w:noWrap/>
-            <w:vAlign w:val="center"/>
-          </w:tcPr>
-          <w:p>
-            <w:pPr>
-              <w:keepNext w:val="0"/>
-              <w:keepLines w:val="0"/>
-              <w:widowControl/>
-              <w:suppressLineNumbers w:val="0"/>
-              <w:jc w:val="left"/>
+            <w:vAlign w:val="bottom"/>
+          </w:tcPr>
+          <w:p>
+            <w:pPr>
+              <w:keepNext w:val="0"/>
+              <w:keepLines w:val="0"/>
+              <w:widowControl/>
+              <w:suppressLineNumbers w:val="0"/>
+              <w:jc w:val="center"/>
               <w:textAlignment w:val="bottom"/>
               <w:rPr>
                 <w:rFonts w:hint="default" w:ascii="Arial" w:hAnsi="Arial" w:cs="Arial"/>
@@ -10647,7 +10741,7 @@
         </w:tc>
         <w:tc>
           <w:tcPr>
-            <w:tcW w:w="1684" w:type="dxa"/>
+            <w:tcW w:w="0" w:type="auto"/>
             <w:tcBorders>
               <w:top w:val="single" w:color="4F81BD" w:sz="8" w:space="0"/>
               <w:left w:val="dotted" w:color="auto" w:sz="0" w:space="0"/>
@@ -10656,11 +10750,11 @@
             </w:tcBorders>
             <w:shd w:val="clear" w:color="auto" w:fill="E9EDF4"/>
             <w:noWrap/>
-            <w:vAlign w:val="center"/>
-          </w:tcPr>
-          <w:p>
-            <w:pPr>
-              <w:jc w:val="left"/>
+            <w:vAlign w:val="bottom"/>
+          </w:tcPr>
+          <w:p>
+            <w:pPr>
+              <w:jc w:val="center"/>
               <w:rPr>
                 <w:rFonts w:hint="default" w:ascii="Arial" w:hAnsi="Arial" w:cs="Arial"/>
                 <w:i w:val="0"/>
@@ -10684,6 +10778,7 @@
             <w:insideH w:val="none" w:color="auto" w:sz="0" w:space="0"/>
             <w:insideV w:val="none" w:color="auto" w:sz="0" w:space="0"/>
           </w:tblBorders>
+          <w:shd w:val="clear"/>
           <w:tblCellMar>
             <w:top w:w="0" w:type="dxa"/>
             <w:left w:w="108" w:type="dxa"/>
@@ -10696,7 +10791,7 @@
         </w:trPr>
         <w:tc>
           <w:tcPr>
-            <w:tcW w:w="3363" w:type="dxa"/>
+            <w:tcW w:w="0" w:type="auto"/>
             <w:tcBorders>
               <w:top w:val="single" w:color="4F81BD" w:sz="8" w:space="0"/>
               <w:left w:val="single" w:color="4F81BD" w:sz="8" w:space="0"/>
@@ -10705,7 +10800,7 @@
             </w:tcBorders>
             <w:shd w:val="clear" w:color="auto" w:fill="FFFFFF"/>
             <w:noWrap/>
-            <w:vAlign w:val="center"/>
+            <w:vAlign w:val="bottom"/>
           </w:tcPr>
           <w:p>
             <w:pPr>
@@ -10744,7 +10839,7 @@
         </w:tc>
         <w:tc>
           <w:tcPr>
-            <w:tcW w:w="2146" w:type="dxa"/>
+            <w:tcW w:w="0" w:type="auto"/>
             <w:tcBorders>
               <w:top w:val="single" w:color="4F81BD" w:sz="8" w:space="0"/>
               <w:left w:val="dotted" w:color="auto" w:sz="0" w:space="0"/>
@@ -10753,7 +10848,7 @@
             </w:tcBorders>
             <w:shd w:val="clear" w:color="auto" w:fill="FFFFFF"/>
             <w:noWrap/>
-            <w:vAlign w:val="center"/>
+            <w:vAlign w:val="bottom"/>
           </w:tcPr>
           <w:p>
             <w:pPr>
@@ -10792,7 +10887,7 @@
         </w:tc>
         <w:tc>
           <w:tcPr>
-            <w:tcW w:w="1163" w:type="dxa"/>
+            <w:tcW w:w="0" w:type="auto"/>
             <w:tcBorders>
               <w:top w:val="single" w:color="4F81BD" w:sz="8" w:space="0"/>
               <w:left w:val="dotted" w:color="auto" w:sz="0" w:space="0"/>
@@ -10801,15 +10896,15 @@
             </w:tcBorders>
             <w:shd w:val="clear" w:color="auto" w:fill="FFFFFF"/>
             <w:noWrap/>
-            <w:vAlign w:val="center"/>
-          </w:tcPr>
-          <w:p>
-            <w:pPr>
-              <w:keepNext w:val="0"/>
-              <w:keepLines w:val="0"/>
-              <w:widowControl/>
-              <w:suppressLineNumbers w:val="0"/>
-              <w:jc w:val="left"/>
+            <w:vAlign w:val="bottom"/>
+          </w:tcPr>
+          <w:p>
+            <w:pPr>
+              <w:keepNext w:val="0"/>
+              <w:keepLines w:val="0"/>
+              <w:widowControl/>
+              <w:suppressLineNumbers w:val="0"/>
+              <w:jc w:val="center"/>
               <w:textAlignment w:val="bottom"/>
               <w:rPr>
                 <w:rFonts w:hint="default" w:ascii="Arial" w:hAnsi="Arial" w:cs="Arial"/>
@@ -10840,7 +10935,7 @@
         </w:tc>
         <w:tc>
           <w:tcPr>
-            <w:tcW w:w="1684" w:type="dxa"/>
+            <w:tcW w:w="0" w:type="auto"/>
             <w:tcBorders>
               <w:top w:val="single" w:color="4F81BD" w:sz="8" w:space="0"/>
               <w:left w:val="dotted" w:color="auto" w:sz="0" w:space="0"/>
@@ -10849,11 +10944,11 @@
             </w:tcBorders>
             <w:shd w:val="clear" w:color="auto" w:fill="FFFFFF"/>
             <w:noWrap/>
-            <w:vAlign w:val="center"/>
-          </w:tcPr>
-          <w:p>
-            <w:pPr>
-              <w:jc w:val="left"/>
+            <w:vAlign w:val="bottom"/>
+          </w:tcPr>
+          <w:p>
+            <w:pPr>
+              <w:jc w:val="center"/>
               <w:rPr>
                 <w:rFonts w:hint="default" w:ascii="Arial" w:hAnsi="Arial" w:cs="Arial"/>
                 <w:i w:val="0"/>
@@ -10877,6 +10972,7 @@
             <w:insideH w:val="none" w:color="auto" w:sz="0" w:space="0"/>
             <w:insideV w:val="none" w:color="auto" w:sz="0" w:space="0"/>
           </w:tblBorders>
+          <w:shd w:val="clear"/>
           <w:tblCellMar>
             <w:top w:w="0" w:type="dxa"/>
             <w:left w:w="108" w:type="dxa"/>
@@ -10889,7 +10985,7 @@
         </w:trPr>
         <w:tc>
           <w:tcPr>
-            <w:tcW w:w="3363" w:type="dxa"/>
+            <w:tcW w:w="0" w:type="auto"/>
             <w:tcBorders>
               <w:top w:val="single" w:color="4F81BD" w:sz="8" w:space="0"/>
               <w:left w:val="single" w:color="4F81BD" w:sz="8" w:space="0"/>
@@ -10898,7 +10994,7 @@
             </w:tcBorders>
             <w:shd w:val="clear" w:color="auto" w:fill="E9EDF4"/>
             <w:noWrap/>
-            <w:vAlign w:val="center"/>
+            <w:vAlign w:val="bottom"/>
           </w:tcPr>
           <w:p>
             <w:pPr>
@@ -10937,7 +11033,7 @@
         </w:tc>
         <w:tc>
           <w:tcPr>
-            <w:tcW w:w="2146" w:type="dxa"/>
+            <w:tcW w:w="0" w:type="auto"/>
             <w:tcBorders>
               <w:top w:val="single" w:color="4F81BD" w:sz="8" w:space="0"/>
               <w:left w:val="dotted" w:color="auto" w:sz="0" w:space="0"/>
@@ -10946,7 +11042,7 @@
             </w:tcBorders>
             <w:shd w:val="clear" w:color="auto" w:fill="E9EDF4"/>
             <w:noWrap/>
-            <w:vAlign w:val="center"/>
+            <w:vAlign w:val="bottom"/>
           </w:tcPr>
           <w:p>
             <w:pPr>
@@ -10985,7 +11081,7 @@
         </w:tc>
         <w:tc>
           <w:tcPr>
-            <w:tcW w:w="1163" w:type="dxa"/>
+            <w:tcW w:w="0" w:type="auto"/>
             <w:tcBorders>
               <w:top w:val="single" w:color="4F81BD" w:sz="8" w:space="0"/>
               <w:left w:val="dotted" w:color="auto" w:sz="0" w:space="0"/>
@@ -10994,15 +11090,15 @@
             </w:tcBorders>
             <w:shd w:val="clear" w:color="auto" w:fill="E9EDF4"/>
             <w:noWrap/>
-            <w:vAlign w:val="center"/>
-          </w:tcPr>
-          <w:p>
-            <w:pPr>
-              <w:keepNext w:val="0"/>
-              <w:keepLines w:val="0"/>
-              <w:widowControl/>
-              <w:suppressLineNumbers w:val="0"/>
-              <w:jc w:val="left"/>
+            <w:vAlign w:val="bottom"/>
+          </w:tcPr>
+          <w:p>
+            <w:pPr>
+              <w:keepNext w:val="0"/>
+              <w:keepLines w:val="0"/>
+              <w:widowControl/>
+              <w:suppressLineNumbers w:val="0"/>
+              <w:jc w:val="center"/>
               <w:textAlignment w:val="bottom"/>
               <w:rPr>
                 <w:rFonts w:hint="default" w:ascii="Arial" w:hAnsi="Arial" w:cs="Arial"/>
@@ -11033,7 +11129,7 @@
         </w:tc>
         <w:tc>
           <w:tcPr>
-            <w:tcW w:w="1684" w:type="dxa"/>
+            <w:tcW w:w="0" w:type="auto"/>
             <w:tcBorders>
               <w:top w:val="single" w:color="4F81BD" w:sz="8" w:space="0"/>
               <w:left w:val="dotted" w:color="auto" w:sz="0" w:space="0"/>
@@ -11042,11 +11138,11 @@
             </w:tcBorders>
             <w:shd w:val="clear" w:color="auto" w:fill="E9EDF4"/>
             <w:noWrap/>
-            <w:vAlign w:val="center"/>
-          </w:tcPr>
-          <w:p>
-            <w:pPr>
-              <w:jc w:val="left"/>
+            <w:vAlign w:val="bottom"/>
+          </w:tcPr>
+          <w:p>
+            <w:pPr>
+              <w:jc w:val="center"/>
               <w:rPr>
                 <w:rFonts w:hint="default" w:ascii="Arial" w:hAnsi="Arial" w:cs="Arial"/>
                 <w:i w:val="0"/>
@@ -11070,6 +11166,7 @@
             <w:insideH w:val="none" w:color="auto" w:sz="0" w:space="0"/>
             <w:insideV w:val="none" w:color="auto" w:sz="0" w:space="0"/>
           </w:tblBorders>
+          <w:shd w:val="clear"/>
           <w:tblCellMar>
             <w:top w:w="0" w:type="dxa"/>
             <w:left w:w="108" w:type="dxa"/>
@@ -11082,7 +11179,7 @@
         </w:trPr>
         <w:tc>
           <w:tcPr>
-            <w:tcW w:w="3363" w:type="dxa"/>
+            <w:tcW w:w="0" w:type="auto"/>
             <w:tcBorders>
               <w:top w:val="single" w:color="4F81BD" w:sz="8" w:space="0"/>
               <w:left w:val="single" w:color="4F81BD" w:sz="8" w:space="0"/>
@@ -11091,7 +11188,7 @@
             </w:tcBorders>
             <w:shd w:val="clear" w:color="auto" w:fill="FFFFFF"/>
             <w:noWrap/>
-            <w:vAlign w:val="center"/>
+            <w:vAlign w:val="bottom"/>
           </w:tcPr>
           <w:p>
             <w:pPr>
@@ -11130,7 +11227,7 @@
         </w:tc>
         <w:tc>
           <w:tcPr>
-            <w:tcW w:w="2146" w:type="dxa"/>
+            <w:tcW w:w="0" w:type="auto"/>
             <w:tcBorders>
               <w:top w:val="single" w:color="4F81BD" w:sz="8" w:space="0"/>
               <w:left w:val="dotted" w:color="auto" w:sz="0" w:space="0"/>
@@ -11139,7 +11236,7 @@
             </w:tcBorders>
             <w:shd w:val="clear" w:color="auto" w:fill="FFFFFF"/>
             <w:noWrap/>
-            <w:vAlign w:val="center"/>
+            <w:vAlign w:val="bottom"/>
           </w:tcPr>
           <w:p>
             <w:pPr>
@@ -11178,7 +11275,7 @@
         </w:tc>
         <w:tc>
           <w:tcPr>
-            <w:tcW w:w="1163" w:type="dxa"/>
+            <w:tcW w:w="0" w:type="auto"/>
             <w:tcBorders>
               <w:top w:val="single" w:color="4F81BD" w:sz="8" w:space="0"/>
               <w:left w:val="dotted" w:color="auto" w:sz="0" w:space="0"/>
@@ -11187,15 +11284,15 @@
             </w:tcBorders>
             <w:shd w:val="clear" w:color="auto" w:fill="FFFFFF"/>
             <w:noWrap/>
-            <w:vAlign w:val="center"/>
-          </w:tcPr>
-          <w:p>
-            <w:pPr>
-              <w:keepNext w:val="0"/>
-              <w:keepLines w:val="0"/>
-              <w:widowControl/>
-              <w:suppressLineNumbers w:val="0"/>
-              <w:jc w:val="left"/>
+            <w:vAlign w:val="bottom"/>
+          </w:tcPr>
+          <w:p>
+            <w:pPr>
+              <w:keepNext w:val="0"/>
+              <w:keepLines w:val="0"/>
+              <w:widowControl/>
+              <w:suppressLineNumbers w:val="0"/>
+              <w:jc w:val="center"/>
               <w:textAlignment w:val="bottom"/>
               <w:rPr>
                 <w:rFonts w:hint="default" w:ascii="Arial" w:hAnsi="Arial" w:cs="Arial"/>
@@ -11226,7 +11323,7 @@
         </w:tc>
         <w:tc>
           <w:tcPr>
-            <w:tcW w:w="1684" w:type="dxa"/>
+            <w:tcW w:w="0" w:type="auto"/>
             <w:tcBorders>
               <w:top w:val="single" w:color="4F81BD" w:sz="8" w:space="0"/>
               <w:left w:val="dotted" w:color="auto" w:sz="0" w:space="0"/>
@@ -11235,11 +11332,11 @@
             </w:tcBorders>
             <w:shd w:val="clear" w:color="auto" w:fill="FFFFFF"/>
             <w:noWrap/>
-            <w:vAlign w:val="center"/>
-          </w:tcPr>
-          <w:p>
-            <w:pPr>
-              <w:jc w:val="left"/>
+            <w:vAlign w:val="bottom"/>
+          </w:tcPr>
+          <w:p>
+            <w:pPr>
+              <w:jc w:val="center"/>
               <w:rPr>
                 <w:rFonts w:hint="default" w:ascii="Arial" w:hAnsi="Arial" w:cs="Arial"/>
                 <w:i w:val="0"/>
@@ -11263,6 +11360,7 @@
             <w:insideH w:val="none" w:color="auto" w:sz="0" w:space="0"/>
             <w:insideV w:val="none" w:color="auto" w:sz="0" w:space="0"/>
           </w:tblBorders>
+          <w:shd w:val="clear"/>
           <w:tblCellMar>
             <w:top w:w="0" w:type="dxa"/>
             <w:left w:w="108" w:type="dxa"/>
@@ -11275,7 +11373,7 @@
         </w:trPr>
         <w:tc>
           <w:tcPr>
-            <w:tcW w:w="3363" w:type="dxa"/>
+            <w:tcW w:w="0" w:type="auto"/>
             <w:tcBorders>
               <w:top w:val="single" w:color="4F81BD" w:sz="8" w:space="0"/>
               <w:left w:val="single" w:color="4F81BD" w:sz="8" w:space="0"/>
@@ -11284,7 +11382,7 @@
             </w:tcBorders>
             <w:shd w:val="clear" w:color="auto" w:fill="E9EDF4"/>
             <w:noWrap/>
-            <w:vAlign w:val="center"/>
+            <w:vAlign w:val="bottom"/>
           </w:tcPr>
           <w:p>
             <w:pPr>
@@ -11323,7 +11421,7 @@
         </w:tc>
         <w:tc>
           <w:tcPr>
-            <w:tcW w:w="2146" w:type="dxa"/>
+            <w:tcW w:w="0" w:type="auto"/>
             <w:tcBorders>
               <w:top w:val="single" w:color="4F81BD" w:sz="8" w:space="0"/>
               <w:left w:val="dotted" w:color="auto" w:sz="0" w:space="0"/>
@@ -11332,7 +11430,7 @@
             </w:tcBorders>
             <w:shd w:val="clear" w:color="auto" w:fill="E9EDF4"/>
             <w:noWrap/>
-            <w:vAlign w:val="center"/>
+            <w:vAlign w:val="bottom"/>
           </w:tcPr>
           <w:p>
             <w:pPr>
@@ -11371,7 +11469,7 @@
         </w:tc>
         <w:tc>
           <w:tcPr>
-            <w:tcW w:w="1163" w:type="dxa"/>
+            <w:tcW w:w="0" w:type="auto"/>
             <w:tcBorders>
               <w:top w:val="single" w:color="4F81BD" w:sz="8" w:space="0"/>
               <w:left w:val="dotted" w:color="auto" w:sz="0" w:space="0"/>
@@ -11380,15 +11478,15 @@
             </w:tcBorders>
             <w:shd w:val="clear" w:color="auto" w:fill="E9EDF4"/>
             <w:noWrap/>
-            <w:vAlign w:val="center"/>
-          </w:tcPr>
-          <w:p>
-            <w:pPr>
-              <w:keepNext w:val="0"/>
-              <w:keepLines w:val="0"/>
-              <w:widowControl/>
-              <w:suppressLineNumbers w:val="0"/>
-              <w:jc w:val="left"/>
+            <w:vAlign w:val="bottom"/>
+          </w:tcPr>
+          <w:p>
+            <w:pPr>
+              <w:keepNext w:val="0"/>
+              <w:keepLines w:val="0"/>
+              <w:widowControl/>
+              <w:suppressLineNumbers w:val="0"/>
+              <w:jc w:val="center"/>
               <w:textAlignment w:val="bottom"/>
               <w:rPr>
                 <w:rFonts w:hint="default" w:ascii="Arial" w:hAnsi="Arial" w:cs="Arial"/>
@@ -11419,7 +11517,7 @@
         </w:tc>
         <w:tc>
           <w:tcPr>
-            <w:tcW w:w="1684" w:type="dxa"/>
+            <w:tcW w:w="0" w:type="auto"/>
             <w:tcBorders>
               <w:top w:val="single" w:color="4F81BD" w:sz="8" w:space="0"/>
               <w:left w:val="dotted" w:color="auto" w:sz="0" w:space="0"/>
@@ -11428,11 +11526,11 @@
             </w:tcBorders>
             <w:shd w:val="clear" w:color="auto" w:fill="E9EDF4"/>
             <w:noWrap/>
-            <w:vAlign w:val="center"/>
-          </w:tcPr>
-          <w:p>
-            <w:pPr>
-              <w:jc w:val="left"/>
+            <w:vAlign w:val="bottom"/>
+          </w:tcPr>
+          <w:p>
+            <w:pPr>
+              <w:jc w:val="center"/>
               <w:rPr>
                 <w:rFonts w:hint="default" w:ascii="Arial" w:hAnsi="Arial" w:cs="Arial"/>
                 <w:i w:val="0"/>
@@ -11456,6 +11554,7 @@
             <w:insideH w:val="none" w:color="auto" w:sz="0" w:space="0"/>
             <w:insideV w:val="none" w:color="auto" w:sz="0" w:space="0"/>
           </w:tblBorders>
+          <w:shd w:val="clear"/>
           <w:tblCellMar>
             <w:top w:w="0" w:type="dxa"/>
             <w:left w:w="108" w:type="dxa"/>
@@ -11468,7 +11567,7 @@
         </w:trPr>
         <w:tc>
           <w:tcPr>
-            <w:tcW w:w="3363" w:type="dxa"/>
+            <w:tcW w:w="0" w:type="auto"/>
             <w:tcBorders>
               <w:top w:val="single" w:color="4F81BD" w:sz="8" w:space="0"/>
               <w:left w:val="single" w:color="4F81BD" w:sz="8" w:space="0"/>
@@ -11477,7 +11576,7 @@
             </w:tcBorders>
             <w:shd w:val="clear" w:color="auto" w:fill="FFFFFF"/>
             <w:noWrap/>
-            <w:vAlign w:val="center"/>
+            <w:vAlign w:val="bottom"/>
           </w:tcPr>
           <w:p>
             <w:pPr>
@@ -11516,7 +11615,7 @@
         </w:tc>
         <w:tc>
           <w:tcPr>
-            <w:tcW w:w="2146" w:type="dxa"/>
+            <w:tcW w:w="0" w:type="auto"/>
             <w:tcBorders>
               <w:top w:val="single" w:color="4F81BD" w:sz="8" w:space="0"/>
               <w:left w:val="dotted" w:color="auto" w:sz="0" w:space="0"/>
@@ -11525,7 +11624,7 @@
             </w:tcBorders>
             <w:shd w:val="clear" w:color="auto" w:fill="FFFFFF"/>
             <w:noWrap/>
-            <w:vAlign w:val="center"/>
+            <w:vAlign w:val="bottom"/>
           </w:tcPr>
           <w:p>
             <w:pPr>
@@ -11564,7 +11663,7 @@
         </w:tc>
         <w:tc>
           <w:tcPr>
-            <w:tcW w:w="1163" w:type="dxa"/>
+            <w:tcW w:w="0" w:type="auto"/>
             <w:tcBorders>
               <w:top w:val="single" w:color="4F81BD" w:sz="8" w:space="0"/>
               <w:left w:val="dotted" w:color="auto" w:sz="0" w:space="0"/>
@@ -11573,15 +11672,15 @@
             </w:tcBorders>
             <w:shd w:val="clear" w:color="auto" w:fill="FFFFFF"/>
             <w:noWrap/>
-            <w:vAlign w:val="center"/>
-          </w:tcPr>
-          <w:p>
-            <w:pPr>
-              <w:keepNext w:val="0"/>
-              <w:keepLines w:val="0"/>
-              <w:widowControl/>
-              <w:suppressLineNumbers w:val="0"/>
-              <w:jc w:val="left"/>
+            <w:vAlign w:val="bottom"/>
+          </w:tcPr>
+          <w:p>
+            <w:pPr>
+              <w:keepNext w:val="0"/>
+              <w:keepLines w:val="0"/>
+              <w:widowControl/>
+              <w:suppressLineNumbers w:val="0"/>
+              <w:jc w:val="center"/>
               <w:textAlignment w:val="bottom"/>
               <w:rPr>
                 <w:rFonts w:hint="default" w:ascii="Arial" w:hAnsi="Arial" w:cs="Arial"/>
@@ -11612,7 +11711,7 @@
         </w:tc>
         <w:tc>
           <w:tcPr>
-            <w:tcW w:w="1684" w:type="dxa"/>
+            <w:tcW w:w="0" w:type="auto"/>
             <w:tcBorders>
               <w:top w:val="single" w:color="4F81BD" w:sz="8" w:space="0"/>
               <w:left w:val="dotted" w:color="auto" w:sz="0" w:space="0"/>
@@ -11621,11 +11720,11 @@
             </w:tcBorders>
             <w:shd w:val="clear" w:color="auto" w:fill="FFFFFF"/>
             <w:noWrap/>
-            <w:vAlign w:val="center"/>
-          </w:tcPr>
-          <w:p>
-            <w:pPr>
-              <w:jc w:val="left"/>
+            <w:vAlign w:val="bottom"/>
+          </w:tcPr>
+          <w:p>
+            <w:pPr>
+              <w:jc w:val="center"/>
               <w:rPr>
                 <w:rFonts w:hint="default" w:ascii="Arial" w:hAnsi="Arial" w:cs="Arial"/>
                 <w:i w:val="0"/>
@@ -11649,6 +11748,7 @@
             <w:insideH w:val="none" w:color="auto" w:sz="0" w:space="0"/>
             <w:insideV w:val="none" w:color="auto" w:sz="0" w:space="0"/>
           </w:tblBorders>
+          <w:shd w:val="clear"/>
           <w:tblCellMar>
             <w:top w:w="0" w:type="dxa"/>
             <w:left w:w="108" w:type="dxa"/>
@@ -11661,7 +11761,7 @@
         </w:trPr>
         <w:tc>
           <w:tcPr>
-            <w:tcW w:w="3363" w:type="dxa"/>
+            <w:tcW w:w="0" w:type="auto"/>
             <w:tcBorders>
               <w:top w:val="single" w:color="4F81BD" w:sz="8" w:space="0"/>
               <w:left w:val="single" w:color="4F81BD" w:sz="8" w:space="0"/>
@@ -11670,7 +11770,7 @@
             </w:tcBorders>
             <w:shd w:val="clear" w:color="auto" w:fill="E9EDF4"/>
             <w:noWrap/>
-            <w:vAlign w:val="center"/>
+            <w:vAlign w:val="bottom"/>
           </w:tcPr>
           <w:p>
             <w:pPr>
@@ -11709,7 +11809,7 @@
         </w:tc>
         <w:tc>
           <w:tcPr>
-            <w:tcW w:w="2146" w:type="dxa"/>
+            <w:tcW w:w="0" w:type="auto"/>
             <w:tcBorders>
               <w:top w:val="single" w:color="4F81BD" w:sz="8" w:space="0"/>
               <w:left w:val="dotted" w:color="auto" w:sz="0" w:space="0"/>
@@ -11718,7 +11818,7 @@
             </w:tcBorders>
             <w:shd w:val="clear" w:color="auto" w:fill="E9EDF4"/>
             <w:noWrap/>
-            <w:vAlign w:val="center"/>
+            <w:vAlign w:val="bottom"/>
           </w:tcPr>
           <w:p>
             <w:pPr>
@@ -11757,7 +11857,7 @@
         </w:tc>
         <w:tc>
           <w:tcPr>
-            <w:tcW w:w="1163" w:type="dxa"/>
+            <w:tcW w:w="0" w:type="auto"/>
             <w:tcBorders>
               <w:top w:val="single" w:color="4F81BD" w:sz="8" w:space="0"/>
               <w:left w:val="dotted" w:color="auto" w:sz="0" w:space="0"/>
@@ -11766,15 +11866,15 @@
             </w:tcBorders>
             <w:shd w:val="clear" w:color="auto" w:fill="E9EDF4"/>
             <w:noWrap/>
-            <w:vAlign w:val="center"/>
-          </w:tcPr>
-          <w:p>
-            <w:pPr>
-              <w:keepNext w:val="0"/>
-              <w:keepLines w:val="0"/>
-              <w:widowControl/>
-              <w:suppressLineNumbers w:val="0"/>
-              <w:jc w:val="left"/>
+            <w:vAlign w:val="bottom"/>
+          </w:tcPr>
+          <w:p>
+            <w:pPr>
+              <w:keepNext w:val="0"/>
+              <w:keepLines w:val="0"/>
+              <w:widowControl/>
+              <w:suppressLineNumbers w:val="0"/>
+              <w:jc w:val="center"/>
               <w:textAlignment w:val="bottom"/>
               <w:rPr>
                 <w:rFonts w:hint="default" w:ascii="Arial" w:hAnsi="Arial" w:cs="Arial"/>
@@ -11805,7 +11905,7 @@
         </w:tc>
         <w:tc>
           <w:tcPr>
-            <w:tcW w:w="1684" w:type="dxa"/>
+            <w:tcW w:w="0" w:type="auto"/>
             <w:tcBorders>
               <w:top w:val="single" w:color="4F81BD" w:sz="8" w:space="0"/>
               <w:left w:val="dotted" w:color="auto" w:sz="0" w:space="0"/>
@@ -11814,11 +11914,11 @@
             </w:tcBorders>
             <w:shd w:val="clear" w:color="auto" w:fill="E9EDF4"/>
             <w:noWrap/>
-            <w:vAlign w:val="center"/>
-          </w:tcPr>
-          <w:p>
-            <w:pPr>
-              <w:jc w:val="left"/>
+            <w:vAlign w:val="bottom"/>
+          </w:tcPr>
+          <w:p>
+            <w:pPr>
+              <w:jc w:val="center"/>
               <w:rPr>
                 <w:rFonts w:hint="default" w:ascii="Arial" w:hAnsi="Arial" w:cs="Arial"/>
                 <w:i w:val="0"/>
@@ -11842,6 +11942,7 @@
             <w:insideH w:val="none" w:color="auto" w:sz="0" w:space="0"/>
             <w:insideV w:val="none" w:color="auto" w:sz="0" w:space="0"/>
           </w:tblBorders>
+          <w:shd w:val="clear"/>
           <w:tblCellMar>
             <w:top w:w="0" w:type="dxa"/>
             <w:left w:w="108" w:type="dxa"/>
@@ -11854,7 +11955,7 @@
         </w:trPr>
         <w:tc>
           <w:tcPr>
-            <w:tcW w:w="3363" w:type="dxa"/>
+            <w:tcW w:w="0" w:type="auto"/>
             <w:tcBorders>
               <w:top w:val="single" w:color="4F81BD" w:sz="8" w:space="0"/>
               <w:left w:val="single" w:color="4F81BD" w:sz="8" w:space="0"/>
@@ -11863,7 +11964,7 @@
             </w:tcBorders>
             <w:shd w:val="clear" w:color="auto" w:fill="FFFFFF"/>
             <w:noWrap/>
-            <w:vAlign w:val="center"/>
+            <w:vAlign w:val="bottom"/>
           </w:tcPr>
           <w:p>
             <w:pPr>
@@ -11902,7 +12003,7 @@
         </w:tc>
         <w:tc>
           <w:tcPr>
-            <w:tcW w:w="2146" w:type="dxa"/>
+            <w:tcW w:w="0" w:type="auto"/>
             <w:tcBorders>
               <w:top w:val="single" w:color="4F81BD" w:sz="8" w:space="0"/>
               <w:left w:val="dotted" w:color="auto" w:sz="0" w:space="0"/>
@@ -11911,7 +12012,7 @@
             </w:tcBorders>
             <w:shd w:val="clear" w:color="auto" w:fill="FFFFFF"/>
             <w:noWrap/>
-            <w:vAlign w:val="center"/>
+            <w:vAlign w:val="bottom"/>
           </w:tcPr>
           <w:p>
             <w:pPr>
@@ -11950,7 +12051,7 @@
         </w:tc>
         <w:tc>
           <w:tcPr>
-            <w:tcW w:w="1163" w:type="dxa"/>
+            <w:tcW w:w="0" w:type="auto"/>
             <w:tcBorders>
               <w:top w:val="single" w:color="4F81BD" w:sz="8" w:space="0"/>
               <w:left w:val="dotted" w:color="auto" w:sz="0" w:space="0"/>
@@ -11959,15 +12060,15 @@
             </w:tcBorders>
             <w:shd w:val="clear" w:color="auto" w:fill="FFFFFF"/>
             <w:noWrap/>
-            <w:vAlign w:val="center"/>
-          </w:tcPr>
-          <w:p>
-            <w:pPr>
-              <w:keepNext w:val="0"/>
-              <w:keepLines w:val="0"/>
-              <w:widowControl/>
-              <w:suppressLineNumbers w:val="0"/>
-              <w:jc w:val="left"/>
+            <w:vAlign w:val="bottom"/>
+          </w:tcPr>
+          <w:p>
+            <w:pPr>
+              <w:keepNext w:val="0"/>
+              <w:keepLines w:val="0"/>
+              <w:widowControl/>
+              <w:suppressLineNumbers w:val="0"/>
+              <w:jc w:val="center"/>
               <w:textAlignment w:val="bottom"/>
               <w:rPr>
                 <w:rFonts w:hint="default" w:ascii="Arial" w:hAnsi="Arial" w:cs="Arial"/>
@@ -11998,7 +12099,7 @@
         </w:tc>
         <w:tc>
           <w:tcPr>
-            <w:tcW w:w="1684" w:type="dxa"/>
+            <w:tcW w:w="0" w:type="auto"/>
             <w:tcBorders>
               <w:top w:val="single" w:color="4F81BD" w:sz="8" w:space="0"/>
               <w:left w:val="dotted" w:color="auto" w:sz="0" w:space="0"/>
@@ -12007,15 +12108,15 @@
             </w:tcBorders>
             <w:shd w:val="clear" w:color="auto" w:fill="FFFFFF"/>
             <w:noWrap/>
-            <w:vAlign w:val="center"/>
-          </w:tcPr>
-          <w:p>
-            <w:pPr>
-              <w:keepNext w:val="0"/>
-              <w:keepLines w:val="0"/>
-              <w:widowControl/>
-              <w:suppressLineNumbers w:val="0"/>
-              <w:jc w:val="left"/>
+            <w:vAlign w:val="bottom"/>
+          </w:tcPr>
+          <w:p>
+            <w:pPr>
+              <w:keepNext w:val="0"/>
+              <w:keepLines w:val="0"/>
+              <w:widowControl/>
+              <w:suppressLineNumbers w:val="0"/>
+              <w:jc w:val="center"/>
               <w:textAlignment w:val="bottom"/>
               <w:rPr>
                 <w:rFonts w:hint="default" w:ascii="Arial" w:hAnsi="Arial" w:cs="Arial"/>
@@ -12055,6 +12156,7 @@
             <w:insideH w:val="none" w:color="auto" w:sz="0" w:space="0"/>
             <w:insideV w:val="none" w:color="auto" w:sz="0" w:space="0"/>
           </w:tblBorders>
+          <w:shd w:val="clear"/>
           <w:tblCellMar>
             <w:top w:w="0" w:type="dxa"/>
             <w:left w:w="108" w:type="dxa"/>
@@ -12067,7 +12169,7 @@
         </w:trPr>
         <w:tc>
           <w:tcPr>
-            <w:tcW w:w="3363" w:type="dxa"/>
+            <w:tcW w:w="0" w:type="auto"/>
             <w:tcBorders>
               <w:top w:val="single" w:color="4F81BD" w:sz="8" w:space="0"/>
               <w:left w:val="single" w:color="4F81BD" w:sz="8" w:space="0"/>
@@ -12076,7 +12178,7 @@
             </w:tcBorders>
             <w:shd w:val="clear" w:color="auto" w:fill="E9EDF4"/>
             <w:noWrap/>
-            <w:vAlign w:val="center"/>
+            <w:vAlign w:val="bottom"/>
           </w:tcPr>
           <w:p>
             <w:pPr>
@@ -12115,7 +12217,7 @@
         </w:tc>
         <w:tc>
           <w:tcPr>
-            <w:tcW w:w="2146" w:type="dxa"/>
+            <w:tcW w:w="0" w:type="auto"/>
             <w:tcBorders>
               <w:top w:val="single" w:color="4F81BD" w:sz="8" w:space="0"/>
               <w:left w:val="dotted" w:color="auto" w:sz="0" w:space="0"/>
@@ -12124,7 +12226,7 @@
             </w:tcBorders>
             <w:shd w:val="clear" w:color="auto" w:fill="E9EDF4"/>
             <w:noWrap/>
-            <w:vAlign w:val="center"/>
+            <w:vAlign w:val="bottom"/>
           </w:tcPr>
           <w:p>
             <w:pPr>
@@ -12163,7 +12265,7 @@
         </w:tc>
         <w:tc>
           <w:tcPr>
-            <w:tcW w:w="1163" w:type="dxa"/>
+            <w:tcW w:w="0" w:type="auto"/>
             <w:tcBorders>
               <w:top w:val="single" w:color="4F81BD" w:sz="8" w:space="0"/>
               <w:left w:val="dotted" w:color="auto" w:sz="0" w:space="0"/>
@@ -12172,15 +12274,15 @@
             </w:tcBorders>
             <w:shd w:val="clear" w:color="auto" w:fill="E9EDF4"/>
             <w:noWrap/>
-            <w:vAlign w:val="center"/>
-          </w:tcPr>
-          <w:p>
-            <w:pPr>
-              <w:keepNext w:val="0"/>
-              <w:keepLines w:val="0"/>
-              <w:widowControl/>
-              <w:suppressLineNumbers w:val="0"/>
-              <w:jc w:val="left"/>
+            <w:vAlign w:val="bottom"/>
+          </w:tcPr>
+          <w:p>
+            <w:pPr>
+              <w:keepNext w:val="0"/>
+              <w:keepLines w:val="0"/>
+              <w:widowControl/>
+              <w:suppressLineNumbers w:val="0"/>
+              <w:jc w:val="center"/>
               <w:textAlignment w:val="bottom"/>
               <w:rPr>
                 <w:rFonts w:hint="default" w:ascii="Arial" w:hAnsi="Arial" w:cs="Arial"/>
@@ -12211,7 +12313,7 @@
         </w:tc>
         <w:tc>
           <w:tcPr>
-            <w:tcW w:w="1684" w:type="dxa"/>
+            <w:tcW w:w="0" w:type="auto"/>
             <w:tcBorders>
               <w:top w:val="single" w:color="4F81BD" w:sz="8" w:space="0"/>
               <w:left w:val="dotted" w:color="auto" w:sz="0" w:space="0"/>
@@ -12220,15 +12322,15 @@
             </w:tcBorders>
             <w:shd w:val="clear" w:color="auto" w:fill="E9EDF4"/>
             <w:noWrap/>
-            <w:vAlign w:val="center"/>
-          </w:tcPr>
-          <w:p>
-            <w:pPr>
-              <w:keepNext w:val="0"/>
-              <w:keepLines w:val="0"/>
-              <w:widowControl/>
-              <w:suppressLineNumbers w:val="0"/>
-              <w:jc w:val="left"/>
+            <w:vAlign w:val="bottom"/>
+          </w:tcPr>
+          <w:p>
+            <w:pPr>
+              <w:keepNext w:val="0"/>
+              <w:keepLines w:val="0"/>
+              <w:widowControl/>
+              <w:suppressLineNumbers w:val="0"/>
+              <w:jc w:val="center"/>
               <w:textAlignment w:val="bottom"/>
               <w:rPr>
                 <w:rFonts w:hint="default" w:ascii="Arial" w:hAnsi="Arial" w:cs="Arial"/>
@@ -12270,6 +12372,8 @@
           <w:lang w:val="pt-BR"/>
         </w:rPr>
       </w:pPr>
+      <w:bookmarkStart w:id="0" w:name="_GoBack"/>
+      <w:bookmarkEnd w:id="0"/>
     </w:p>
     <w:sectPr>
       <w:headerReference r:id="rId3" w:type="default"/>
